--- a/Final Project Repor.docx
+++ b/Final Project Repor.docx
@@ -134,8 +134,16 @@
     <w:p>
       <w:pPr>
         <w:pStyle w:val="1"/>
-      </w:pPr>
-      <w:r>
+        <w:rPr>
+          <w:sz w:val="28"/>
+          <w:szCs w:val="28"/>
+        </w:rPr>
+      </w:pPr>
+      <w:r>
+        <w:rPr>
+          <w:sz w:val="28"/>
+          <w:szCs w:val="28"/>
+        </w:rPr>
         <w:lastRenderedPageBreak/>
         <w:t>1. Project Title</w:t>
       </w:r>
@@ -162,27 +170,45 @@
         <w:pStyle w:val="1"/>
         <w:rPr>
           <w:rFonts w:eastAsiaTheme="minorEastAsia" w:hint="eastAsia"/>
-        </w:rPr>
-      </w:pPr>
-      <w:r>
+          <w:sz w:val="28"/>
+          <w:szCs w:val="28"/>
+        </w:rPr>
+      </w:pPr>
+      <w:r>
+        <w:rPr>
+          <w:sz w:val="28"/>
+          <w:szCs w:val="28"/>
+        </w:rPr>
         <w:t>2. Team Members (</w:t>
       </w:r>
       <w:r>
         <w:rPr>
           <w:rFonts w:ascii="맑은 고딕" w:eastAsia="맑은 고딕" w:hAnsi="맑은 고딕" w:cs="맑은 고딕" w:hint="eastAsia"/>
+          <w:sz w:val="28"/>
+          <w:szCs w:val="28"/>
         </w:rPr>
         <w:t>역할</w:t>
       </w:r>
       <w:r>
+        <w:rPr>
+          <w:sz w:val="28"/>
+          <w:szCs w:val="28"/>
+        </w:rPr>
         <w:t xml:space="preserve"> </w:t>
       </w:r>
       <w:r>
         <w:rPr>
           <w:rFonts w:ascii="맑은 고딕" w:eastAsia="맑은 고딕" w:hAnsi="맑은 고딕" w:cs="맑은 고딕" w:hint="eastAsia"/>
+          <w:sz w:val="28"/>
+          <w:szCs w:val="28"/>
         </w:rPr>
         <w:t>분담</w:t>
       </w:r>
       <w:r>
+        <w:rPr>
+          <w:sz w:val="28"/>
+          <w:szCs w:val="28"/>
+        </w:rPr>
         <w:t>)</w:t>
       </w:r>
     </w:p>
@@ -548,195 +574,42 @@
     <w:p>
       <w:pPr>
         <w:pStyle w:val="1"/>
-      </w:pPr>
-      <w:r>
+        <w:rPr>
+          <w:sz w:val="28"/>
+          <w:szCs w:val="28"/>
+        </w:rPr>
+      </w:pPr>
+      <w:r>
+        <w:rPr>
+          <w:sz w:val="28"/>
+          <w:szCs w:val="28"/>
+        </w:rPr>
         <w:t>3. Introduction</w:t>
       </w:r>
     </w:p>
     <w:p>
       <w:pPr>
-        <w:spacing w:before="80" w:after="80"/>
-        <w:rPr>
-          <w:rFonts w:asciiTheme="majorHAnsi" w:eastAsiaTheme="majorHAnsi" w:hAnsiTheme="majorHAnsi"/>
-          <w:sz w:val="20"/>
-          <w:szCs w:val="20"/>
-        </w:rPr>
-      </w:pPr>
-      <w:r>
-        <w:rPr>
-          <w:rFonts w:asciiTheme="majorHAnsi" w:eastAsiaTheme="majorHAnsi" w:hAnsiTheme="majorHAnsi"/>
-          <w:sz w:val="20"/>
-          <w:szCs w:val="20"/>
-        </w:rPr>
-        <w:t>범용 LLM을 특정 전문 도메인에 적용</w:t>
-      </w:r>
-      <w:r>
-        <w:rPr>
-          <w:rFonts w:asciiTheme="majorHAnsi" w:eastAsiaTheme="majorHAnsi" w:hAnsiTheme="majorHAnsi" w:hint="eastAsia"/>
-          <w:sz w:val="20"/>
-          <w:szCs w:val="20"/>
-        </w:rPr>
-        <w:t>하기 위해서는</w:t>
-      </w:r>
-      <w:r>
-        <w:rPr>
-          <w:rFonts w:asciiTheme="majorHAnsi" w:eastAsiaTheme="majorHAnsi" w:hAnsiTheme="majorHAnsi"/>
-          <w:sz w:val="20"/>
-          <w:szCs w:val="20"/>
-        </w:rPr>
-        <w:t xml:space="preserve"> 파인튜닝이 필수적</w:t>
-      </w:r>
-      <w:r>
-        <w:rPr>
-          <w:rFonts w:asciiTheme="majorHAnsi" w:eastAsiaTheme="majorHAnsi" w:hAnsiTheme="majorHAnsi" w:hint="eastAsia"/>
-          <w:sz w:val="20"/>
-          <w:szCs w:val="20"/>
-        </w:rPr>
-        <w:t>이다</w:t>
-      </w:r>
-      <w:r>
-        <w:rPr>
-          <w:rFonts w:asciiTheme="majorHAnsi" w:eastAsiaTheme="majorHAnsi" w:hAnsiTheme="majorHAnsi"/>
-          <w:sz w:val="20"/>
-          <w:szCs w:val="20"/>
-        </w:rPr>
-        <w:t>. 하지만 모델 전체를 업데이트하는 Full Fine-Tuning은 막대한 컴퓨팅 자원(VRAM)과 긴 학습 시간을 요구하며 유지보수 측면에서도 비효율적</w:t>
-      </w:r>
-      <w:r>
-        <w:rPr>
-          <w:rFonts w:asciiTheme="majorHAnsi" w:eastAsiaTheme="majorHAnsi" w:hAnsiTheme="majorHAnsi" w:hint="eastAsia"/>
-          <w:sz w:val="20"/>
-          <w:szCs w:val="20"/>
-        </w:rPr>
-        <w:t>이다.</w:t>
-      </w:r>
-      <w:r>
-        <w:rPr>
-          <w:rFonts w:asciiTheme="majorHAnsi" w:eastAsiaTheme="majorHAnsi" w:hAnsiTheme="majorHAnsi" w:hint="eastAsia"/>
-          <w:sz w:val="20"/>
-          <w:szCs w:val="20"/>
-        </w:rPr>
-        <w:t xml:space="preserve"> </w:t>
-      </w:r>
-      <w:r>
-        <w:rPr>
-          <w:rFonts w:asciiTheme="majorHAnsi" w:eastAsiaTheme="majorHAnsi" w:hAnsiTheme="majorHAnsi"/>
-          <w:sz w:val="20"/>
-          <w:szCs w:val="20"/>
-        </w:rPr>
-        <w:t>이러한 문제를 해결하기 위해 Adapter</w:t>
-      </w:r>
-      <w:r>
-        <w:rPr>
-          <w:rFonts w:asciiTheme="majorHAnsi" w:eastAsiaTheme="majorHAnsi" w:hAnsiTheme="majorHAnsi" w:hint="eastAsia"/>
-          <w:sz w:val="20"/>
-          <w:szCs w:val="20"/>
-        </w:rPr>
-        <w:t xml:space="preserve"> </w:t>
-      </w:r>
-      <w:r>
-        <w:rPr>
-          <w:rFonts w:asciiTheme="majorHAnsi" w:eastAsiaTheme="majorHAnsi" w:hAnsiTheme="majorHAnsi"/>
-          <w:sz w:val="20"/>
-          <w:szCs w:val="20"/>
-        </w:rPr>
-        <w:t xml:space="preserve">나 Prefix Tuning과 같은 PEFT(Parameter-Efficient Fine-Tuning) 기법이 등장했으나, 이들 역시 모델의 </w:t>
-      </w:r>
-      <w:r>
-        <w:rPr>
-          <w:rFonts w:asciiTheme="majorHAnsi" w:eastAsiaTheme="majorHAnsi" w:hAnsiTheme="majorHAnsi" w:hint="eastAsia"/>
-          <w:sz w:val="20"/>
-          <w:szCs w:val="20"/>
-        </w:rPr>
-        <w:t xml:space="preserve">물리적 </w:t>
-      </w:r>
-      <w:r>
-        <w:rPr>
-          <w:rFonts w:asciiTheme="majorHAnsi" w:eastAsiaTheme="majorHAnsi" w:hAnsiTheme="majorHAnsi"/>
-          <w:sz w:val="20"/>
-          <w:szCs w:val="20"/>
-        </w:rPr>
-        <w:t>깊이를 늘려 추론 지연을 발생시키</w:t>
-      </w:r>
-      <w:r>
-        <w:rPr>
-          <w:rFonts w:asciiTheme="majorHAnsi" w:eastAsiaTheme="majorHAnsi" w:hAnsiTheme="majorHAnsi" w:hint="eastAsia"/>
-          <w:sz w:val="20"/>
-          <w:szCs w:val="20"/>
-        </w:rPr>
-        <w:t>거나</w:t>
-      </w:r>
-      <w:r>
-        <w:rPr>
-          <w:rFonts w:asciiTheme="majorHAnsi" w:eastAsiaTheme="majorHAnsi" w:hAnsiTheme="majorHAnsi"/>
-          <w:sz w:val="20"/>
-          <w:szCs w:val="20"/>
-        </w:rPr>
-        <w:t>, 컨텍스트 윈도우</w:t>
-      </w:r>
-      <w:r>
-        <w:rPr>
-          <w:rFonts w:asciiTheme="majorHAnsi" w:eastAsiaTheme="majorHAnsi" w:hAnsiTheme="majorHAnsi" w:hint="eastAsia"/>
-          <w:sz w:val="20"/>
-          <w:szCs w:val="20"/>
-        </w:rPr>
-        <w:t xml:space="preserve">를 </w:t>
-      </w:r>
-      <w:r>
-        <w:rPr>
-          <w:rFonts w:asciiTheme="majorHAnsi" w:eastAsiaTheme="majorHAnsi" w:hAnsiTheme="majorHAnsi"/>
-          <w:sz w:val="20"/>
-          <w:szCs w:val="20"/>
-        </w:rPr>
-        <w:t>축소</w:t>
-      </w:r>
-      <w:r>
-        <w:rPr>
-          <w:rFonts w:asciiTheme="majorHAnsi" w:eastAsiaTheme="majorHAnsi" w:hAnsiTheme="majorHAnsi" w:hint="eastAsia"/>
-          <w:sz w:val="20"/>
-          <w:szCs w:val="20"/>
-        </w:rPr>
-        <w:t>하고</w:t>
-      </w:r>
-      <w:r>
-        <w:rPr>
-          <w:rFonts w:asciiTheme="majorHAnsi" w:eastAsiaTheme="majorHAnsi" w:hAnsiTheme="majorHAnsi"/>
-          <w:sz w:val="20"/>
-          <w:szCs w:val="20"/>
-        </w:rPr>
-        <w:t xml:space="preserve">, 학습 불안정성을 </w:t>
-      </w:r>
-      <w:r>
-        <w:rPr>
-          <w:rFonts w:asciiTheme="majorHAnsi" w:eastAsiaTheme="majorHAnsi" w:hAnsiTheme="majorHAnsi" w:hint="eastAsia"/>
-          <w:sz w:val="20"/>
-          <w:szCs w:val="20"/>
-        </w:rPr>
-        <w:t xml:space="preserve">유발한다는 </w:t>
-      </w:r>
-      <w:r>
-        <w:rPr>
-          <w:rFonts w:asciiTheme="majorHAnsi" w:eastAsiaTheme="majorHAnsi" w:hAnsiTheme="majorHAnsi"/>
-          <w:sz w:val="20"/>
-          <w:szCs w:val="20"/>
-        </w:rPr>
-        <w:t>한계</w:t>
-      </w:r>
-      <w:r>
-        <w:rPr>
-          <w:rFonts w:asciiTheme="majorHAnsi" w:eastAsiaTheme="majorHAnsi" w:hAnsiTheme="majorHAnsi" w:hint="eastAsia"/>
-          <w:sz w:val="20"/>
-          <w:szCs w:val="20"/>
-        </w:rPr>
-        <w:t>가 있다</w:t>
-      </w:r>
-      <w:r>
-        <w:rPr>
-          <w:rFonts w:asciiTheme="majorHAnsi" w:eastAsiaTheme="majorHAnsi" w:hAnsiTheme="majorHAnsi"/>
-          <w:sz w:val="20"/>
-          <w:szCs w:val="20"/>
-        </w:rPr>
-        <w:t>.</w:t>
+        <w:pStyle w:val="2"/>
+        <w:rPr>
+          <w:rFonts w:eastAsiaTheme="minorEastAsia" w:hint="eastAsia"/>
+          <w:sz w:val="22"/>
+          <w:szCs w:val="22"/>
+        </w:rPr>
+      </w:pPr>
+      <w:r>
+        <w:rPr>
+          <w:rFonts w:eastAsiaTheme="minorEastAsia" w:hint="eastAsia"/>
+          <w:sz w:val="22"/>
+          <w:szCs w:val="22"/>
+        </w:rPr>
+        <w:t>3</w:t>
+      </w:r>
+      <w:r>
+        <w:rPr>
+          <w:sz w:val="22"/>
+          <w:szCs w:val="22"/>
+        </w:rPr>
+        <w:t>.1 Problem Description</w:t>
       </w:r>
     </w:p>
     <w:p>
@@ -754,7 +627,23 @@
           <w:sz w:val="20"/>
           <w:szCs w:val="20"/>
         </w:rPr>
-        <w:t xml:space="preserve">이에 본 프로젝트는 사전 학습 가중치를 동결하고 변화량만 </w:t>
+        <w:t>범용 LLM을 특정 전문 도메인에 적용</w:t>
+      </w:r>
+      <w:r>
+        <w:rPr>
+          <w:rFonts w:asciiTheme="majorHAnsi" w:eastAsiaTheme="majorHAnsi" w:hAnsiTheme="majorHAnsi" w:hint="eastAsia"/>
+          <w:sz w:val="20"/>
+          <w:szCs w:val="20"/>
+        </w:rPr>
+        <w:t>하기 위해서는</w:t>
+      </w:r>
+      <w:r>
+        <w:rPr>
+          <w:rFonts w:asciiTheme="majorHAnsi" w:eastAsiaTheme="majorHAnsi" w:hAnsiTheme="majorHAnsi"/>
+          <w:sz w:val="20"/>
+          <w:szCs w:val="20"/>
+        </w:rPr>
+        <w:t xml:space="preserve"> </w:t>
       </w:r>
       <w:proofErr w:type="spellStart"/>
       <w:r>
@@ -763,7 +652,7 @@
           <w:sz w:val="20"/>
           <w:szCs w:val="20"/>
         </w:rPr>
-        <w:t>저랭크</w:t>
+        <w:t>파인튜닝이</w:t>
       </w:r>
       <w:proofErr w:type="spellEnd"/>
       <w:r>
@@ -772,25 +661,151 @@
           <w:sz w:val="20"/>
           <w:szCs w:val="20"/>
         </w:rPr>
-        <w:t xml:space="preserve">(Low-Rank) 행렬로 학습하여, 추론 지연 없이 파라미터를 1만 분의 1 수준으로 감축하는 </w:t>
-      </w:r>
-      <w:proofErr w:type="spellStart"/>
-      <w:r>
-        <w:rPr>
-          <w:rFonts w:asciiTheme="majorHAnsi" w:eastAsiaTheme="majorHAnsi" w:hAnsiTheme="majorHAnsi"/>
-          <w:sz w:val="20"/>
-          <w:szCs w:val="20"/>
-        </w:rPr>
-        <w:t>LoRA</w:t>
-      </w:r>
-      <w:proofErr w:type="spellEnd"/>
-      <w:r>
-        <w:rPr>
-          <w:rFonts w:asciiTheme="majorHAnsi" w:eastAsiaTheme="majorHAnsi" w:hAnsiTheme="majorHAnsi"/>
-          <w:sz w:val="20"/>
-          <w:szCs w:val="20"/>
-        </w:rPr>
-        <w:t xml:space="preserve"> 기법에 주목했다</w:t>
+        <w:t xml:space="preserve"> 필수적</w:t>
+      </w:r>
+      <w:r>
+        <w:rPr>
+          <w:rFonts w:asciiTheme="majorHAnsi" w:eastAsiaTheme="majorHAnsi" w:hAnsiTheme="majorHAnsi" w:hint="eastAsia"/>
+          <w:sz w:val="20"/>
+          <w:szCs w:val="20"/>
+        </w:rPr>
+        <w:t>이다</w:t>
+      </w:r>
+      <w:r>
+        <w:rPr>
+          <w:rFonts w:asciiTheme="majorHAnsi" w:eastAsiaTheme="majorHAnsi" w:hAnsiTheme="majorHAnsi"/>
+          <w:sz w:val="20"/>
+          <w:szCs w:val="20"/>
+        </w:rPr>
+        <w:t>. 하지만 모델 전체를 업데이트하는 Full Fine-Tuning은 막대한 컴퓨팅 자원(VRAM)과 긴 학습 시간을 요구하며 유지보수 측면에서도 비효율적</w:t>
+      </w:r>
+      <w:r>
+        <w:rPr>
+          <w:rFonts w:asciiTheme="majorHAnsi" w:eastAsiaTheme="majorHAnsi" w:hAnsiTheme="majorHAnsi" w:hint="eastAsia"/>
+          <w:sz w:val="20"/>
+          <w:szCs w:val="20"/>
+        </w:rPr>
+        <w:t>이다.</w:t>
+      </w:r>
+      <w:r>
+        <w:rPr>
+          <w:rFonts w:asciiTheme="majorHAnsi" w:eastAsiaTheme="majorHAnsi" w:hAnsiTheme="majorHAnsi" w:hint="eastAsia"/>
+          <w:sz w:val="20"/>
+          <w:szCs w:val="20"/>
+        </w:rPr>
+        <w:t xml:space="preserve"> </w:t>
+      </w:r>
+      <w:r>
+        <w:rPr>
+          <w:rFonts w:asciiTheme="majorHAnsi" w:eastAsiaTheme="majorHAnsi" w:hAnsiTheme="majorHAnsi"/>
+          <w:sz w:val="20"/>
+          <w:szCs w:val="20"/>
+        </w:rPr>
+        <w:t>이러한 문제를 해결하기 위해 Adapter</w:t>
+      </w:r>
+      <w:r>
+        <w:rPr>
+          <w:rFonts w:asciiTheme="majorHAnsi" w:eastAsiaTheme="majorHAnsi" w:hAnsiTheme="majorHAnsi" w:hint="eastAsia"/>
+          <w:sz w:val="20"/>
+          <w:szCs w:val="20"/>
+        </w:rPr>
+        <w:t xml:space="preserve"> </w:t>
+      </w:r>
+      <w:r>
+        <w:rPr>
+          <w:rFonts w:asciiTheme="majorHAnsi" w:eastAsiaTheme="majorHAnsi" w:hAnsiTheme="majorHAnsi"/>
+          <w:sz w:val="20"/>
+          <w:szCs w:val="20"/>
+        </w:rPr>
+        <w:t xml:space="preserve">나 Prefix Tuning과 같은 PEFT(Parameter-Efficient Fine-Tuning) 기법이 등장했으나, 이들 역시 모델의 </w:t>
+      </w:r>
+      <w:r>
+        <w:rPr>
+          <w:rFonts w:asciiTheme="majorHAnsi" w:eastAsiaTheme="majorHAnsi" w:hAnsiTheme="majorHAnsi" w:hint="eastAsia"/>
+          <w:sz w:val="20"/>
+          <w:szCs w:val="20"/>
+        </w:rPr>
+        <w:t xml:space="preserve">물리적 </w:t>
+      </w:r>
+      <w:r>
+        <w:rPr>
+          <w:rFonts w:asciiTheme="majorHAnsi" w:eastAsiaTheme="majorHAnsi" w:hAnsiTheme="majorHAnsi"/>
+          <w:sz w:val="20"/>
+          <w:szCs w:val="20"/>
+        </w:rPr>
+        <w:t>깊이를 늘려 추론 지연을 발생시키</w:t>
+      </w:r>
+      <w:r>
+        <w:rPr>
+          <w:rFonts w:asciiTheme="majorHAnsi" w:eastAsiaTheme="majorHAnsi" w:hAnsiTheme="majorHAnsi" w:hint="eastAsia"/>
+          <w:sz w:val="20"/>
+          <w:szCs w:val="20"/>
+        </w:rPr>
+        <w:t>거나</w:t>
+      </w:r>
+      <w:r>
+        <w:rPr>
+          <w:rFonts w:asciiTheme="majorHAnsi" w:eastAsiaTheme="majorHAnsi" w:hAnsiTheme="majorHAnsi"/>
+          <w:sz w:val="20"/>
+          <w:szCs w:val="20"/>
+        </w:rPr>
+        <w:t>, 컨텍스트 윈도우</w:t>
+      </w:r>
+      <w:r>
+        <w:rPr>
+          <w:rFonts w:asciiTheme="majorHAnsi" w:eastAsiaTheme="majorHAnsi" w:hAnsiTheme="majorHAnsi" w:hint="eastAsia"/>
+          <w:sz w:val="20"/>
+          <w:szCs w:val="20"/>
+        </w:rPr>
+        <w:t xml:space="preserve">를 </w:t>
+      </w:r>
+      <w:r>
+        <w:rPr>
+          <w:rFonts w:asciiTheme="majorHAnsi" w:eastAsiaTheme="majorHAnsi" w:hAnsiTheme="majorHAnsi"/>
+          <w:sz w:val="20"/>
+          <w:szCs w:val="20"/>
+        </w:rPr>
+        <w:t>축소</w:t>
+      </w:r>
+      <w:r>
+        <w:rPr>
+          <w:rFonts w:asciiTheme="majorHAnsi" w:eastAsiaTheme="majorHAnsi" w:hAnsiTheme="majorHAnsi" w:hint="eastAsia"/>
+          <w:sz w:val="20"/>
+          <w:szCs w:val="20"/>
+        </w:rPr>
+        <w:t>하고</w:t>
+      </w:r>
+      <w:r>
+        <w:rPr>
+          <w:rFonts w:asciiTheme="majorHAnsi" w:eastAsiaTheme="majorHAnsi" w:hAnsiTheme="majorHAnsi"/>
+          <w:sz w:val="20"/>
+          <w:szCs w:val="20"/>
+        </w:rPr>
+        <w:t xml:space="preserve">, 학습 불안정성을 </w:t>
+      </w:r>
+      <w:r>
+        <w:rPr>
+          <w:rFonts w:asciiTheme="majorHAnsi" w:eastAsiaTheme="majorHAnsi" w:hAnsiTheme="majorHAnsi" w:hint="eastAsia"/>
+          <w:sz w:val="20"/>
+          <w:szCs w:val="20"/>
+        </w:rPr>
+        <w:t xml:space="preserve">유발한다는 </w:t>
+      </w:r>
+      <w:r>
+        <w:rPr>
+          <w:rFonts w:asciiTheme="majorHAnsi" w:eastAsiaTheme="majorHAnsi" w:hAnsiTheme="majorHAnsi"/>
+          <w:sz w:val="20"/>
+          <w:szCs w:val="20"/>
+        </w:rPr>
+        <w:t>한계</w:t>
+      </w:r>
+      <w:r>
+        <w:rPr>
+          <w:rFonts w:asciiTheme="majorHAnsi" w:eastAsiaTheme="majorHAnsi" w:hAnsiTheme="majorHAnsi" w:hint="eastAsia"/>
+          <w:sz w:val="20"/>
+          <w:szCs w:val="20"/>
+        </w:rPr>
+        <w:t>가 있다</w:t>
       </w:r>
       <w:r>
         <w:rPr>
@@ -803,276 +818,248 @@
     </w:p>
     <w:p>
       <w:pPr>
-        <w:spacing w:before="80" w:after="80"/>
-        <w:rPr>
-          <w:rFonts w:asciiTheme="majorHAnsi" w:eastAsiaTheme="majorHAnsi" w:hAnsiTheme="majorHAnsi" w:hint="eastAsia"/>
-          <w:sz w:val="20"/>
-          <w:szCs w:val="20"/>
-        </w:rPr>
-      </w:pPr>
-      <w:r>
-        <w:rPr>
-          <w:rFonts w:asciiTheme="majorHAnsi" w:eastAsiaTheme="majorHAnsi" w:hAnsiTheme="majorHAnsi"/>
-          <w:sz w:val="20"/>
-          <w:szCs w:val="20"/>
-        </w:rPr>
-        <w:t xml:space="preserve">본 프로젝트의 궁극적인 목표는 HuggingFace의 </w:t>
-      </w:r>
-      <w:r>
-        <w:rPr>
-          <w:rFonts w:asciiTheme="majorHAnsi" w:eastAsiaTheme="majorHAnsi" w:hAnsiTheme="majorHAnsi" w:cs="Courier New"/>
-          <w:sz w:val="20"/>
-          <w:szCs w:val="20"/>
-        </w:rPr>
-        <w:t>peft</w:t>
-      </w:r>
-      <w:r>
-        <w:rPr>
-          <w:rFonts w:asciiTheme="majorHAnsi" w:eastAsiaTheme="majorHAnsi" w:hAnsiTheme="majorHAnsi" w:hint="eastAsia"/>
-          <w:sz w:val="20"/>
-          <w:szCs w:val="20"/>
-        </w:rPr>
-        <w:t>와 같은 기존 라이브러리</w:t>
-      </w:r>
-      <w:r>
-        <w:rPr>
-          <w:rFonts w:asciiTheme="majorHAnsi" w:eastAsiaTheme="majorHAnsi" w:hAnsiTheme="majorHAnsi"/>
-          <w:sz w:val="20"/>
-          <w:szCs w:val="20"/>
-        </w:rPr>
-        <w:t>에 의존하지 않고, LoRA의 수학적 원리부터 모델 주입 및 병합 로직까지 모든 핵심 메커니즘을 PyTorch</w:t>
-      </w:r>
-      <w:r>
-        <w:rPr>
-          <w:rFonts w:asciiTheme="majorHAnsi" w:eastAsiaTheme="majorHAnsi" w:hAnsiTheme="majorHAnsi" w:hint="eastAsia"/>
-          <w:sz w:val="20"/>
-          <w:szCs w:val="20"/>
-        </w:rPr>
-        <w:t>를 활용해</w:t>
-      </w:r>
-      <w:r>
-        <w:rPr>
-          <w:rFonts w:asciiTheme="majorHAnsi" w:eastAsiaTheme="majorHAnsi" w:hAnsiTheme="majorHAnsi"/>
-          <w:sz w:val="20"/>
-          <w:szCs w:val="20"/>
-        </w:rPr>
-        <w:t xml:space="preserve"> 처음부터 직접 구현하는 것이다. 이를 통해 기술에 대한 블랙박스를 해결하고, 직접 구현한 프레임워크를 기반으로 소형 언어 모델을 의료 객관식(MCQ) 데이터셋</w:t>
-      </w:r>
-      <w:r>
-        <w:rPr>
-          <w:rFonts w:asciiTheme="majorHAnsi" w:eastAsiaTheme="majorHAnsi" w:hAnsiTheme="majorHAnsi" w:hint="eastAsia"/>
-          <w:sz w:val="20"/>
-          <w:szCs w:val="20"/>
-        </w:rPr>
-        <w:t>에 맞게</w:t>
-      </w:r>
-      <w:r>
-        <w:rPr>
-          <w:rFonts w:asciiTheme="majorHAnsi" w:eastAsiaTheme="majorHAnsi" w:hAnsiTheme="majorHAnsi"/>
-          <w:sz w:val="20"/>
-          <w:szCs w:val="20"/>
-        </w:rPr>
-        <w:t xml:space="preserve"> 튜닝</w:t>
-      </w:r>
-      <w:r>
-        <w:rPr>
-          <w:rFonts w:asciiTheme="majorHAnsi" w:eastAsiaTheme="majorHAnsi" w:hAnsiTheme="majorHAnsi" w:hint="eastAsia"/>
-          <w:sz w:val="20"/>
-          <w:szCs w:val="20"/>
-        </w:rPr>
-        <w:t>할 계획이다</w:t>
-      </w:r>
-      <w:r>
-        <w:rPr>
-          <w:rFonts w:asciiTheme="majorHAnsi" w:eastAsiaTheme="majorHAnsi" w:hAnsiTheme="majorHAnsi"/>
-          <w:sz w:val="20"/>
-          <w:szCs w:val="20"/>
-        </w:rPr>
-        <w:t>. 더 나아가, 단순히 모델을 학습시키는 데 그치지 않고 LoRA의 3대 핵심 변수인 Rank (r), Target Module, 그리고 Scaling (α/r)이 모델의 성능</w:t>
-      </w:r>
-      <w:r>
-        <w:rPr>
-          <w:rFonts w:asciiTheme="majorHAnsi" w:eastAsiaTheme="majorHAnsi" w:hAnsiTheme="majorHAnsi" w:hint="eastAsia"/>
-          <w:sz w:val="20"/>
-          <w:szCs w:val="20"/>
-        </w:rPr>
-        <w:t xml:space="preserve">, </w:t>
-      </w:r>
-      <w:r>
-        <w:rPr>
-          <w:rFonts w:asciiTheme="majorHAnsi" w:eastAsiaTheme="majorHAnsi" w:hAnsiTheme="majorHAnsi"/>
-          <w:sz w:val="20"/>
-          <w:szCs w:val="20"/>
-        </w:rPr>
-        <w:t>자원 효율, 전이 학습 안정성에 미치는 영향을 절제 연구(Ablation Study)를 통해 정량적으로 분석하고자 한다.</w:t>
+        <w:pStyle w:val="2"/>
+        <w:rPr>
+          <w:rFonts w:eastAsiaTheme="minorEastAsia" w:hint="eastAsia"/>
+          <w:sz w:val="22"/>
+          <w:szCs w:val="22"/>
+        </w:rPr>
+      </w:pPr>
+      <w:r>
+        <w:rPr>
+          <w:rFonts w:eastAsiaTheme="minorEastAsia" w:hint="eastAsia"/>
+          <w:sz w:val="22"/>
+          <w:szCs w:val="22"/>
+        </w:rPr>
+        <w:t>3</w:t>
+      </w:r>
+      <w:r>
+        <w:rPr>
+          <w:sz w:val="22"/>
+          <w:szCs w:val="22"/>
+        </w:rPr>
+        <w:t>.</w:t>
+      </w:r>
+      <w:r>
+        <w:rPr>
+          <w:rFonts w:eastAsiaTheme="minorEastAsia" w:hint="eastAsia"/>
+          <w:sz w:val="22"/>
+          <w:szCs w:val="22"/>
+        </w:rPr>
+        <w:t>2</w:t>
+      </w:r>
+      <w:r>
+        <w:rPr>
+          <w:sz w:val="22"/>
+          <w:szCs w:val="22"/>
+        </w:rPr>
+        <w:t xml:space="preserve"> </w:t>
+      </w:r>
+      <w:r>
+        <w:rPr>
+          <w:rFonts w:ascii="맑은 고딕" w:eastAsia="맑은 고딕" w:hAnsi="맑은 고딕" w:cs="맑은 고딕" w:hint="eastAsia"/>
+          <w:sz w:val="22"/>
+          <w:szCs w:val="22"/>
+        </w:rPr>
+        <w:t>Objective</w:t>
       </w:r>
     </w:p>
     <w:p>
       <w:pPr>
-        <w:pStyle w:val="1"/>
-      </w:pPr>
-      <w:r>
-        <w:t>4. Related Works</w:t>
+        <w:spacing w:before="80" w:after="80"/>
+        <w:rPr>
+          <w:rFonts w:asciiTheme="majorHAnsi" w:eastAsiaTheme="majorHAnsi" w:hAnsiTheme="majorHAnsi" w:hint="eastAsia"/>
+          <w:sz w:val="20"/>
+          <w:szCs w:val="20"/>
+        </w:rPr>
+      </w:pPr>
+      <w:r>
+        <w:rPr>
+          <w:rFonts w:asciiTheme="majorHAnsi" w:eastAsiaTheme="majorHAnsi" w:hAnsiTheme="majorHAnsi"/>
+          <w:sz w:val="20"/>
+          <w:szCs w:val="20"/>
+        </w:rPr>
+        <w:t>본 프로젝트는 앞선 한계들을 극복하기 위해</w:t>
+      </w:r>
+      <w:r>
+        <w:rPr>
+          <w:rFonts w:asciiTheme="majorHAnsi" w:eastAsiaTheme="majorHAnsi" w:hAnsiTheme="majorHAnsi" w:hint="eastAsia"/>
+          <w:sz w:val="20"/>
+          <w:szCs w:val="20"/>
+        </w:rPr>
+        <w:t>,</w:t>
+      </w:r>
+      <w:r>
+        <w:rPr>
+          <w:rFonts w:asciiTheme="majorHAnsi" w:eastAsiaTheme="majorHAnsi" w:hAnsiTheme="majorHAnsi"/>
+          <w:sz w:val="20"/>
+          <w:szCs w:val="20"/>
+        </w:rPr>
+        <w:t xml:space="preserve"> 사전 학습 가중치를 동결하고 변화량만 </w:t>
+      </w:r>
+      <w:proofErr w:type="spellStart"/>
+      <w:r>
+        <w:rPr>
+          <w:rFonts w:asciiTheme="majorHAnsi" w:eastAsiaTheme="majorHAnsi" w:hAnsiTheme="majorHAnsi"/>
+          <w:sz w:val="20"/>
+          <w:szCs w:val="20"/>
+        </w:rPr>
+        <w:t>저랭크</w:t>
+      </w:r>
+      <w:proofErr w:type="spellEnd"/>
+      <w:r>
+        <w:rPr>
+          <w:rFonts w:asciiTheme="majorHAnsi" w:eastAsiaTheme="majorHAnsi" w:hAnsiTheme="majorHAnsi"/>
+          <w:sz w:val="20"/>
+          <w:szCs w:val="20"/>
+        </w:rPr>
+        <w:t xml:space="preserve">(Low-Rank) 행렬로 학습하여, 추론 지연 없이 파라미터를 1만 분의 1 수준으로 감축하는 </w:t>
+      </w:r>
+      <w:proofErr w:type="spellStart"/>
+      <w:r>
+        <w:rPr>
+          <w:rFonts w:asciiTheme="majorHAnsi" w:eastAsiaTheme="majorHAnsi" w:hAnsiTheme="majorHAnsi"/>
+          <w:sz w:val="20"/>
+          <w:szCs w:val="20"/>
+        </w:rPr>
+        <w:t>LoRA</w:t>
+      </w:r>
+      <w:proofErr w:type="spellEnd"/>
+      <w:r>
+        <w:rPr>
+          <w:rFonts w:asciiTheme="majorHAnsi" w:eastAsiaTheme="majorHAnsi" w:hAnsiTheme="majorHAnsi"/>
+          <w:sz w:val="20"/>
+          <w:szCs w:val="20"/>
+        </w:rPr>
+        <w:t xml:space="preserve"> 기법에 주목했다</w:t>
+      </w:r>
+      <w:r>
+        <w:rPr>
+          <w:rFonts w:asciiTheme="majorHAnsi" w:eastAsiaTheme="majorHAnsi" w:hAnsiTheme="majorHAnsi"/>
+          <w:sz w:val="20"/>
+          <w:szCs w:val="20"/>
+        </w:rPr>
+        <w:t>.</w:t>
+      </w:r>
+      <w:r>
+        <w:rPr>
+          <w:rFonts w:asciiTheme="majorHAnsi" w:eastAsiaTheme="majorHAnsi" w:hAnsiTheme="majorHAnsi" w:hint="eastAsia"/>
+          <w:sz w:val="20"/>
+          <w:szCs w:val="20"/>
+        </w:rPr>
+        <w:t xml:space="preserve"> 핵심</w:t>
+      </w:r>
+      <w:r>
+        <w:rPr>
+          <w:rFonts w:asciiTheme="majorHAnsi" w:eastAsiaTheme="majorHAnsi" w:hAnsiTheme="majorHAnsi"/>
+          <w:sz w:val="20"/>
+          <w:szCs w:val="20"/>
+        </w:rPr>
+        <w:t xml:space="preserve"> 목표는 HuggingFace의 </w:t>
+      </w:r>
+      <w:r>
+        <w:rPr>
+          <w:rFonts w:asciiTheme="majorHAnsi" w:eastAsiaTheme="majorHAnsi" w:hAnsiTheme="majorHAnsi" w:cs="Courier New"/>
+          <w:sz w:val="20"/>
+          <w:szCs w:val="20"/>
+        </w:rPr>
+        <w:t>peft</w:t>
+      </w:r>
+      <w:r>
+        <w:rPr>
+          <w:rFonts w:asciiTheme="majorHAnsi" w:eastAsiaTheme="majorHAnsi" w:hAnsiTheme="majorHAnsi" w:hint="eastAsia"/>
+          <w:sz w:val="20"/>
+          <w:szCs w:val="20"/>
+        </w:rPr>
+        <w:t>와 같은 기존 라이브러리</w:t>
+      </w:r>
+      <w:r>
+        <w:rPr>
+          <w:rFonts w:asciiTheme="majorHAnsi" w:eastAsiaTheme="majorHAnsi" w:hAnsiTheme="majorHAnsi"/>
+          <w:sz w:val="20"/>
+          <w:szCs w:val="20"/>
+        </w:rPr>
+        <w:t>에 의존하지 않고, LoRA의 수학적 원리부터 모델 주입 및 병합 로직까지 모든 핵심 메커니즘을 PyTorch</w:t>
+      </w:r>
+      <w:r>
+        <w:rPr>
+          <w:rFonts w:asciiTheme="majorHAnsi" w:eastAsiaTheme="majorHAnsi" w:hAnsiTheme="majorHAnsi" w:hint="eastAsia"/>
+          <w:sz w:val="20"/>
+          <w:szCs w:val="20"/>
+        </w:rPr>
+        <w:t>를 활용해</w:t>
+      </w:r>
+      <w:r>
+        <w:rPr>
+          <w:rFonts w:asciiTheme="majorHAnsi" w:eastAsiaTheme="majorHAnsi" w:hAnsiTheme="majorHAnsi"/>
+          <w:sz w:val="20"/>
+          <w:szCs w:val="20"/>
+        </w:rPr>
+        <w:t xml:space="preserve"> 처음부터 직접 구현하는 것이다. 이를 통해 기술에 대한 블랙박스를 해결하고, 직접 구현한 프레임워크를 기반으로 소형 언어 모델을 의료 객관식(MCQ) 데이터셋</w:t>
+      </w:r>
+      <w:r>
+        <w:rPr>
+          <w:rFonts w:asciiTheme="majorHAnsi" w:eastAsiaTheme="majorHAnsi" w:hAnsiTheme="majorHAnsi" w:hint="eastAsia"/>
+          <w:sz w:val="20"/>
+          <w:szCs w:val="20"/>
+        </w:rPr>
+        <w:t>에 맞게</w:t>
+      </w:r>
+      <w:r>
+        <w:rPr>
+          <w:rFonts w:asciiTheme="majorHAnsi" w:eastAsiaTheme="majorHAnsi" w:hAnsiTheme="majorHAnsi"/>
+          <w:sz w:val="20"/>
+          <w:szCs w:val="20"/>
+        </w:rPr>
+        <w:t xml:space="preserve"> 튜닝</w:t>
+      </w:r>
+      <w:r>
+        <w:rPr>
+          <w:rFonts w:asciiTheme="majorHAnsi" w:eastAsiaTheme="majorHAnsi" w:hAnsiTheme="majorHAnsi" w:hint="eastAsia"/>
+          <w:sz w:val="20"/>
+          <w:szCs w:val="20"/>
+        </w:rPr>
+        <w:t>할 계획이다</w:t>
+      </w:r>
+      <w:r>
+        <w:rPr>
+          <w:rFonts w:asciiTheme="majorHAnsi" w:eastAsiaTheme="majorHAnsi" w:hAnsiTheme="majorHAnsi"/>
+          <w:sz w:val="20"/>
+          <w:szCs w:val="20"/>
+        </w:rPr>
+        <w:t>. 더 나아가, 단순히 모델을 학습시키는 데 그치지 않고 LoRA의 3대 핵심 변수인 Rank (r), Target Module, 그리고 Scaling (α/r)이 모델의 성능</w:t>
+      </w:r>
+      <w:r>
+        <w:rPr>
+          <w:rFonts w:asciiTheme="majorHAnsi" w:eastAsiaTheme="majorHAnsi" w:hAnsiTheme="majorHAnsi" w:hint="eastAsia"/>
+          <w:sz w:val="20"/>
+          <w:szCs w:val="20"/>
+        </w:rPr>
+        <w:t xml:space="preserve">, </w:t>
+      </w:r>
+      <w:r>
+        <w:rPr>
+          <w:rFonts w:asciiTheme="majorHAnsi" w:eastAsiaTheme="majorHAnsi" w:hAnsiTheme="majorHAnsi"/>
+          <w:sz w:val="20"/>
+          <w:szCs w:val="20"/>
+        </w:rPr>
+        <w:t>자원 효율, 전이 학습 안정성에 미치는 영향을 절제 연구(Ablation Study)를 통해 정량적으로 분석하고자 한다.</w:t>
       </w:r>
     </w:p>
     <w:p>
       <w:pPr>
-        <w:spacing w:before="60" w:after="60"/>
-        <w:rPr>
-          <w:rFonts w:asciiTheme="majorHAnsi" w:eastAsiaTheme="majorHAnsi" w:hAnsiTheme="majorHAnsi"/>
-          <w:sz w:val="20"/>
-          <w:szCs w:val="20"/>
-        </w:rPr>
-      </w:pPr>
-      <w:r>
-        <w:rPr>
-          <w:rFonts w:asciiTheme="majorHAnsi" w:eastAsiaTheme="majorHAnsi" w:hAnsiTheme="majorHAnsi"/>
-          <w:sz w:val="20"/>
-          <w:szCs w:val="20"/>
-        </w:rPr>
-        <w:t xml:space="preserve">본 </w:t>
-      </w:r>
-      <w:r>
-        <w:rPr>
-          <w:rFonts w:asciiTheme="majorHAnsi" w:eastAsiaTheme="majorHAnsi" w:hAnsiTheme="majorHAnsi" w:hint="eastAsia"/>
-          <w:sz w:val="20"/>
-          <w:szCs w:val="20"/>
-        </w:rPr>
-        <w:t>프로젝트</w:t>
-      </w:r>
-      <w:r>
-        <w:rPr>
-          <w:rFonts w:asciiTheme="majorHAnsi" w:eastAsiaTheme="majorHAnsi" w:hAnsiTheme="majorHAnsi"/>
-          <w:sz w:val="20"/>
-          <w:szCs w:val="20"/>
-        </w:rPr>
-        <w:t xml:space="preserve">는 대규모 </w:t>
-      </w:r>
-      <w:r>
-        <w:rPr>
-          <w:rFonts w:asciiTheme="majorHAnsi" w:eastAsiaTheme="majorHAnsi" w:hAnsiTheme="majorHAnsi" w:hint="eastAsia"/>
-          <w:sz w:val="20"/>
-          <w:szCs w:val="20"/>
-        </w:rPr>
-        <w:t>언</w:t>
-      </w:r>
-      <w:r>
-        <w:rPr>
-          <w:rFonts w:asciiTheme="majorHAnsi" w:eastAsiaTheme="majorHAnsi" w:hAnsiTheme="majorHAnsi"/>
-          <w:sz w:val="20"/>
-          <w:szCs w:val="20"/>
-        </w:rPr>
-        <w:t xml:space="preserve">어 모델의 </w:t>
-      </w:r>
-      <w:proofErr w:type="spellStart"/>
-      <w:r>
-        <w:rPr>
-          <w:rFonts w:asciiTheme="majorHAnsi" w:eastAsiaTheme="majorHAnsi" w:hAnsiTheme="majorHAnsi"/>
-          <w:sz w:val="20"/>
-          <w:szCs w:val="20"/>
-        </w:rPr>
-        <w:t>파인튜닝</w:t>
-      </w:r>
-      <w:proofErr w:type="spellEnd"/>
-      <w:r>
-        <w:rPr>
-          <w:rFonts w:asciiTheme="majorHAnsi" w:eastAsiaTheme="majorHAnsi" w:hAnsiTheme="majorHAnsi"/>
-          <w:sz w:val="20"/>
-          <w:szCs w:val="20"/>
-        </w:rPr>
-        <w:t xml:space="preserve"> 패러다임(Radford et al., 2018)을 근간으로, 전체 가중치 업데이트의 비효율성을 극복하고자 제안된 </w:t>
-      </w:r>
-      <w:proofErr w:type="spellStart"/>
-      <w:r>
-        <w:rPr>
-          <w:rFonts w:asciiTheme="majorHAnsi" w:eastAsiaTheme="majorHAnsi" w:hAnsiTheme="majorHAnsi"/>
-          <w:sz w:val="20"/>
-          <w:szCs w:val="20"/>
-        </w:rPr>
-        <w:t>LoRA</w:t>
-      </w:r>
-      <w:proofErr w:type="spellEnd"/>
-      <w:r>
-        <w:rPr>
-          <w:rFonts w:asciiTheme="majorHAnsi" w:eastAsiaTheme="majorHAnsi" w:hAnsiTheme="majorHAnsi"/>
-          <w:sz w:val="20"/>
-          <w:szCs w:val="20"/>
-        </w:rPr>
-        <w:t xml:space="preserve"> (Hu et al., 2022)를 직접 구현 참조 모델로 삼았다</w:t>
-      </w:r>
-      <w:r>
-        <w:rPr>
-          <w:rFonts w:asciiTheme="majorHAnsi" w:eastAsiaTheme="majorHAnsi" w:hAnsiTheme="majorHAnsi"/>
-          <w:sz w:val="20"/>
-          <w:szCs w:val="20"/>
-        </w:rPr>
-        <w:t xml:space="preserve">. </w:t>
-      </w:r>
-      <w:proofErr w:type="spellStart"/>
-      <w:r>
-        <w:rPr>
-          <w:rFonts w:asciiTheme="majorHAnsi" w:eastAsiaTheme="majorHAnsi" w:hAnsiTheme="majorHAnsi"/>
-          <w:sz w:val="20"/>
-          <w:szCs w:val="20"/>
-        </w:rPr>
-        <w:t>LoRA</w:t>
-      </w:r>
-      <w:proofErr w:type="spellEnd"/>
-      <w:r>
-        <w:rPr>
-          <w:rFonts w:asciiTheme="majorHAnsi" w:eastAsiaTheme="majorHAnsi" w:hAnsiTheme="majorHAnsi"/>
-          <w:sz w:val="20"/>
-          <w:szCs w:val="20"/>
-        </w:rPr>
-        <w:t xml:space="preserve">는 가중치 업데이트 변화량 </w:t>
-      </w:r>
-      <w:r>
-        <w:rPr>
-          <w:rFonts w:asciiTheme="majorHAnsi" w:eastAsiaTheme="majorHAnsi" w:hAnsiTheme="majorHAnsi"/>
-          <w:sz w:val="20"/>
-          <w:szCs w:val="20"/>
-        </w:rPr>
-        <w:t>ΔW=0</w:t>
-      </w:r>
-      <w:r>
-        <w:rPr>
-          <w:rFonts w:asciiTheme="majorHAnsi" w:eastAsiaTheme="majorHAnsi" w:hAnsiTheme="majorHAnsi"/>
-          <w:sz w:val="20"/>
-          <w:szCs w:val="20"/>
-        </w:rPr>
-        <w:t>를 저랭크(Low-Rank) 행렬의 곱인 B</w:t>
-      </w:r>
-      <w:r>
-        <w:rPr>
-          <w:rFonts w:asciiTheme="majorHAnsi" w:eastAsiaTheme="majorHAnsi" w:hAnsiTheme="majorHAnsi" w:hint="eastAsia"/>
-          <w:sz w:val="20"/>
-          <w:szCs w:val="20"/>
-        </w:rPr>
-        <w:t xml:space="preserve"> </w:t>
-      </w:r>
-      <w:r>
-        <w:rPr>
-          <w:rFonts w:asciiTheme="majorHAnsi" w:eastAsiaTheme="majorHAnsi" w:hAnsiTheme="majorHAnsi"/>
-          <w:sz w:val="20"/>
-          <w:szCs w:val="20"/>
-        </w:rPr>
-        <w:t xml:space="preserve">A로 근사하며, 행렬 B=0으로 초기화함으로써 학습 시작 시 </w:t>
-      </w:r>
-      <w:r>
-        <w:rPr>
-          <w:rFonts w:asciiTheme="majorHAnsi" w:eastAsiaTheme="majorHAnsi" w:hAnsiTheme="majorHAnsi"/>
-          <w:sz w:val="20"/>
-          <w:szCs w:val="20"/>
-        </w:rPr>
-        <w:t>ΔW</w:t>
-      </w:r>
-      <w:r>
-        <w:rPr>
-          <w:rFonts w:asciiTheme="majorHAnsi" w:eastAsiaTheme="majorHAnsi" w:hAnsiTheme="majorHAnsi"/>
-          <w:sz w:val="20"/>
-          <w:szCs w:val="20"/>
-        </w:rPr>
-        <w:t xml:space="preserve"> =0을 보장하여 모델의 기존 지식을 안정적으로 보존한다.</w:t>
+        <w:pStyle w:val="1"/>
+        <w:rPr>
+          <w:sz w:val="28"/>
+          <w:szCs w:val="28"/>
+        </w:rPr>
+      </w:pPr>
+      <w:r>
+        <w:rPr>
+          <w:sz w:val="28"/>
+          <w:szCs w:val="28"/>
+        </w:rPr>
+        <w:t>4. Related Works</w:t>
       </w:r>
     </w:p>
     <w:p>
@@ -1098,6 +1085,238 @@
           <w:sz w:val="20"/>
           <w:szCs w:val="20"/>
         </w:rPr>
+        <w:t>프로젝트</w:t>
+      </w:r>
+      <w:r>
+        <w:rPr>
+          <w:rFonts w:asciiTheme="majorHAnsi" w:eastAsiaTheme="majorHAnsi" w:hAnsiTheme="majorHAnsi"/>
+          <w:sz w:val="20"/>
+          <w:szCs w:val="20"/>
+        </w:rPr>
+        <w:t xml:space="preserve">는 대규모 </w:t>
+      </w:r>
+      <w:r>
+        <w:rPr>
+          <w:rFonts w:asciiTheme="majorHAnsi" w:eastAsiaTheme="majorHAnsi" w:hAnsiTheme="majorHAnsi" w:hint="eastAsia"/>
+          <w:sz w:val="20"/>
+          <w:szCs w:val="20"/>
+        </w:rPr>
+        <w:t>언</w:t>
+      </w:r>
+      <w:r>
+        <w:rPr>
+          <w:rFonts w:asciiTheme="majorHAnsi" w:eastAsiaTheme="majorHAnsi" w:hAnsiTheme="majorHAnsi"/>
+          <w:sz w:val="20"/>
+          <w:szCs w:val="20"/>
+        </w:rPr>
+        <w:t xml:space="preserve">어 모델의 </w:t>
+      </w:r>
+      <w:proofErr w:type="spellStart"/>
+      <w:r>
+        <w:rPr>
+          <w:rFonts w:asciiTheme="majorHAnsi" w:eastAsiaTheme="majorHAnsi" w:hAnsiTheme="majorHAnsi"/>
+          <w:sz w:val="20"/>
+          <w:szCs w:val="20"/>
+        </w:rPr>
+        <w:t>파인튜닝</w:t>
+      </w:r>
+      <w:proofErr w:type="spellEnd"/>
+      <w:r>
+        <w:rPr>
+          <w:rFonts w:asciiTheme="majorHAnsi" w:eastAsiaTheme="majorHAnsi" w:hAnsiTheme="majorHAnsi"/>
+          <w:sz w:val="20"/>
+          <w:szCs w:val="20"/>
+        </w:rPr>
+        <w:t xml:space="preserve"> 패러다임(Radford et al., 2018)을 </w:t>
+      </w:r>
+      <w:r>
+        <w:rPr>
+          <w:rFonts w:asciiTheme="majorHAnsi" w:eastAsiaTheme="majorHAnsi" w:hAnsiTheme="majorHAnsi" w:hint="eastAsia"/>
+          <w:sz w:val="20"/>
+          <w:szCs w:val="20"/>
+        </w:rPr>
+        <w:t>바탕</w:t>
+      </w:r>
+      <w:r>
+        <w:rPr>
+          <w:rFonts w:asciiTheme="majorHAnsi" w:eastAsiaTheme="majorHAnsi" w:hAnsiTheme="majorHAnsi"/>
+          <w:sz w:val="20"/>
+          <w:szCs w:val="20"/>
+        </w:rPr>
+        <w:t>으로, 전체 가중치 업데이트의 비효율성을 극복</w:t>
+      </w:r>
+      <w:r>
+        <w:rPr>
+          <w:rFonts w:asciiTheme="majorHAnsi" w:eastAsiaTheme="majorHAnsi" w:hAnsiTheme="majorHAnsi" w:hint="eastAsia"/>
+          <w:sz w:val="20"/>
+          <w:szCs w:val="20"/>
+        </w:rPr>
+        <w:t>한</w:t>
+      </w:r>
+      <w:r>
+        <w:rPr>
+          <w:rFonts w:asciiTheme="majorHAnsi" w:eastAsiaTheme="majorHAnsi" w:hAnsiTheme="majorHAnsi"/>
+          <w:sz w:val="20"/>
+          <w:szCs w:val="20"/>
+        </w:rPr>
+        <w:t xml:space="preserve"> </w:t>
+      </w:r>
+      <w:proofErr w:type="spellStart"/>
+      <w:r>
+        <w:rPr>
+          <w:rFonts w:asciiTheme="majorHAnsi" w:eastAsiaTheme="majorHAnsi" w:hAnsiTheme="majorHAnsi"/>
+          <w:sz w:val="20"/>
+          <w:szCs w:val="20"/>
+        </w:rPr>
+        <w:t>LoRA</w:t>
+      </w:r>
+      <w:proofErr w:type="spellEnd"/>
+      <w:r>
+        <w:rPr>
+          <w:rFonts w:asciiTheme="majorHAnsi" w:eastAsiaTheme="majorHAnsi" w:hAnsiTheme="majorHAnsi"/>
+          <w:sz w:val="20"/>
+          <w:szCs w:val="20"/>
+        </w:rPr>
+        <w:t xml:space="preserve"> (Hu et al., 2022)를 직접 구현 참조 모델로 삼았다</w:t>
+      </w:r>
+      <w:r>
+        <w:rPr>
+          <w:rFonts w:asciiTheme="majorHAnsi" w:eastAsiaTheme="majorHAnsi" w:hAnsiTheme="majorHAnsi"/>
+          <w:sz w:val="20"/>
+          <w:szCs w:val="20"/>
+        </w:rPr>
+        <w:t xml:space="preserve">. </w:t>
+      </w:r>
+      <w:proofErr w:type="spellStart"/>
+      <w:r>
+        <w:rPr>
+          <w:rFonts w:asciiTheme="majorHAnsi" w:eastAsiaTheme="majorHAnsi" w:hAnsiTheme="majorHAnsi"/>
+          <w:sz w:val="20"/>
+          <w:szCs w:val="20"/>
+        </w:rPr>
+        <w:t>LoRA</w:t>
+      </w:r>
+      <w:proofErr w:type="spellEnd"/>
+      <w:r>
+        <w:rPr>
+          <w:rFonts w:asciiTheme="majorHAnsi" w:eastAsiaTheme="majorHAnsi" w:hAnsiTheme="majorHAnsi"/>
+          <w:sz w:val="20"/>
+          <w:szCs w:val="20"/>
+        </w:rPr>
+        <w:t xml:space="preserve">는 가중치 변화량 </w:t>
+      </w:r>
+      <w:r>
+        <w:rPr>
+          <w:rFonts w:asciiTheme="majorHAnsi" w:eastAsiaTheme="majorHAnsi" w:hAnsiTheme="majorHAnsi"/>
+          <w:sz w:val="20"/>
+          <w:szCs w:val="20"/>
+        </w:rPr>
+        <w:t>ΔW</w:t>
+      </w:r>
+      <w:r>
+        <w:rPr>
+          <w:rFonts w:asciiTheme="majorHAnsi" w:eastAsiaTheme="majorHAnsi" w:hAnsiTheme="majorHAnsi" w:hint="eastAsia"/>
+          <w:sz w:val="20"/>
+          <w:szCs w:val="20"/>
+        </w:rPr>
+        <w:t>을</w:t>
+      </w:r>
+      <w:r>
+        <w:rPr>
+          <w:rFonts w:asciiTheme="majorHAnsi" w:eastAsiaTheme="majorHAnsi" w:hAnsiTheme="majorHAnsi"/>
+          <w:sz w:val="20"/>
+          <w:szCs w:val="20"/>
+        </w:rPr>
+        <w:t xml:space="preserve"> </w:t>
+      </w:r>
+      <w:proofErr w:type="spellStart"/>
+      <w:r>
+        <w:rPr>
+          <w:rFonts w:asciiTheme="majorHAnsi" w:eastAsiaTheme="majorHAnsi" w:hAnsiTheme="majorHAnsi"/>
+          <w:sz w:val="20"/>
+          <w:szCs w:val="20"/>
+        </w:rPr>
+        <w:t>저랭크</w:t>
+      </w:r>
+      <w:proofErr w:type="spellEnd"/>
+      <w:r>
+        <w:rPr>
+          <w:rFonts w:asciiTheme="majorHAnsi" w:eastAsiaTheme="majorHAnsi" w:hAnsiTheme="majorHAnsi"/>
+          <w:sz w:val="20"/>
+          <w:szCs w:val="20"/>
+        </w:rPr>
+        <w:t>(Low-Rank) 행렬의 곱인 B</w:t>
+      </w:r>
+      <w:r>
+        <w:rPr>
+          <w:rFonts w:asciiTheme="majorHAnsi" w:eastAsiaTheme="majorHAnsi" w:hAnsiTheme="majorHAnsi" w:hint="eastAsia"/>
+          <w:sz w:val="20"/>
+          <w:szCs w:val="20"/>
+        </w:rPr>
+        <w:t xml:space="preserve"> </w:t>
+      </w:r>
+      <w:r>
+        <w:rPr>
+          <w:rFonts w:asciiTheme="majorHAnsi" w:eastAsiaTheme="majorHAnsi" w:hAnsiTheme="majorHAnsi"/>
+          <w:sz w:val="20"/>
+          <w:szCs w:val="20"/>
+        </w:rPr>
+        <w:t>A로 근사하</w:t>
+      </w:r>
+      <w:r>
+        <w:rPr>
+          <w:rFonts w:asciiTheme="majorHAnsi" w:eastAsiaTheme="majorHAnsi" w:hAnsiTheme="majorHAnsi" w:hint="eastAsia"/>
+          <w:sz w:val="20"/>
+          <w:szCs w:val="20"/>
+        </w:rPr>
+        <w:t>고</w:t>
+      </w:r>
+      <w:r>
+        <w:rPr>
+          <w:rFonts w:asciiTheme="majorHAnsi" w:eastAsiaTheme="majorHAnsi" w:hAnsiTheme="majorHAnsi"/>
+          <w:sz w:val="20"/>
+          <w:szCs w:val="20"/>
+        </w:rPr>
+        <w:t xml:space="preserve">, 행렬 B=0으로 초기화함으로써 학습 시작 시 </w:t>
+      </w:r>
+      <w:r>
+        <w:rPr>
+          <w:rFonts w:asciiTheme="majorHAnsi" w:eastAsiaTheme="majorHAnsi" w:hAnsiTheme="majorHAnsi"/>
+          <w:sz w:val="20"/>
+          <w:szCs w:val="20"/>
+        </w:rPr>
+        <w:t>ΔW</w:t>
+      </w:r>
+      <w:r>
+        <w:rPr>
+          <w:rFonts w:asciiTheme="majorHAnsi" w:eastAsiaTheme="majorHAnsi" w:hAnsiTheme="majorHAnsi"/>
+          <w:sz w:val="20"/>
+          <w:szCs w:val="20"/>
+        </w:rPr>
+        <w:t xml:space="preserve"> =0을 보장하여 모델의 기존 지식을 안정적으로 보존한다.</w:t>
+      </w:r>
+      <w:r>
+        <w:rPr>
+          <w:rFonts w:asciiTheme="majorHAnsi" w:eastAsiaTheme="majorHAnsi" w:hAnsiTheme="majorHAnsi" w:hint="eastAsia"/>
+          <w:sz w:val="20"/>
+          <w:szCs w:val="20"/>
+        </w:rPr>
+        <w:t xml:space="preserve"> </w:t>
+      </w:r>
+      <w:r>
+        <w:rPr>
+          <w:rFonts w:asciiTheme="majorHAnsi" w:eastAsiaTheme="majorHAnsi" w:hAnsiTheme="majorHAnsi"/>
+          <w:sz w:val="20"/>
+          <w:szCs w:val="20"/>
+        </w:rPr>
+        <w:t xml:space="preserve">본 </w:t>
+      </w:r>
+      <w:r>
+        <w:rPr>
+          <w:rFonts w:asciiTheme="majorHAnsi" w:eastAsiaTheme="majorHAnsi" w:hAnsiTheme="majorHAnsi" w:hint="eastAsia"/>
+          <w:sz w:val="20"/>
+          <w:szCs w:val="20"/>
+        </w:rPr>
         <w:t>프로젝트는</w:t>
       </w:r>
       <w:r>
@@ -1106,7 +1325,34 @@
           <w:sz w:val="20"/>
           <w:szCs w:val="20"/>
         </w:rPr>
-        <w:t xml:space="preserve"> 기성 라이브러리를 배제하고 Transformer (Vaswani et al., 2017)의 멀티 헤드 어텐션(Multi-Head Attention) 내에 존재하는 핵심 가중치 프로젝션 행렬</w:t>
+        <w:t xml:space="preserve"> 기성 라이브</w:t>
+      </w:r>
+      <w:r>
+        <w:rPr>
+          <w:rFonts w:asciiTheme="majorHAnsi" w:eastAsiaTheme="majorHAnsi" w:hAnsiTheme="majorHAnsi"/>
+          <w:sz w:val="20"/>
+          <w:szCs w:val="20"/>
+        </w:rPr>
+        <w:lastRenderedPageBreak/>
+        <w:t xml:space="preserve">러리를 배제하고 Transformer (Vaswani et al., 2017)의 Multi-Head Attention 내에 존재하는 핵심 가중치 </w:t>
+      </w:r>
+      <w:proofErr w:type="spellStart"/>
+      <w:r>
+        <w:rPr>
+          <w:rFonts w:asciiTheme="majorHAnsi" w:eastAsiaTheme="majorHAnsi" w:hAnsiTheme="majorHAnsi"/>
+          <w:sz w:val="20"/>
+          <w:szCs w:val="20"/>
+        </w:rPr>
+        <w:t>프로젝션</w:t>
+      </w:r>
+      <w:proofErr w:type="spellEnd"/>
+      <w:r>
+        <w:rPr>
+          <w:rFonts w:asciiTheme="majorHAnsi" w:eastAsiaTheme="majorHAnsi" w:hAnsiTheme="majorHAnsi"/>
+          <w:sz w:val="20"/>
+          <w:szCs w:val="20"/>
+        </w:rPr>
+        <w:t xml:space="preserve"> 행렬</w:t>
       </w:r>
       <m:oMath>
         <m:r>
@@ -1288,16 +1534,7 @@
           <w:sz w:val="20"/>
           <w:szCs w:val="20"/>
         </w:rPr>
-        <w:t xml:space="preserve">을 코드 레벨에서 </w:t>
-      </w:r>
-      <w:r>
-        <w:rPr>
-          <w:rFonts w:asciiTheme="majorHAnsi" w:eastAsiaTheme="majorHAnsi" w:hAnsiTheme="majorHAnsi"/>
-          <w:sz w:val="20"/>
-          <w:szCs w:val="20"/>
-        </w:rPr>
-        <w:lastRenderedPageBreak/>
-        <w:t>직접 식별하여 LoRA 주입 대상 구조로 정의하였다. 나아가, 4-bit 양자화와 LoRA를 결합해 자원 제약을 극복한 QLoRA (Dettmers et al., 2023)</w:t>
+        <w:t>을 코드 레벨에서 직접 식별하여 LoRA 주입 대상 구조로 정의하였다. 나아가, 4-bit 양자화와 LoRA를 결합해 자원 제약을 극복한 QLoRA (Dettmers et al., 2023)</w:t>
       </w:r>
       <w:r>
         <w:rPr>
@@ -1457,8 +1694,16 @@
     <w:p>
       <w:pPr>
         <w:pStyle w:val="1"/>
-      </w:pPr>
-      <w:r>
+        <w:rPr>
+          <w:sz w:val="28"/>
+          <w:szCs w:val="28"/>
+        </w:rPr>
+      </w:pPr>
+      <w:r>
+        <w:rPr>
+          <w:sz w:val="28"/>
+          <w:szCs w:val="28"/>
+        </w:rPr>
         <w:t>5. Dataset</w:t>
       </w:r>
     </w:p>
@@ -1467,9 +1712,15 @@
         <w:pStyle w:val="2"/>
         <w:rPr>
           <w:rFonts w:eastAsiaTheme="minorEastAsia"/>
-        </w:rPr>
-      </w:pPr>
-      <w:r>
+          <w:sz w:val="22"/>
+          <w:szCs w:val="22"/>
+        </w:rPr>
+      </w:pPr>
+      <w:r>
+        <w:rPr>
+          <w:sz w:val="22"/>
+          <w:szCs w:val="22"/>
+        </w:rPr>
         <w:t>5.1 Dataset Description</w:t>
       </w:r>
     </w:p>
@@ -1491,11 +1742,11 @@
         <w:tblLook w:val="04A0" w:firstRow="1" w:lastRow="0" w:firstColumn="1" w:lastColumn="0" w:noHBand="0" w:noVBand="1"/>
       </w:tblPr>
       <w:tblGrid>
-        <w:gridCol w:w="1270"/>
-        <w:gridCol w:w="2582"/>
-        <w:gridCol w:w="1922"/>
+        <w:gridCol w:w="1271"/>
+        <w:gridCol w:w="2552"/>
+        <w:gridCol w:w="1938"/>
         <w:gridCol w:w="1403"/>
-        <w:gridCol w:w="1849"/>
+        <w:gridCol w:w="1862"/>
       </w:tblGrid>
       <w:tr>
         <w:trPr>
@@ -1516,8 +1767,8 @@
             <w:pPr>
               <w:rPr>
                 <w:rFonts w:asciiTheme="majorHAnsi" w:eastAsiaTheme="majorHAnsi" w:hAnsiTheme="majorHAnsi"/>
-                <w:sz w:val="20"/>
-                <w:szCs w:val="20"/>
+                <w:sz w:val="16"/>
+                <w:szCs w:val="16"/>
               </w:rPr>
             </w:pPr>
             <w:r>
@@ -1525,8 +1776,8 @@
                 <w:rFonts w:asciiTheme="majorHAnsi" w:eastAsiaTheme="majorHAnsi" w:hAnsiTheme="majorHAnsi" w:cs="맑은 고딕" w:hint="eastAsia"/>
                 <w:b/>
                 <w:bCs/>
-                <w:sz w:val="20"/>
-                <w:szCs w:val="20"/>
+                <w:sz w:val="16"/>
+                <w:szCs w:val="16"/>
               </w:rPr>
               <w:t>데</w:t>
             </w:r>
@@ -1535,8 +1786,8 @@
                 <w:rFonts w:asciiTheme="majorHAnsi" w:eastAsiaTheme="majorHAnsi" w:hAnsiTheme="majorHAnsi"/>
                 <w:b/>
                 <w:bCs/>
-                <w:sz w:val="20"/>
-                <w:szCs w:val="20"/>
+                <w:sz w:val="16"/>
+                <w:szCs w:val="16"/>
               </w:rPr>
               <w:t>이터셋</w:t>
             </w:r>
@@ -1557,8 +1808,8 @@
             <w:pPr>
               <w:rPr>
                 <w:rFonts w:asciiTheme="majorHAnsi" w:eastAsiaTheme="majorHAnsi" w:hAnsiTheme="majorHAnsi" w:hint="eastAsia"/>
-                <w:sz w:val="20"/>
-                <w:szCs w:val="20"/>
+                <w:sz w:val="16"/>
+                <w:szCs w:val="16"/>
               </w:rPr>
             </w:pPr>
             <w:r>
@@ -1566,8 +1817,8 @@
                 <w:rFonts w:asciiTheme="majorHAnsi" w:eastAsiaTheme="majorHAnsi" w:hAnsiTheme="majorHAnsi"/>
                 <w:b/>
                 <w:bCs/>
-                <w:sz w:val="20"/>
-                <w:szCs w:val="20"/>
+                <w:sz w:val="16"/>
+                <w:szCs w:val="16"/>
               </w:rPr>
               <w:t>출</w:t>
             </w:r>
@@ -1576,8 +1827,8 @@
                 <w:rFonts w:asciiTheme="majorHAnsi" w:eastAsiaTheme="majorHAnsi" w:hAnsiTheme="majorHAnsi" w:hint="eastAsia"/>
                 <w:b/>
                 <w:bCs/>
-                <w:sz w:val="20"/>
-                <w:szCs w:val="20"/>
+                <w:sz w:val="16"/>
+                <w:szCs w:val="16"/>
               </w:rPr>
               <w:t>처</w:t>
             </w:r>
@@ -1598,8 +1849,8 @@
             <w:pPr>
               <w:rPr>
                 <w:rFonts w:asciiTheme="majorHAnsi" w:eastAsiaTheme="majorHAnsi" w:hAnsiTheme="majorHAnsi"/>
-                <w:sz w:val="20"/>
-                <w:szCs w:val="20"/>
+                <w:sz w:val="16"/>
+                <w:szCs w:val="16"/>
               </w:rPr>
             </w:pPr>
             <w:r>
@@ -1607,8 +1858,8 @@
                 <w:rFonts w:asciiTheme="majorHAnsi" w:eastAsiaTheme="majorHAnsi" w:hAnsiTheme="majorHAnsi"/>
                 <w:b/>
                 <w:bCs/>
-                <w:sz w:val="20"/>
-                <w:szCs w:val="20"/>
+                <w:sz w:val="16"/>
+                <w:szCs w:val="16"/>
               </w:rPr>
               <w:t>구성</w:t>
             </w:r>
@@ -1629,8 +1880,8 @@
             <w:pPr>
               <w:rPr>
                 <w:rFonts w:asciiTheme="majorHAnsi" w:eastAsiaTheme="majorHAnsi" w:hAnsiTheme="majorHAnsi"/>
-                <w:sz w:val="20"/>
-                <w:szCs w:val="20"/>
+                <w:sz w:val="16"/>
+                <w:szCs w:val="16"/>
               </w:rPr>
             </w:pPr>
             <w:r>
@@ -1638,8 +1889,8 @@
                 <w:rFonts w:asciiTheme="majorHAnsi" w:eastAsiaTheme="majorHAnsi" w:hAnsiTheme="majorHAnsi"/>
                 <w:b/>
                 <w:bCs/>
-                <w:sz w:val="20"/>
-                <w:szCs w:val="20"/>
+                <w:sz w:val="16"/>
+                <w:szCs w:val="16"/>
               </w:rPr>
               <w:t>보기</w:t>
             </w:r>
@@ -1660,8 +1911,8 @@
             <w:pPr>
               <w:rPr>
                 <w:rFonts w:asciiTheme="majorHAnsi" w:eastAsiaTheme="majorHAnsi" w:hAnsiTheme="majorHAnsi"/>
-                <w:sz w:val="20"/>
-                <w:szCs w:val="20"/>
+                <w:sz w:val="16"/>
+                <w:szCs w:val="16"/>
               </w:rPr>
             </w:pPr>
             <w:r>
@@ -1669,8 +1920,8 @@
                 <w:rFonts w:asciiTheme="majorHAnsi" w:eastAsiaTheme="majorHAnsi" w:hAnsiTheme="majorHAnsi"/>
                 <w:b/>
                 <w:bCs/>
-                <w:sz w:val="20"/>
-                <w:szCs w:val="20"/>
+                <w:sz w:val="16"/>
+                <w:szCs w:val="16"/>
               </w:rPr>
               <w:t>평가 분할(크기)</w:t>
             </w:r>
@@ -1693,15 +1944,15 @@
             <w:pPr>
               <w:rPr>
                 <w:rFonts w:asciiTheme="majorHAnsi" w:eastAsiaTheme="majorHAnsi" w:hAnsiTheme="majorHAnsi"/>
-                <w:sz w:val="18"/>
-                <w:szCs w:val="18"/>
-              </w:rPr>
-            </w:pPr>
-            <w:r>
-              <w:rPr>
-                <w:rFonts w:asciiTheme="majorHAnsi" w:eastAsiaTheme="majorHAnsi" w:hAnsiTheme="majorHAnsi"/>
-                <w:sz w:val="18"/>
-                <w:szCs w:val="18"/>
+                <w:sz w:val="16"/>
+                <w:szCs w:val="16"/>
+              </w:rPr>
+            </w:pPr>
+            <w:r>
+              <w:rPr>
+                <w:rFonts w:asciiTheme="majorHAnsi" w:eastAsiaTheme="majorHAnsi" w:hAnsiTheme="majorHAnsi"/>
+                <w:sz w:val="16"/>
+                <w:szCs w:val="16"/>
               </w:rPr>
               <w:t>MedMCQA</w:t>
             </w:r>
@@ -1722,15 +1973,15 @@
             <w:pPr>
               <w:rPr>
                 <w:rFonts w:asciiTheme="majorHAnsi" w:eastAsiaTheme="majorHAnsi" w:hAnsiTheme="majorHAnsi"/>
-                <w:sz w:val="18"/>
-                <w:szCs w:val="18"/>
-              </w:rPr>
-            </w:pPr>
-            <w:r>
-              <w:rPr>
-                <w:rFonts w:asciiTheme="majorHAnsi" w:eastAsiaTheme="majorHAnsi" w:hAnsiTheme="majorHAnsi"/>
-                <w:sz w:val="18"/>
-                <w:szCs w:val="18"/>
+                <w:sz w:val="16"/>
+                <w:szCs w:val="16"/>
+              </w:rPr>
+            </w:pPr>
+            <w:r>
+              <w:rPr>
+                <w:rFonts w:asciiTheme="majorHAnsi" w:eastAsiaTheme="majorHAnsi" w:hAnsiTheme="majorHAnsi"/>
+                <w:sz w:val="16"/>
+                <w:szCs w:val="16"/>
               </w:rPr>
               <w:t>openlifescienceai/medmcqa</w:t>
             </w:r>
@@ -1751,15 +2002,15 @@
             <w:pPr>
               <w:rPr>
                 <w:rFonts w:asciiTheme="majorHAnsi" w:eastAsiaTheme="majorHAnsi" w:hAnsiTheme="majorHAnsi"/>
-                <w:sz w:val="18"/>
-                <w:szCs w:val="18"/>
-              </w:rPr>
-            </w:pPr>
-            <w:r>
-              <w:rPr>
-                <w:rFonts w:asciiTheme="majorHAnsi" w:eastAsiaTheme="majorHAnsi" w:hAnsiTheme="majorHAnsi"/>
-                <w:sz w:val="18"/>
-                <w:szCs w:val="18"/>
+                <w:sz w:val="16"/>
+                <w:szCs w:val="16"/>
+              </w:rPr>
+            </w:pPr>
+            <w:r>
+              <w:rPr>
+                <w:rFonts w:asciiTheme="majorHAnsi" w:eastAsiaTheme="majorHAnsi" w:hAnsiTheme="majorHAnsi"/>
+                <w:sz w:val="16"/>
+                <w:szCs w:val="16"/>
               </w:rPr>
               <w:t>의료 입시 MCQ, train 182,822</w:t>
             </w:r>
@@ -1780,15 +2031,15 @@
             <w:pPr>
               <w:rPr>
                 <w:rFonts w:asciiTheme="majorHAnsi" w:eastAsiaTheme="majorHAnsi" w:hAnsiTheme="majorHAnsi"/>
-                <w:sz w:val="18"/>
-                <w:szCs w:val="18"/>
-              </w:rPr>
-            </w:pPr>
-            <w:r>
-              <w:rPr>
-                <w:rFonts w:asciiTheme="majorHAnsi" w:eastAsiaTheme="majorHAnsi" w:hAnsiTheme="majorHAnsi"/>
-                <w:sz w:val="18"/>
-                <w:szCs w:val="18"/>
+                <w:sz w:val="16"/>
+                <w:szCs w:val="16"/>
+              </w:rPr>
+            </w:pPr>
+            <w:r>
+              <w:rPr>
+                <w:rFonts w:asciiTheme="majorHAnsi" w:eastAsiaTheme="majorHAnsi" w:hAnsiTheme="majorHAnsi"/>
+                <w:sz w:val="16"/>
+                <w:szCs w:val="16"/>
               </w:rPr>
               <w:t>4지선다</w:t>
             </w:r>
@@ -1809,15 +2060,15 @@
             <w:pPr>
               <w:rPr>
                 <w:rFonts w:asciiTheme="majorHAnsi" w:eastAsiaTheme="majorHAnsi" w:hAnsiTheme="majorHAnsi"/>
-                <w:sz w:val="18"/>
-                <w:szCs w:val="18"/>
-              </w:rPr>
-            </w:pPr>
-            <w:r>
-              <w:rPr>
-                <w:rFonts w:asciiTheme="majorHAnsi" w:eastAsiaTheme="majorHAnsi" w:hAnsiTheme="majorHAnsi"/>
-                <w:sz w:val="18"/>
-                <w:szCs w:val="18"/>
+                <w:sz w:val="16"/>
+                <w:szCs w:val="16"/>
+              </w:rPr>
+            </w:pPr>
+            <w:r>
+              <w:rPr>
+                <w:rFonts w:asciiTheme="majorHAnsi" w:eastAsiaTheme="majorHAnsi" w:hAnsiTheme="majorHAnsi"/>
+                <w:sz w:val="16"/>
+                <w:szCs w:val="16"/>
               </w:rPr>
               <w:t>validation 4,183 (in-domain)</w:t>
             </w:r>
@@ -1840,15 +2091,15 @@
             <w:pPr>
               <w:rPr>
                 <w:rFonts w:asciiTheme="majorHAnsi" w:eastAsiaTheme="majorHAnsi" w:hAnsiTheme="majorHAnsi"/>
-                <w:sz w:val="18"/>
-                <w:szCs w:val="18"/>
-              </w:rPr>
-            </w:pPr>
-            <w:r>
-              <w:rPr>
-                <w:rFonts w:asciiTheme="majorHAnsi" w:eastAsiaTheme="majorHAnsi" w:hAnsiTheme="majorHAnsi"/>
-                <w:sz w:val="18"/>
-                <w:szCs w:val="18"/>
+                <w:sz w:val="16"/>
+                <w:szCs w:val="16"/>
+              </w:rPr>
+            </w:pPr>
+            <w:r>
+              <w:rPr>
+                <w:rFonts w:asciiTheme="majorHAnsi" w:eastAsiaTheme="majorHAnsi" w:hAnsiTheme="majorHAnsi"/>
+                <w:sz w:val="16"/>
+                <w:szCs w:val="16"/>
               </w:rPr>
               <w:t>MedQA</w:t>
             </w:r>
@@ -1869,15 +2120,15 @@
             <w:pPr>
               <w:rPr>
                 <w:rFonts w:asciiTheme="majorHAnsi" w:eastAsiaTheme="majorHAnsi" w:hAnsiTheme="majorHAnsi"/>
-                <w:sz w:val="18"/>
-                <w:szCs w:val="18"/>
-              </w:rPr>
-            </w:pPr>
-            <w:r>
-              <w:rPr>
-                <w:rFonts w:asciiTheme="majorHAnsi" w:eastAsiaTheme="majorHAnsi" w:hAnsiTheme="majorHAnsi"/>
-                <w:sz w:val="18"/>
-                <w:szCs w:val="18"/>
+                <w:sz w:val="16"/>
+                <w:szCs w:val="16"/>
+              </w:rPr>
+            </w:pPr>
+            <w:r>
+              <w:rPr>
+                <w:rFonts w:asciiTheme="majorHAnsi" w:eastAsiaTheme="majorHAnsi" w:hAnsiTheme="majorHAnsi"/>
+                <w:sz w:val="16"/>
+                <w:szCs w:val="16"/>
               </w:rPr>
               <w:t>openlifescienceai/medqa</w:t>
             </w:r>
@@ -1898,15 +2149,15 @@
             <w:pPr>
               <w:rPr>
                 <w:rFonts w:asciiTheme="majorHAnsi" w:eastAsiaTheme="majorHAnsi" w:hAnsiTheme="majorHAnsi"/>
-                <w:sz w:val="18"/>
-                <w:szCs w:val="18"/>
-              </w:rPr>
-            </w:pPr>
-            <w:r>
-              <w:rPr>
-                <w:rFonts w:asciiTheme="majorHAnsi" w:eastAsiaTheme="majorHAnsi" w:hAnsiTheme="majorHAnsi"/>
-                <w:sz w:val="18"/>
-                <w:szCs w:val="18"/>
+                <w:sz w:val="16"/>
+                <w:szCs w:val="16"/>
+              </w:rPr>
+            </w:pPr>
+            <w:r>
+              <w:rPr>
+                <w:rFonts w:asciiTheme="majorHAnsi" w:eastAsiaTheme="majorHAnsi" w:hAnsiTheme="majorHAnsi"/>
+                <w:sz w:val="16"/>
+                <w:szCs w:val="16"/>
               </w:rPr>
               <w:t>USMLE 임상 문항</w:t>
             </w:r>
@@ -1927,15 +2178,15 @@
             <w:pPr>
               <w:rPr>
                 <w:rFonts w:asciiTheme="majorHAnsi" w:eastAsiaTheme="majorHAnsi" w:hAnsiTheme="majorHAnsi"/>
-                <w:sz w:val="18"/>
-                <w:szCs w:val="18"/>
-              </w:rPr>
-            </w:pPr>
-            <w:r>
-              <w:rPr>
-                <w:rFonts w:asciiTheme="majorHAnsi" w:eastAsiaTheme="majorHAnsi" w:hAnsiTheme="majorHAnsi"/>
-                <w:sz w:val="18"/>
-                <w:szCs w:val="18"/>
+                <w:sz w:val="16"/>
+                <w:szCs w:val="16"/>
+              </w:rPr>
+            </w:pPr>
+            <w:r>
+              <w:rPr>
+                <w:rFonts w:asciiTheme="majorHAnsi" w:eastAsiaTheme="majorHAnsi" w:hAnsiTheme="majorHAnsi"/>
+                <w:sz w:val="16"/>
+                <w:szCs w:val="16"/>
               </w:rPr>
               <w:t>4지선다</w:t>
             </w:r>
@@ -1956,15 +2207,15 @@
             <w:pPr>
               <w:rPr>
                 <w:rFonts w:asciiTheme="majorHAnsi" w:eastAsiaTheme="majorHAnsi" w:hAnsiTheme="majorHAnsi"/>
-                <w:sz w:val="18"/>
-                <w:szCs w:val="18"/>
-              </w:rPr>
-            </w:pPr>
-            <w:r>
-              <w:rPr>
-                <w:rFonts w:asciiTheme="majorHAnsi" w:eastAsiaTheme="majorHAnsi" w:hAnsiTheme="majorHAnsi"/>
-                <w:sz w:val="18"/>
-                <w:szCs w:val="18"/>
+                <w:sz w:val="16"/>
+                <w:szCs w:val="16"/>
+              </w:rPr>
+            </w:pPr>
+            <w:r>
+              <w:rPr>
+                <w:rFonts w:asciiTheme="majorHAnsi" w:eastAsiaTheme="majorHAnsi" w:hAnsiTheme="majorHAnsi"/>
+                <w:sz w:val="16"/>
+                <w:szCs w:val="16"/>
               </w:rPr>
               <w:t>test ~1.27k (전이)</w:t>
             </w:r>
@@ -1987,15 +2238,15 @@
             <w:pPr>
               <w:rPr>
                 <w:rFonts w:asciiTheme="majorHAnsi" w:eastAsiaTheme="majorHAnsi" w:hAnsiTheme="majorHAnsi"/>
-                <w:sz w:val="18"/>
-                <w:szCs w:val="18"/>
-              </w:rPr>
-            </w:pPr>
-            <w:r>
-              <w:rPr>
-                <w:rFonts w:asciiTheme="majorHAnsi" w:eastAsiaTheme="majorHAnsi" w:hAnsiTheme="majorHAnsi"/>
-                <w:sz w:val="18"/>
-                <w:szCs w:val="18"/>
+                <w:sz w:val="16"/>
+                <w:szCs w:val="16"/>
+              </w:rPr>
+            </w:pPr>
+            <w:r>
+              <w:rPr>
+                <w:rFonts w:asciiTheme="majorHAnsi" w:eastAsiaTheme="majorHAnsi" w:hAnsiTheme="majorHAnsi"/>
+                <w:sz w:val="16"/>
+                <w:szCs w:val="16"/>
               </w:rPr>
               <w:t>PubMedQA</w:t>
             </w:r>
@@ -2016,15 +2267,15 @@
             <w:pPr>
               <w:rPr>
                 <w:rFonts w:asciiTheme="majorHAnsi" w:eastAsiaTheme="majorHAnsi" w:hAnsiTheme="majorHAnsi"/>
-                <w:sz w:val="18"/>
-                <w:szCs w:val="18"/>
-              </w:rPr>
-            </w:pPr>
-            <w:r>
-              <w:rPr>
-                <w:rFonts w:asciiTheme="majorHAnsi" w:eastAsiaTheme="majorHAnsi" w:hAnsiTheme="majorHAnsi"/>
-                <w:sz w:val="18"/>
-                <w:szCs w:val="18"/>
+                <w:sz w:val="16"/>
+                <w:szCs w:val="16"/>
+              </w:rPr>
+            </w:pPr>
+            <w:r>
+              <w:rPr>
+                <w:rFonts w:asciiTheme="majorHAnsi" w:eastAsiaTheme="majorHAnsi" w:hAnsiTheme="majorHAnsi"/>
+                <w:sz w:val="16"/>
+                <w:szCs w:val="16"/>
               </w:rPr>
               <w:t>openlifescienceai/pubmedqa</w:t>
             </w:r>
@@ -2045,15 +2296,15 @@
             <w:pPr>
               <w:rPr>
                 <w:rFonts w:asciiTheme="majorHAnsi" w:eastAsiaTheme="majorHAnsi" w:hAnsiTheme="majorHAnsi"/>
-                <w:sz w:val="18"/>
-                <w:szCs w:val="18"/>
-              </w:rPr>
-            </w:pPr>
-            <w:r>
-              <w:rPr>
-                <w:rFonts w:asciiTheme="majorHAnsi" w:eastAsiaTheme="majorHAnsi" w:hAnsiTheme="majorHAnsi"/>
-                <w:sz w:val="18"/>
-                <w:szCs w:val="18"/>
+                <w:sz w:val="16"/>
+                <w:szCs w:val="16"/>
+              </w:rPr>
+            </w:pPr>
+            <w:r>
+              <w:rPr>
+                <w:rFonts w:asciiTheme="majorHAnsi" w:eastAsiaTheme="majorHAnsi" w:hAnsiTheme="majorHAnsi"/>
+                <w:sz w:val="16"/>
+                <w:szCs w:val="16"/>
               </w:rPr>
               <w:t>논문 초록 기반 QA</w:t>
             </w:r>
@@ -2074,15 +2325,15 @@
             <w:pPr>
               <w:rPr>
                 <w:rFonts w:asciiTheme="majorHAnsi" w:eastAsiaTheme="majorHAnsi" w:hAnsiTheme="majorHAnsi"/>
-                <w:sz w:val="18"/>
-                <w:szCs w:val="18"/>
-              </w:rPr>
-            </w:pPr>
-            <w:r>
-              <w:rPr>
-                <w:rFonts w:asciiTheme="majorHAnsi" w:eastAsiaTheme="majorHAnsi" w:hAnsiTheme="majorHAnsi"/>
-                <w:sz w:val="18"/>
-                <w:szCs w:val="18"/>
+                <w:sz w:val="16"/>
+                <w:szCs w:val="16"/>
+              </w:rPr>
+            </w:pPr>
+            <w:r>
+              <w:rPr>
+                <w:rFonts w:asciiTheme="majorHAnsi" w:eastAsiaTheme="majorHAnsi" w:hAnsiTheme="majorHAnsi"/>
+                <w:sz w:val="16"/>
+                <w:szCs w:val="16"/>
               </w:rPr>
               <w:t>yes/no/maybe</w:t>
             </w:r>
@@ -2103,15 +2354,15 @@
             <w:pPr>
               <w:rPr>
                 <w:rFonts w:asciiTheme="majorHAnsi" w:eastAsiaTheme="majorHAnsi" w:hAnsiTheme="majorHAnsi"/>
-                <w:sz w:val="18"/>
-                <w:szCs w:val="18"/>
-              </w:rPr>
-            </w:pPr>
-            <w:r>
-              <w:rPr>
-                <w:rFonts w:asciiTheme="majorHAnsi" w:eastAsiaTheme="majorHAnsi" w:hAnsiTheme="majorHAnsi"/>
-                <w:sz w:val="18"/>
-                <w:szCs w:val="18"/>
+                <w:sz w:val="16"/>
+                <w:szCs w:val="16"/>
+              </w:rPr>
+            </w:pPr>
+            <w:r>
+              <w:rPr>
+                <w:rFonts w:asciiTheme="majorHAnsi" w:eastAsiaTheme="majorHAnsi" w:hAnsiTheme="majorHAnsi"/>
+                <w:sz w:val="16"/>
+                <w:szCs w:val="16"/>
               </w:rPr>
               <w:t>test 500 (전이)</w:t>
             </w:r>
@@ -2121,9 +2372,7 @@
     </w:tbl>
     <w:p>
       <w:pPr>
-        <w:pStyle w:val="a4"/>
         <w:spacing w:before="60" w:after="60"/>
-        <w:ind w:left="720"/>
         <w:rPr>
           <w:rFonts w:hint="eastAsia"/>
         </w:rPr>
@@ -2138,125 +2387,78 @@
         </w:numPr>
         <w:spacing w:before="60" w:after="60"/>
         <w:rPr>
-          <w:rFonts w:asciiTheme="majorHAnsi" w:eastAsiaTheme="majorHAnsi" w:hAnsiTheme="majorHAnsi"/>
-          <w:sz w:val="18"/>
-          <w:szCs w:val="18"/>
-        </w:rPr>
-      </w:pPr>
-      <w:r>
-        <w:rPr>
-          <w:rFonts w:asciiTheme="majorHAnsi" w:eastAsiaTheme="majorHAnsi" w:hAnsiTheme="majorHAnsi"/>
-          <w:sz w:val="18"/>
-          <w:szCs w:val="18"/>
-        </w:rPr>
-        <w:t>학습은 MedMCQA train만 사용하고, 평가는 세 데이터셋 모두(in-domain 1 + 전이 2) 진행했다.</w:t>
+          <w:rFonts w:asciiTheme="majorHAnsi" w:eastAsiaTheme="majorHAnsi" w:hAnsiTheme="majorHAnsi" w:hint="eastAsia"/>
+          <w:sz w:val="18"/>
+          <w:szCs w:val="18"/>
+        </w:rPr>
+      </w:pPr>
+      <w:r>
+        <w:rPr>
+          <w:rFonts w:asciiTheme="majorHAnsi" w:eastAsiaTheme="majorHAnsi" w:hAnsiTheme="majorHAnsi"/>
+          <w:sz w:val="18"/>
+          <w:szCs w:val="18"/>
+        </w:rPr>
+        <w:t xml:space="preserve">학습은 </w:t>
+      </w:r>
+      <w:proofErr w:type="spellStart"/>
+      <w:r>
+        <w:rPr>
+          <w:rFonts w:asciiTheme="majorHAnsi" w:eastAsiaTheme="majorHAnsi" w:hAnsiTheme="majorHAnsi"/>
+          <w:sz w:val="18"/>
+          <w:szCs w:val="18"/>
+        </w:rPr>
+        <w:t>MedMCQA</w:t>
+      </w:r>
+      <w:proofErr w:type="spellEnd"/>
+      <w:r>
+        <w:rPr>
+          <w:rFonts w:asciiTheme="majorHAnsi" w:eastAsiaTheme="majorHAnsi" w:hAnsiTheme="majorHAnsi"/>
+          <w:sz w:val="18"/>
+          <w:szCs w:val="18"/>
+        </w:rPr>
+        <w:t xml:space="preserve"> train 셋만 사용해 진행하고 평가는 세 데이터셋(in-domain 1 + 전이 2) 모두에 대해 수행하되, </w:t>
+      </w:r>
+      <w:proofErr w:type="spellStart"/>
+      <w:r>
+        <w:rPr>
+          <w:rFonts w:asciiTheme="majorHAnsi" w:eastAsiaTheme="majorHAnsi" w:hAnsiTheme="majorHAnsi"/>
+          <w:sz w:val="18"/>
+          <w:szCs w:val="18"/>
+        </w:rPr>
+        <w:t>MedMCQA</w:t>
+      </w:r>
+      <w:proofErr w:type="spellEnd"/>
+      <w:r>
+        <w:rPr>
+          <w:rFonts w:asciiTheme="majorHAnsi" w:eastAsiaTheme="majorHAnsi" w:hAnsiTheme="majorHAnsi"/>
+          <w:sz w:val="18"/>
+          <w:szCs w:val="18"/>
+        </w:rPr>
+        <w:t>는 test 정답 비공개 관행에 따라 validation 셋으로 채점한다</w:t>
+      </w:r>
+      <w:r>
+        <w:rPr>
+          <w:rFonts w:asciiTheme="majorHAnsi" w:eastAsiaTheme="majorHAnsi" w:hAnsiTheme="majorHAnsi" w:hint="eastAsia"/>
+          <w:sz w:val="18"/>
+          <w:szCs w:val="18"/>
+        </w:rPr>
+        <w:t>.</w:t>
       </w:r>
     </w:p>
     <w:p>
       <w:pPr>
-        <w:pStyle w:val="a4"/>
-        <w:numPr>
-          <w:ilvl w:val="0"/>
-          <w:numId w:val="2"/>
-        </w:numPr>
-        <w:spacing w:before="60" w:after="60"/>
-        <w:rPr>
-          <w:rFonts w:hint="eastAsia"/>
-        </w:rPr>
-      </w:pPr>
-      <w:r>
-        <w:rPr>
-          <w:rFonts w:asciiTheme="majorHAnsi" w:eastAsiaTheme="majorHAnsi" w:hAnsiTheme="majorHAnsi"/>
-          <w:sz w:val="18"/>
-          <w:szCs w:val="18"/>
-        </w:rPr>
-        <w:t>MedMCQA test 정답은 비공개</w:t>
-      </w:r>
-      <w:r>
-        <w:rPr>
-          <w:rFonts w:asciiTheme="majorHAnsi" w:eastAsiaTheme="majorHAnsi" w:hAnsiTheme="majorHAnsi" w:hint="eastAsia"/>
-          <w:sz w:val="18"/>
-          <w:szCs w:val="18"/>
-        </w:rPr>
-        <w:t>임으로</w:t>
-      </w:r>
-      <w:r>
-        <w:rPr>
-          <w:rFonts w:asciiTheme="majorHAnsi" w:eastAsiaTheme="majorHAnsi" w:hAnsiTheme="majorHAnsi"/>
-          <w:sz w:val="18"/>
-          <w:szCs w:val="18"/>
-        </w:rPr>
-        <w:t xml:space="preserve"> 리더보드 관행대로 validation으로 채점한다</w:t>
-      </w:r>
-      <w:r>
-        <w:rPr>
-          <w:rFonts w:asciiTheme="majorHAnsi" w:eastAsiaTheme="majorHAnsi" w:hAnsiTheme="majorHAnsi"/>
-          <w:sz w:val="20"/>
-          <w:szCs w:val="20"/>
-        </w:rPr>
-        <w:t>.</w:t>
-      </w:r>
-    </w:p>
-    <w:p>
-      <w:pPr>
         <w:pStyle w:val="2"/>
-      </w:pPr>
-      <w:r>
+        <w:rPr>
+          <w:sz w:val="22"/>
+          <w:szCs w:val="22"/>
+        </w:rPr>
+      </w:pPr>
+      <w:r>
+        <w:rPr>
+          <w:sz w:val="22"/>
+          <w:szCs w:val="22"/>
+        </w:rPr>
         <w:t>5.2 Preprocessing</w:t>
-      </w:r>
-    </w:p>
-    <w:p>
-      <w:pPr>
-        <w:spacing w:before="80" w:after="80"/>
-        <w:rPr>
-          <w:rFonts w:asciiTheme="majorHAnsi" w:eastAsiaTheme="majorHAnsi" w:hAnsiTheme="majorHAnsi" w:hint="eastAsia"/>
-          <w:sz w:val="20"/>
-          <w:szCs w:val="20"/>
-        </w:rPr>
-      </w:pPr>
-      <w:r>
-        <w:rPr>
-          <w:rFonts w:asciiTheme="majorHAnsi" w:eastAsiaTheme="majorHAnsi" w:hAnsiTheme="majorHAnsi"/>
-          <w:sz w:val="20"/>
-          <w:szCs w:val="20"/>
-        </w:rPr>
-        <w:t xml:space="preserve">본 연구에서는 출처와 구조가 각기 다른 세 가지 의료 벤치마크 데이터셋을 모델 학습 및 평가에 용이하도록 단일 파이프라인으로 통합하였다. 데이터 스키마 정규화부터 토큰화, 평가 효율성을 고려한 </w:t>
-      </w:r>
-      <w:proofErr w:type="spellStart"/>
-      <w:r>
-        <w:rPr>
-          <w:rFonts w:asciiTheme="majorHAnsi" w:eastAsiaTheme="majorHAnsi" w:hAnsiTheme="majorHAnsi"/>
-          <w:sz w:val="20"/>
-          <w:szCs w:val="20"/>
-        </w:rPr>
-        <w:t>포맷팅에</w:t>
-      </w:r>
-      <w:proofErr w:type="spellEnd"/>
-      <w:r>
-        <w:rPr>
-          <w:rFonts w:asciiTheme="majorHAnsi" w:eastAsiaTheme="majorHAnsi" w:hAnsiTheme="majorHAnsi"/>
-          <w:sz w:val="20"/>
-          <w:szCs w:val="20"/>
-        </w:rPr>
-        <w:t xml:space="preserve"> 이르기까지 일관된 </w:t>
-      </w:r>
-      <w:proofErr w:type="spellStart"/>
-      <w:r>
-        <w:rPr>
-          <w:rFonts w:asciiTheme="majorHAnsi" w:eastAsiaTheme="majorHAnsi" w:hAnsiTheme="majorHAnsi"/>
-          <w:sz w:val="20"/>
-          <w:szCs w:val="20"/>
-        </w:rPr>
-        <w:t>전처리</w:t>
-      </w:r>
-      <w:proofErr w:type="spellEnd"/>
-      <w:r>
-        <w:rPr>
-          <w:rFonts w:asciiTheme="majorHAnsi" w:eastAsiaTheme="majorHAnsi" w:hAnsiTheme="majorHAnsi"/>
-          <w:sz w:val="20"/>
-          <w:szCs w:val="20"/>
-        </w:rPr>
-        <w:t xml:space="preserve"> 과정을 거치며, 구체적인 파이프라인은 다음과 같다.</w:t>
       </w:r>
     </w:p>
     <w:p>
@@ -2313,9 +2515,8 @@
           <w:sz w:val="20"/>
           <w:szCs w:val="20"/>
         </w:rPr>
-        <w:t xml:space="preserve"> 적용 및 데이터 </w:t>
-      </w:r>
-      <w:proofErr w:type="gramStart"/>
+        <w:t xml:space="preserve"> 적용</w:t>
+      </w:r>
       <w:r>
         <w:rPr>
           <w:rFonts w:asciiTheme="majorHAnsi" w:eastAsiaTheme="majorHAnsi" w:hAnsiTheme="majorHAnsi" w:cs="맑은 고딕" w:hint="eastAsia"/>
@@ -2324,7 +2525,28 @@
           <w:sz w:val="20"/>
           <w:szCs w:val="20"/>
         </w:rPr>
-        <w:t>정규화</w:t>
+        <w:t>(</w:t>
+      </w:r>
+      <w:r>
+        <w:rPr>
+          <w:rFonts w:asciiTheme="majorHAnsi" w:eastAsiaTheme="majorHAnsi" w:hAnsiTheme="majorHAnsi" w:cs="맑은 고딕" w:hint="eastAsia"/>
+          <w:b/>
+          <w:bCs/>
+          <w:sz w:val="20"/>
+          <w:szCs w:val="20"/>
+        </w:rPr>
+        <w:t>데이터 정규화</w:t>
+      </w:r>
+      <w:proofErr w:type="gramStart"/>
+      <w:r>
+        <w:rPr>
+          <w:rFonts w:asciiTheme="majorHAnsi" w:eastAsiaTheme="majorHAnsi" w:hAnsiTheme="majorHAnsi" w:cs="맑은 고딕" w:hint="eastAsia"/>
+          <w:b/>
+          <w:bCs/>
+          <w:sz w:val="20"/>
+          <w:szCs w:val="20"/>
+        </w:rPr>
+        <w:t>)</w:t>
       </w:r>
       <w:r>
         <w:rPr>
@@ -2336,76 +2558,53 @@
         </w:rPr>
         <w:t xml:space="preserve"> :</w:t>
       </w:r>
+      <w:proofErr w:type="gramEnd"/>
+      <w:r>
+        <w:t xml:space="preserve"> </w:t>
+      </w:r>
       <w:r>
         <w:rPr>
           <w:rFonts w:asciiTheme="majorHAnsi" w:eastAsiaTheme="majorHAnsi" w:hAnsiTheme="majorHAnsi" w:cs="맑은 고딕"/>
-          <w:sz w:val="20"/>
-          <w:szCs w:val="20"/>
-        </w:rPr>
-        <w:t>세</w:t>
-      </w:r>
-      <w:proofErr w:type="gramEnd"/>
+          <w:sz w:val="18"/>
+          <w:szCs w:val="18"/>
+        </w:rPr>
+        <w:t xml:space="preserve">평탄(Flat) 구조와 중첩(Nested) 구조가 혼재되고 형식이 다른 데이터셋들을 통합하기 위해 데이터셋별 어댑터(Adapter)를 구현했다. 이를 통해 모든 데이터를 {prompt, choices, </w:t>
+      </w:r>
+      <w:proofErr w:type="spellStart"/>
       <w:r>
         <w:rPr>
           <w:rFonts w:asciiTheme="majorHAnsi" w:eastAsiaTheme="majorHAnsi" w:hAnsiTheme="majorHAnsi" w:cs="맑은 고딕"/>
-          <w:sz w:val="20"/>
-          <w:szCs w:val="20"/>
-        </w:rPr>
-        <w:t xml:space="preserve"> 데이터셋은 평탄(Flat) 구조와 중첩(Nested) 구조가 혼재되어 있고, 정답 </w:t>
+          <w:sz w:val="18"/>
+          <w:szCs w:val="18"/>
+        </w:rPr>
+        <w:t>answer_idx</w:t>
+      </w:r>
+      <w:proofErr w:type="spellEnd"/>
+      <w:r>
+        <w:rPr>
+          <w:rFonts w:asciiTheme="majorHAnsi" w:eastAsiaTheme="majorHAnsi" w:hAnsiTheme="majorHAnsi" w:cs="맑은 고딕"/>
+          <w:sz w:val="18"/>
+          <w:szCs w:val="18"/>
+        </w:rPr>
+        <w:t xml:space="preserve">} 형태의 단일 스키마로 </w:t>
       </w:r>
       <w:proofErr w:type="spellStart"/>
       <w:r>
         <w:rPr>
           <w:rFonts w:asciiTheme="majorHAnsi" w:eastAsiaTheme="majorHAnsi" w:hAnsiTheme="majorHAnsi" w:cs="맑은 고딕"/>
-          <w:sz w:val="20"/>
-          <w:szCs w:val="20"/>
-        </w:rPr>
-        <w:t>필드명</w:t>
+          <w:sz w:val="18"/>
+          <w:szCs w:val="18"/>
+        </w:rPr>
+        <w:t>정규화했다</w:t>
       </w:r>
       <w:proofErr w:type="spellEnd"/>
       <w:r>
         <w:rPr>
           <w:rFonts w:asciiTheme="majorHAnsi" w:eastAsiaTheme="majorHAnsi" w:hAnsiTheme="majorHAnsi" w:cs="맑은 고딕"/>
-          <w:sz w:val="20"/>
-          <w:szCs w:val="20"/>
-        </w:rPr>
-        <w:t xml:space="preserve"> 및 보기 형식이 모두 상이하다. 이를 해결하기 위해 데이터셋별 어댑터(Adapter)를 구현하여 모든 데이터를 {prompt, choices, </w:t>
-      </w:r>
-      <w:proofErr w:type="spellStart"/>
-      <w:r>
-        <w:rPr>
-          <w:rFonts w:asciiTheme="majorHAnsi" w:eastAsiaTheme="majorHAnsi" w:hAnsiTheme="majorHAnsi" w:cs="맑은 고딕"/>
-          <w:sz w:val="20"/>
-          <w:szCs w:val="20"/>
-        </w:rPr>
-        <w:t>answer_idx</w:t>
-      </w:r>
-      <w:proofErr w:type="spellEnd"/>
-      <w:r>
-        <w:rPr>
-          <w:rFonts w:asciiTheme="majorHAnsi" w:eastAsiaTheme="majorHAnsi" w:hAnsiTheme="majorHAnsi" w:cs="맑은 고딕"/>
-          <w:sz w:val="20"/>
-          <w:szCs w:val="20"/>
-        </w:rPr>
-        <w:t xml:space="preserve">} 형태의 단일 스키마로 </w:t>
-      </w:r>
-      <w:proofErr w:type="spellStart"/>
-      <w:r>
-        <w:rPr>
-          <w:rFonts w:asciiTheme="majorHAnsi" w:eastAsiaTheme="majorHAnsi" w:hAnsiTheme="majorHAnsi" w:cs="맑은 고딕"/>
-          <w:sz w:val="20"/>
-          <w:szCs w:val="20"/>
-        </w:rPr>
-        <w:t>정규화하였다</w:t>
-      </w:r>
-      <w:proofErr w:type="spellEnd"/>
-      <w:r>
-        <w:rPr>
-          <w:rFonts w:asciiTheme="majorHAnsi" w:eastAsiaTheme="majorHAnsi" w:hAnsiTheme="majorHAnsi" w:cs="맑은 고딕"/>
-          <w:sz w:val="20"/>
-          <w:szCs w:val="20"/>
-        </w:rPr>
-        <w:t xml:space="preserve">. </w:t>
+          <w:sz w:val="18"/>
+          <w:szCs w:val="18"/>
+        </w:rPr>
+        <w:t>.</w:t>
       </w:r>
     </w:p>
     <w:p>
@@ -2434,7 +2633,7 @@
         </w:rPr>
         <w:t xml:space="preserve">MCQ </w:t>
       </w:r>
-      <w:proofErr w:type="gramStart"/>
+      <w:proofErr w:type="spellStart"/>
       <w:r>
         <w:rPr>
           <w:rFonts w:asciiTheme="majorHAnsi" w:eastAsiaTheme="majorHAnsi" w:hAnsiTheme="majorHAnsi" w:cs="맑은 고딕" w:hint="eastAsia"/>
@@ -2447,6 +2646,38 @@
       </w:r>
       <w:r>
         <w:rPr>
+          <w:rFonts w:asciiTheme="majorHAnsi" w:eastAsiaTheme="majorHAnsi" w:hAnsiTheme="majorHAnsi" w:cs="맑은 고딕" w:hint="eastAsia"/>
+          <w:b/>
+          <w:bCs/>
+          <w:sz w:val="20"/>
+          <w:szCs w:val="20"/>
+        </w:rPr>
+        <w:t>팅</w:t>
+      </w:r>
+      <w:proofErr w:type="spellEnd"/>
+      <w:r>
+        <w:rPr>
+          <w:rFonts w:asciiTheme="majorHAnsi" w:eastAsiaTheme="majorHAnsi" w:hAnsiTheme="majorHAnsi" w:cs="맑은 고딕" w:hint="eastAsia"/>
+          <w:b/>
+          <w:bCs/>
+          <w:sz w:val="20"/>
+          <w:szCs w:val="20"/>
+        </w:rPr>
+        <w:t xml:space="preserve"> 및 </w:t>
+      </w:r>
+      <w:proofErr w:type="gramStart"/>
+      <w:r>
+        <w:rPr>
+          <w:rFonts w:asciiTheme="majorHAnsi" w:eastAsiaTheme="majorHAnsi" w:hAnsiTheme="majorHAnsi" w:cs="맑은 고딕" w:hint="eastAsia"/>
+          <w:b/>
+          <w:bCs/>
+          <w:sz w:val="20"/>
+          <w:szCs w:val="20"/>
+        </w:rPr>
+        <w:t>토큰화</w:t>
+      </w:r>
+      <w:r>
+        <w:rPr>
           <w:rFonts w:asciiTheme="majorHAnsi" w:eastAsiaTheme="majorHAnsi" w:hAnsiTheme="majorHAnsi" w:hint="eastAsia"/>
           <w:b/>
           <w:bCs/>
@@ -2468,191 +2699,11 @@
       </w:r>
       <w:r>
         <w:rPr>
-          <w:rFonts w:asciiTheme="majorHAnsi" w:eastAsiaTheme="majorHAnsi" w:hAnsiTheme="majorHAnsi" w:hint="eastAsia"/>
-          <w:sz w:val="20"/>
-          <w:szCs w:val="20"/>
-        </w:rPr>
-        <w:t>모든 데이터는I</w:t>
-      </w:r>
-      <w:r>
-        <w:rPr>
-          <w:rFonts w:asciiTheme="majorHAnsi" w:eastAsiaTheme="majorHAnsi" w:hAnsiTheme="majorHAnsi"/>
-          <w:sz w:val="20"/>
-          <w:szCs w:val="20"/>
-        </w:rPr>
-        <w:t xml:space="preserve">nstruction + </w:t>
-      </w:r>
-      <w:r>
-        <w:rPr>
-          <w:rFonts w:asciiTheme="majorHAnsi" w:eastAsiaTheme="majorHAnsi" w:hAnsiTheme="majorHAnsi" w:cs="맑은 고딕" w:hint="eastAsia"/>
-          <w:sz w:val="20"/>
-          <w:szCs w:val="20"/>
-        </w:rPr>
-        <w:t>보기</w:t>
-      </w:r>
-      <w:r>
-        <w:rPr>
-          <w:rFonts w:asciiTheme="majorHAnsi" w:eastAsiaTheme="majorHAnsi" w:hAnsiTheme="majorHAnsi"/>
-          <w:sz w:val="20"/>
-          <w:szCs w:val="20"/>
-        </w:rPr>
-        <w:t xml:space="preserve">(letter </w:t>
-      </w:r>
-      <w:proofErr w:type="gramStart"/>
-      <w:r>
-        <w:rPr>
-          <w:rFonts w:asciiTheme="majorHAnsi" w:eastAsiaTheme="majorHAnsi" w:hAnsiTheme="majorHAnsi"/>
-          <w:sz w:val="20"/>
-          <w:szCs w:val="20"/>
-        </w:rPr>
-        <w:t>A,B,…</w:t>
-      </w:r>
-      <w:proofErr w:type="gramEnd"/>
-      <w:r>
-        <w:rPr>
-          <w:rFonts w:asciiTheme="majorHAnsi" w:eastAsiaTheme="majorHAnsi" w:hAnsiTheme="majorHAnsi"/>
-          <w:sz w:val="20"/>
-          <w:szCs w:val="20"/>
-        </w:rPr>
-        <w:t xml:space="preserve">) + </w:t>
-      </w:r>
-      <w:r>
-        <w:rPr>
-          <w:rFonts w:asciiTheme="majorHAnsi" w:eastAsiaTheme="majorHAnsi" w:hAnsiTheme="majorHAnsi" w:cs="Courier New"/>
-          <w:sz w:val="20"/>
-          <w:szCs w:val="20"/>
-        </w:rPr>
-        <w:t>Answer:</w:t>
-      </w:r>
-      <w:r>
-        <w:rPr>
-          <w:rFonts w:asciiTheme="majorHAnsi" w:eastAsiaTheme="majorHAnsi" w:hAnsiTheme="majorHAnsi"/>
-          <w:sz w:val="20"/>
-          <w:szCs w:val="20"/>
-        </w:rPr>
-        <w:t xml:space="preserve"> </w:t>
-      </w:r>
-      <w:r>
-        <w:rPr>
-          <w:rFonts w:asciiTheme="majorHAnsi" w:eastAsiaTheme="majorHAnsi" w:hAnsiTheme="majorHAnsi" w:hint="eastAsia"/>
-          <w:sz w:val="20"/>
-          <w:szCs w:val="20"/>
-        </w:rPr>
-        <w:t xml:space="preserve">형태의 </w:t>
-      </w:r>
-      <w:proofErr w:type="spellStart"/>
-      <w:r>
-        <w:rPr>
-          <w:rFonts w:asciiTheme="majorHAnsi" w:eastAsiaTheme="majorHAnsi" w:hAnsiTheme="majorHAnsi" w:hint="eastAsia"/>
-          <w:sz w:val="20"/>
-          <w:szCs w:val="20"/>
-        </w:rPr>
-        <w:t>덱스트</w:t>
-      </w:r>
-      <w:proofErr w:type="spellEnd"/>
-      <w:r>
-        <w:rPr>
-          <w:rFonts w:asciiTheme="majorHAnsi" w:eastAsiaTheme="majorHAnsi" w:hAnsiTheme="majorHAnsi" w:hint="eastAsia"/>
-          <w:sz w:val="20"/>
-          <w:szCs w:val="20"/>
-        </w:rPr>
-        <w:t xml:space="preserve"> </w:t>
-      </w:r>
-      <w:r>
-        <w:rPr>
-          <w:rFonts w:asciiTheme="majorHAnsi" w:eastAsiaTheme="majorHAnsi" w:hAnsiTheme="majorHAnsi" w:cs="맑은 고딕" w:hint="eastAsia"/>
-          <w:sz w:val="20"/>
-          <w:szCs w:val="20"/>
-        </w:rPr>
-        <w:t>프롬프트</w:t>
-      </w:r>
-      <w:r>
-        <w:rPr>
-          <w:rFonts w:asciiTheme="majorHAnsi" w:eastAsiaTheme="majorHAnsi" w:hAnsiTheme="majorHAnsi" w:cs="맑은 고딕" w:hint="eastAsia"/>
-          <w:sz w:val="20"/>
-          <w:szCs w:val="20"/>
-        </w:rPr>
-        <w:t>로 변환되며</w:t>
-      </w:r>
-      <w:r>
-        <w:rPr>
-          <w:rFonts w:asciiTheme="majorHAnsi" w:eastAsiaTheme="majorHAnsi" w:hAnsiTheme="majorHAnsi"/>
-          <w:sz w:val="20"/>
-          <w:szCs w:val="20"/>
-        </w:rPr>
-        <w:t xml:space="preserve">, </w:t>
-      </w:r>
-      <w:r>
-        <w:rPr>
-          <w:rFonts w:asciiTheme="majorHAnsi" w:eastAsiaTheme="majorHAnsi" w:hAnsiTheme="majorHAnsi" w:cs="맑은 고딕" w:hint="eastAsia"/>
-          <w:sz w:val="20"/>
-          <w:szCs w:val="20"/>
-        </w:rPr>
-        <w:t>정답을</w:t>
-      </w:r>
-      <w:r>
-        <w:rPr>
-          <w:rFonts w:asciiTheme="majorHAnsi" w:eastAsiaTheme="majorHAnsi" w:hAnsiTheme="majorHAnsi"/>
-          <w:sz w:val="20"/>
-          <w:szCs w:val="20"/>
-        </w:rPr>
-        <w:t xml:space="preserve"> </w:t>
-      </w:r>
-      <w:r>
-        <w:rPr>
-          <w:rFonts w:asciiTheme="majorHAnsi" w:eastAsiaTheme="majorHAnsi" w:hAnsiTheme="majorHAnsi" w:hint="eastAsia"/>
-          <w:sz w:val="20"/>
-          <w:szCs w:val="20"/>
-        </w:rPr>
-        <w:t>단일 알파벳(L</w:t>
-      </w:r>
-      <w:r>
-        <w:rPr>
-          <w:rFonts w:asciiTheme="majorHAnsi" w:eastAsiaTheme="majorHAnsi" w:hAnsiTheme="majorHAnsi"/>
-          <w:sz w:val="20"/>
-          <w:szCs w:val="20"/>
-        </w:rPr>
-        <w:t>etter</w:t>
-      </w:r>
-      <w:r>
-        <w:rPr>
-          <w:rFonts w:asciiTheme="majorHAnsi" w:eastAsiaTheme="majorHAnsi" w:hAnsiTheme="majorHAnsi" w:hint="eastAsia"/>
-          <w:sz w:val="20"/>
-          <w:szCs w:val="20"/>
-        </w:rPr>
-        <w:t>)</w:t>
-      </w:r>
-      <w:r>
-        <w:rPr>
-          <w:rFonts w:asciiTheme="majorHAnsi" w:eastAsiaTheme="majorHAnsi" w:hAnsiTheme="majorHAnsi"/>
-          <w:sz w:val="20"/>
-          <w:szCs w:val="20"/>
-        </w:rPr>
-        <w:t xml:space="preserve"> </w:t>
-      </w:r>
-      <w:r>
-        <w:rPr>
-          <w:rFonts w:asciiTheme="majorHAnsi" w:eastAsiaTheme="majorHAnsi" w:hAnsiTheme="majorHAnsi" w:cs="맑은 고딕" w:hint="eastAsia"/>
-          <w:sz w:val="20"/>
-          <w:szCs w:val="20"/>
-        </w:rPr>
-        <w:t>토큰으로</w:t>
-      </w:r>
-      <w:r>
-        <w:rPr>
-          <w:rFonts w:asciiTheme="majorHAnsi" w:eastAsiaTheme="majorHAnsi" w:hAnsiTheme="majorHAnsi"/>
-          <w:sz w:val="20"/>
-          <w:szCs w:val="20"/>
-        </w:rPr>
-        <w:t xml:space="preserve"> </w:t>
-      </w:r>
-      <w:r>
-        <w:rPr>
-          <w:rFonts w:asciiTheme="majorHAnsi" w:eastAsiaTheme="majorHAnsi" w:hAnsiTheme="majorHAnsi" w:cs="맑은 고딕" w:hint="eastAsia"/>
-          <w:sz w:val="20"/>
-          <w:szCs w:val="20"/>
-        </w:rPr>
-        <w:t>구성된다</w:t>
+          <w:rFonts w:asciiTheme="majorHAnsi" w:eastAsiaTheme="majorHAnsi" w:hAnsiTheme="majorHAnsi"/>
+          <w:sz w:val="18"/>
+          <w:szCs w:val="18"/>
+        </w:rPr>
+        <w:t>모든 데이터는 Instruction + 보기 + Answer: 형태의 프롬프트로 변환되며, 정답은 단일 알파벳 토큰으로 구성된다</w:t>
       </w:r>
       <w:r>
         <w:rPr>
@@ -2866,8 +2917,8 @@
           <w:rFonts w:asciiTheme="majorHAnsi" w:eastAsiaTheme="majorHAnsi" w:hAnsiTheme="majorHAnsi" w:hint="eastAsia"/>
           <w:b/>
           <w:bCs/>
-          <w:sz w:val="20"/>
-          <w:szCs w:val="20"/>
+          <w:sz w:val="18"/>
+          <w:szCs w:val="18"/>
         </w:rPr>
       </w:pPr>
       <w:r>
@@ -2878,7 +2929,7 @@
           <w:sz w:val="20"/>
           <w:szCs w:val="20"/>
         </w:rPr>
-        <w:t xml:space="preserve">데이터 분할 및 재현성 </w:t>
+        <w:t xml:space="preserve">데이터 분할 및 </w:t>
       </w:r>
       <w:proofErr w:type="gramStart"/>
       <w:r>
@@ -2889,7 +2940,7 @@
           <w:sz w:val="20"/>
           <w:szCs w:val="20"/>
         </w:rPr>
-        <w:t>통제</w:t>
+        <w:t>재현성</w:t>
       </w:r>
       <w:r>
         <w:rPr>
@@ -2925,8 +2976,8 @@
       <w:r>
         <w:rPr>
           <w:rFonts w:asciiTheme="majorHAnsi" w:eastAsiaTheme="majorHAnsi" w:hAnsiTheme="majorHAnsi"/>
-          <w:sz w:val="20"/>
-          <w:szCs w:val="20"/>
+          <w:sz w:val="18"/>
+          <w:szCs w:val="18"/>
         </w:rPr>
         <w:t xml:space="preserve">train = </w:t>
       </w:r>
@@ -2934,8 +2985,8 @@
       <w:r>
         <w:rPr>
           <w:rFonts w:asciiTheme="majorHAnsi" w:eastAsiaTheme="majorHAnsi" w:hAnsiTheme="majorHAnsi"/>
-          <w:sz w:val="20"/>
-          <w:szCs w:val="20"/>
+          <w:sz w:val="18"/>
+          <w:szCs w:val="18"/>
         </w:rPr>
         <w:t>MedMCQA</w:t>
       </w:r>
@@ -2943,8 +2994,8 @@
       <w:r>
         <w:rPr>
           <w:rFonts w:asciiTheme="majorHAnsi" w:eastAsiaTheme="majorHAnsi" w:hAnsiTheme="majorHAnsi"/>
-          <w:sz w:val="20"/>
-          <w:szCs w:val="20"/>
+          <w:sz w:val="18"/>
+          <w:szCs w:val="18"/>
         </w:rPr>
         <w:t xml:space="preserve"> train(</w:t>
       </w:r>
@@ -2952,8 +3003,8 @@
       <w:r>
         <w:rPr>
           <w:rFonts w:asciiTheme="majorHAnsi" w:eastAsiaTheme="majorHAnsi" w:hAnsiTheme="majorHAnsi" w:cs="맑은 고딕" w:hint="eastAsia"/>
-          <w:sz w:val="20"/>
-          <w:szCs w:val="20"/>
+          <w:sz w:val="18"/>
+          <w:szCs w:val="18"/>
         </w:rPr>
         <w:t>셔플</w:t>
       </w:r>
@@ -2961,88 +3012,88 @@
       <w:r>
         <w:rPr>
           <w:rFonts w:asciiTheme="majorHAnsi" w:eastAsiaTheme="majorHAnsi" w:hAnsiTheme="majorHAnsi"/>
-          <w:sz w:val="20"/>
-          <w:szCs w:val="20"/>
+          <w:sz w:val="18"/>
+          <w:szCs w:val="18"/>
         </w:rPr>
         <w:t xml:space="preserve"> </w:t>
       </w:r>
       <w:r>
         <w:rPr>
           <w:rFonts w:asciiTheme="majorHAnsi" w:eastAsiaTheme="majorHAnsi" w:hAnsiTheme="majorHAnsi" w:cs="맑은 고딕" w:hint="eastAsia"/>
-          <w:sz w:val="20"/>
-          <w:szCs w:val="20"/>
+          <w:sz w:val="18"/>
+          <w:szCs w:val="18"/>
         </w:rPr>
         <w:t>후</w:t>
       </w:r>
       <w:r>
         <w:rPr>
           <w:rFonts w:asciiTheme="majorHAnsi" w:eastAsiaTheme="majorHAnsi" w:hAnsiTheme="majorHAnsi"/>
-          <w:sz w:val="20"/>
-          <w:szCs w:val="20"/>
+          <w:sz w:val="18"/>
+          <w:szCs w:val="18"/>
         </w:rPr>
         <w:t xml:space="preserve"> subset), eval = </w:t>
       </w:r>
       <w:r>
         <w:rPr>
           <w:rFonts w:asciiTheme="majorHAnsi" w:eastAsiaTheme="majorHAnsi" w:hAnsiTheme="majorHAnsi" w:cs="맑은 고딕" w:hint="eastAsia"/>
-          <w:sz w:val="20"/>
-          <w:szCs w:val="20"/>
+          <w:sz w:val="18"/>
+          <w:szCs w:val="18"/>
         </w:rPr>
         <w:t>위</w:t>
       </w:r>
       <w:r>
         <w:rPr>
           <w:rFonts w:asciiTheme="majorHAnsi" w:eastAsiaTheme="majorHAnsi" w:hAnsiTheme="majorHAnsi"/>
-          <w:sz w:val="20"/>
-          <w:szCs w:val="20"/>
+          <w:sz w:val="18"/>
+          <w:szCs w:val="18"/>
         </w:rPr>
         <w:t xml:space="preserve"> </w:t>
       </w:r>
       <w:r>
         <w:rPr>
           <w:rFonts w:asciiTheme="majorHAnsi" w:eastAsiaTheme="majorHAnsi" w:hAnsiTheme="majorHAnsi" w:cs="맑은 고딕" w:hint="eastAsia"/>
-          <w:sz w:val="20"/>
-          <w:szCs w:val="20"/>
+          <w:sz w:val="18"/>
+          <w:szCs w:val="18"/>
         </w:rPr>
         <w:t>표의</w:t>
       </w:r>
       <w:r>
         <w:rPr>
           <w:rFonts w:asciiTheme="majorHAnsi" w:eastAsiaTheme="majorHAnsi" w:hAnsiTheme="majorHAnsi"/>
-          <w:sz w:val="20"/>
-          <w:szCs w:val="20"/>
+          <w:sz w:val="18"/>
+          <w:szCs w:val="18"/>
         </w:rPr>
         <w:t xml:space="preserve"> </w:t>
       </w:r>
       <w:r>
         <w:rPr>
           <w:rFonts w:asciiTheme="majorHAnsi" w:eastAsiaTheme="majorHAnsi" w:hAnsiTheme="majorHAnsi" w:cs="맑은 고딕" w:hint="eastAsia"/>
-          <w:sz w:val="20"/>
-          <w:szCs w:val="20"/>
+          <w:sz w:val="18"/>
+          <w:szCs w:val="18"/>
         </w:rPr>
         <w:t>평가</w:t>
       </w:r>
       <w:r>
         <w:rPr>
           <w:rFonts w:asciiTheme="majorHAnsi" w:eastAsiaTheme="majorHAnsi" w:hAnsiTheme="majorHAnsi"/>
-          <w:sz w:val="20"/>
-          <w:szCs w:val="20"/>
+          <w:sz w:val="18"/>
+          <w:szCs w:val="18"/>
         </w:rPr>
         <w:t xml:space="preserve"> </w:t>
       </w:r>
       <w:r>
         <w:rPr>
           <w:rFonts w:asciiTheme="majorHAnsi" w:eastAsiaTheme="majorHAnsi" w:hAnsiTheme="majorHAnsi" w:cs="맑은 고딕" w:hint="eastAsia"/>
-          <w:sz w:val="20"/>
-          <w:szCs w:val="20"/>
+          <w:sz w:val="18"/>
+          <w:szCs w:val="18"/>
         </w:rPr>
         <w:t>분할</w:t>
       </w:r>
       <w:r>
         <w:rPr>
           <w:rFonts w:asciiTheme="majorHAnsi" w:eastAsiaTheme="majorHAnsi" w:hAnsiTheme="majorHAnsi" w:cs="맑은 고딕" w:hint="eastAsia"/>
-          <w:sz w:val="20"/>
-          <w:szCs w:val="20"/>
+          <w:sz w:val="18"/>
+          <w:szCs w:val="18"/>
         </w:rPr>
         <w:t xml:space="preserve"> </w:t>
       </w:r>
@@ -3050,8 +3101,8 @@
       <w:r>
         <w:rPr>
           <w:rFonts w:asciiTheme="majorHAnsi" w:eastAsiaTheme="majorHAnsi" w:hAnsiTheme="majorHAnsi" w:cs="맑은 고딕" w:hint="eastAsia"/>
-          <w:sz w:val="20"/>
-          <w:szCs w:val="20"/>
+          <w:sz w:val="18"/>
+          <w:szCs w:val="18"/>
         </w:rPr>
         <w:t>스플릿을</w:t>
       </w:r>
@@ -3059,56 +3110,56 @@
       <w:r>
         <w:rPr>
           <w:rFonts w:asciiTheme="majorHAnsi" w:eastAsiaTheme="majorHAnsi" w:hAnsiTheme="majorHAnsi" w:cs="맑은 고딕" w:hint="eastAsia"/>
-          <w:sz w:val="20"/>
-          <w:szCs w:val="20"/>
+          <w:sz w:val="18"/>
+          <w:szCs w:val="18"/>
         </w:rPr>
         <w:t xml:space="preserve"> 따르며</w:t>
       </w:r>
       <w:r>
         <w:rPr>
           <w:rFonts w:asciiTheme="majorHAnsi" w:eastAsiaTheme="majorHAnsi" w:hAnsiTheme="majorHAnsi" w:hint="eastAsia"/>
-          <w:sz w:val="20"/>
-          <w:szCs w:val="20"/>
+          <w:sz w:val="18"/>
+          <w:szCs w:val="18"/>
         </w:rPr>
         <w:t>,</w:t>
       </w:r>
       <w:r>
         <w:rPr>
           <w:rFonts w:asciiTheme="majorHAnsi" w:eastAsiaTheme="majorHAnsi" w:hAnsiTheme="majorHAnsi"/>
-          <w:sz w:val="20"/>
-          <w:szCs w:val="20"/>
+          <w:sz w:val="18"/>
+          <w:szCs w:val="18"/>
         </w:rPr>
         <w:t xml:space="preserve"> </w:t>
       </w:r>
       <w:r>
         <w:rPr>
           <w:rFonts w:asciiTheme="majorHAnsi" w:eastAsiaTheme="majorHAnsi" w:hAnsiTheme="majorHAnsi" w:cs="맑은 고딕" w:hint="eastAsia"/>
-          <w:sz w:val="20"/>
-          <w:szCs w:val="20"/>
+          <w:sz w:val="18"/>
+          <w:szCs w:val="18"/>
         </w:rPr>
         <w:t>모든</w:t>
       </w:r>
       <w:r>
         <w:rPr>
           <w:rFonts w:asciiTheme="majorHAnsi" w:eastAsiaTheme="majorHAnsi" w:hAnsiTheme="majorHAnsi"/>
-          <w:sz w:val="20"/>
-          <w:szCs w:val="20"/>
+          <w:sz w:val="18"/>
+          <w:szCs w:val="18"/>
         </w:rPr>
         <w:t xml:space="preserve"> </w:t>
       </w:r>
       <w:r>
         <w:rPr>
           <w:rFonts w:asciiTheme="majorHAnsi" w:eastAsiaTheme="majorHAnsi" w:hAnsiTheme="majorHAnsi" w:cs="맑은 고딕" w:hint="eastAsia"/>
-          <w:sz w:val="20"/>
-          <w:szCs w:val="20"/>
+          <w:sz w:val="18"/>
+          <w:szCs w:val="18"/>
         </w:rPr>
         <w:t>실행</w:t>
       </w:r>
       <w:r>
         <w:rPr>
           <w:rFonts w:asciiTheme="majorHAnsi" w:eastAsiaTheme="majorHAnsi" w:hAnsiTheme="majorHAnsi" w:cs="맑은 고딕" w:hint="eastAsia"/>
-          <w:sz w:val="20"/>
-          <w:szCs w:val="20"/>
+          <w:sz w:val="18"/>
+          <w:szCs w:val="18"/>
         </w:rPr>
         <w:t xml:space="preserve">은 난수 </w:t>
       </w:r>
@@ -3116,8 +3167,8 @@
       <w:r>
         <w:rPr>
           <w:rFonts w:asciiTheme="majorHAnsi" w:eastAsiaTheme="majorHAnsi" w:hAnsiTheme="majorHAnsi" w:cs="맑은 고딕" w:hint="eastAsia"/>
-          <w:sz w:val="20"/>
-          <w:szCs w:val="20"/>
+          <w:sz w:val="18"/>
+          <w:szCs w:val="18"/>
         </w:rPr>
         <w:t>시드</w:t>
       </w:r>
@@ -3125,48 +3176,48 @@
       <w:r>
         <w:rPr>
           <w:rFonts w:asciiTheme="majorHAnsi" w:eastAsiaTheme="majorHAnsi" w:hAnsiTheme="majorHAnsi" w:cs="맑은 고딕" w:hint="eastAsia"/>
-          <w:sz w:val="20"/>
-          <w:szCs w:val="20"/>
+          <w:sz w:val="18"/>
+          <w:szCs w:val="18"/>
         </w:rPr>
         <w:t>(</w:t>
       </w:r>
       <w:r>
         <w:rPr>
           <w:rFonts w:asciiTheme="majorHAnsi" w:eastAsiaTheme="majorHAnsi" w:hAnsiTheme="majorHAnsi"/>
-          <w:sz w:val="20"/>
-          <w:szCs w:val="20"/>
+          <w:sz w:val="18"/>
+          <w:szCs w:val="18"/>
         </w:rPr>
         <w:t>seed</w:t>
       </w:r>
       <w:r>
         <w:rPr>
           <w:rFonts w:asciiTheme="majorHAnsi" w:eastAsiaTheme="majorHAnsi" w:hAnsiTheme="majorHAnsi" w:hint="eastAsia"/>
-          <w:sz w:val="20"/>
-          <w:szCs w:val="20"/>
+          <w:sz w:val="18"/>
+          <w:szCs w:val="18"/>
         </w:rPr>
         <w:t xml:space="preserve">)를 </w:t>
       </w:r>
       <w:r>
         <w:rPr>
           <w:rFonts w:asciiTheme="majorHAnsi" w:eastAsiaTheme="majorHAnsi" w:hAnsiTheme="majorHAnsi"/>
-          <w:sz w:val="20"/>
-          <w:szCs w:val="20"/>
+          <w:sz w:val="18"/>
+          <w:szCs w:val="18"/>
         </w:rPr>
         <w:t>42</w:t>
       </w:r>
       <w:r>
         <w:rPr>
           <w:rFonts w:asciiTheme="majorHAnsi" w:eastAsiaTheme="majorHAnsi" w:hAnsiTheme="majorHAnsi" w:hint="eastAsia"/>
-          <w:sz w:val="20"/>
-          <w:szCs w:val="20"/>
+          <w:sz w:val="18"/>
+          <w:szCs w:val="18"/>
         </w:rPr>
         <w:t>로 고정하여</w:t>
       </w:r>
       <w:r>
         <w:rPr>
           <w:rFonts w:asciiTheme="majorHAnsi" w:eastAsiaTheme="majorHAnsi" w:hAnsiTheme="majorHAnsi" w:cs="맑은 고딕" w:hint="eastAsia"/>
-          <w:sz w:val="20"/>
-          <w:szCs w:val="20"/>
+          <w:sz w:val="18"/>
+          <w:szCs w:val="18"/>
         </w:rPr>
         <w:t xml:space="preserve"> 수행한다.</w:t>
       </w:r>
@@ -3174,17 +3225,32 @@
     <w:p>
       <w:pPr>
         <w:pStyle w:val="1"/>
-      </w:pPr>
-      <w:r>
-        <w:lastRenderedPageBreak/>
+        <w:rPr>
+          <w:sz w:val="28"/>
+          <w:szCs w:val="28"/>
+        </w:rPr>
+      </w:pPr>
+      <w:r>
+        <w:rPr>
+          <w:sz w:val="28"/>
+          <w:szCs w:val="28"/>
+        </w:rPr>
         <w:t>6. Methodology</w:t>
       </w:r>
     </w:p>
     <w:p>
       <w:pPr>
         <w:pStyle w:val="2"/>
-      </w:pPr>
-      <w:r>
+        <w:rPr>
+          <w:sz w:val="22"/>
+          <w:szCs w:val="22"/>
+        </w:rPr>
+      </w:pPr>
+      <w:r>
+        <w:rPr>
+          <w:sz w:val="22"/>
+          <w:szCs w:val="22"/>
+        </w:rPr>
         <w:t>6.1 Model Architecture</w:t>
       </w:r>
     </w:p>
@@ -3210,6 +3276,7 @@
           <w:sz w:val="20"/>
           <w:szCs w:val="20"/>
         </w:rPr>
+        <w:lastRenderedPageBreak/>
         <w:t>LoRA</w:t>
       </w:r>
       <w:proofErr w:type="spellEnd"/>
@@ -5233,25 +5300,7 @@
           <w:sz w:val="18"/>
           <w:szCs w:val="18"/>
         </w:rPr>
-        <w:t xml:space="preserve">)을 대상으로 하며, 효율적인 메모리 관리를 위해 정답 토큰에만 손실을 계산(-100 </w:t>
-      </w:r>
-      <w:proofErr w:type="spellStart"/>
-      <w:r>
-        <w:rPr>
-          <w:rFonts w:asciiTheme="majorHAnsi" w:eastAsiaTheme="majorHAnsi" w:hAnsiTheme="majorHAnsi"/>
-          <w:sz w:val="18"/>
-          <w:szCs w:val="18"/>
-        </w:rPr>
-        <w:t>마스킹</w:t>
-      </w:r>
-      <w:proofErr w:type="spellEnd"/>
-      <w:r>
-        <w:rPr>
-          <w:rFonts w:asciiTheme="majorHAnsi" w:eastAsiaTheme="majorHAnsi" w:hAnsiTheme="majorHAnsi"/>
-          <w:sz w:val="18"/>
-          <w:szCs w:val="18"/>
-        </w:rPr>
-        <w:t>)한다. 핵심 구현 골격은 다음과 같다.</w:t>
+        <w:t>)을 대상으로 하며, 효율적인 메모리 관리를 위해 정답 토큰에만 손실을 계산한다.</w:t>
       </w:r>
     </w:p>
     <w:p>
@@ -5913,8 +5962,16 @@
     <w:p>
       <w:pPr>
         <w:pStyle w:val="2"/>
-      </w:pPr>
-      <w:r>
+        <w:rPr>
+          <w:sz w:val="22"/>
+          <w:szCs w:val="22"/>
+        </w:rPr>
+      </w:pPr>
+      <w:r>
+        <w:rPr>
+          <w:sz w:val="22"/>
+          <w:szCs w:val="22"/>
+        </w:rPr>
         <w:t>6.2 Training Setting</w:t>
       </w:r>
     </w:p>
@@ -5927,90 +5984,86 @@
         </w:numPr>
         <w:spacing w:before="80" w:after="80"/>
         <w:rPr>
-          <w:b/>
-          <w:bCs/>
-          <w:sz w:val="20"/>
-          <w:szCs w:val="20"/>
-        </w:rPr>
-      </w:pPr>
-      <w:r>
-        <w:rPr>
-          <w:b/>
-          <w:bCs/>
-          <w:sz w:val="20"/>
-          <w:szCs w:val="20"/>
-        </w:rPr>
-        <w:lastRenderedPageBreak/>
-        <w:t>학습</w:t>
-      </w:r>
-      <w:r>
-        <w:rPr>
-          <w:b/>
-          <w:bCs/>
-          <w:sz w:val="20"/>
-          <w:szCs w:val="20"/>
-        </w:rPr>
-        <w:t xml:space="preserve"> </w:t>
-      </w:r>
-      <w:r>
-        <w:rPr>
-          <w:b/>
-          <w:bCs/>
-          <w:sz w:val="20"/>
-          <w:szCs w:val="20"/>
-        </w:rPr>
-        <w:t>환경</w:t>
-      </w:r>
-      <w:r>
-        <w:rPr>
-          <w:b/>
-          <w:bCs/>
-          <w:sz w:val="20"/>
-          <w:szCs w:val="20"/>
-        </w:rPr>
-        <w:t xml:space="preserve"> </w:t>
-      </w:r>
-      <w:r>
-        <w:rPr>
-          <w:b/>
-          <w:bCs/>
-          <w:sz w:val="20"/>
-          <w:szCs w:val="20"/>
-        </w:rPr>
-        <w:t>및</w:t>
-      </w:r>
-      <w:r>
-        <w:rPr>
-          <w:b/>
-          <w:bCs/>
-          <w:sz w:val="20"/>
-          <w:szCs w:val="20"/>
-        </w:rPr>
-        <w:t xml:space="preserve"> </w:t>
-      </w:r>
-      <w:r>
-        <w:rPr>
-          <w:b/>
-          <w:bCs/>
-          <w:sz w:val="20"/>
-          <w:szCs w:val="20"/>
-        </w:rPr>
-        <w:t>하드웨어</w:t>
-      </w:r>
-    </w:p>
-    <w:p>
-      <w:pPr>
-        <w:pStyle w:val="a4"/>
-        <w:spacing w:before="80" w:after="80"/>
-        <w:ind w:left="880"/>
-        <w:rPr>
           <w:rFonts w:hint="eastAsia"/>
           <w:b/>
           <w:bCs/>
-          <w:sz w:val="18"/>
-          <w:szCs w:val="18"/>
-        </w:rPr>
-      </w:pPr>
+          <w:sz w:val="20"/>
+          <w:szCs w:val="20"/>
+        </w:rPr>
+      </w:pPr>
+      <w:r>
+        <w:rPr>
+          <w:b/>
+          <w:bCs/>
+          <w:sz w:val="20"/>
+          <w:szCs w:val="20"/>
+        </w:rPr>
+        <w:t>학습</w:t>
+      </w:r>
+      <w:r>
+        <w:rPr>
+          <w:b/>
+          <w:bCs/>
+          <w:sz w:val="20"/>
+          <w:szCs w:val="20"/>
+        </w:rPr>
+        <w:t xml:space="preserve"> </w:t>
+      </w:r>
+      <w:r>
+        <w:rPr>
+          <w:b/>
+          <w:bCs/>
+          <w:sz w:val="20"/>
+          <w:szCs w:val="20"/>
+        </w:rPr>
+        <w:t>환경</w:t>
+      </w:r>
+      <w:r>
+        <w:rPr>
+          <w:b/>
+          <w:bCs/>
+          <w:sz w:val="20"/>
+          <w:szCs w:val="20"/>
+        </w:rPr>
+        <w:t xml:space="preserve"> </w:t>
+      </w:r>
+      <w:r>
+        <w:rPr>
+          <w:b/>
+          <w:bCs/>
+          <w:sz w:val="20"/>
+          <w:szCs w:val="20"/>
+        </w:rPr>
+        <w:t>및</w:t>
+      </w:r>
+      <w:r>
+        <w:rPr>
+          <w:b/>
+          <w:bCs/>
+          <w:sz w:val="20"/>
+          <w:szCs w:val="20"/>
+        </w:rPr>
+        <w:t xml:space="preserve"> </w:t>
+      </w:r>
+      <w:r>
+        <w:rPr>
+          <w:b/>
+          <w:bCs/>
+          <w:sz w:val="20"/>
+          <w:szCs w:val="20"/>
+        </w:rPr>
+        <w:t>하드웨어</w:t>
+      </w:r>
+      <w:r>
+        <w:rPr>
+          <w:rFonts w:hint="eastAsia"/>
+          <w:b/>
+          <w:bCs/>
+          <w:sz w:val="20"/>
+          <w:szCs w:val="20"/>
+        </w:rPr>
+        <w:t xml:space="preserve">: </w:t>
+      </w:r>
       <w:proofErr w:type="spellStart"/>
       <w:r>
         <w:rPr>
@@ -6134,18 +6187,16 @@
         </w:rPr>
         <w:t>스케줄링</w:t>
       </w:r>
-    </w:p>
-    <w:p>
-      <w:pPr>
-        <w:pStyle w:val="a4"/>
-        <w:spacing w:before="80" w:after="80"/>
-        <w:ind w:left="880"/>
-        <w:rPr>
-          <w:rFonts w:asciiTheme="majorHAnsi" w:eastAsiaTheme="majorHAnsi" w:hAnsiTheme="majorHAnsi"/>
-          <w:sz w:val="18"/>
-          <w:szCs w:val="18"/>
-        </w:rPr>
-      </w:pPr>
+      <w:r>
+        <w:rPr>
+          <w:rFonts w:hint="eastAsia"/>
+          <w:b/>
+          <w:bCs/>
+          <w:sz w:val="20"/>
+          <w:szCs w:val="20"/>
+        </w:rPr>
+        <w:t xml:space="preserve">: </w:t>
+      </w:r>
       <w:r>
         <w:rPr>
           <w:rFonts w:asciiTheme="majorHAnsi" w:eastAsiaTheme="majorHAnsi" w:hAnsiTheme="majorHAnsi"/>
@@ -6242,7 +6293,7 @@
           <w:sz w:val="18"/>
           <w:szCs w:val="18"/>
         </w:rPr>
-        <w:t>(1.0)을 적용했습니다.</w:t>
+        <w:t>(1.0)을 적용했다.</w:t>
       </w:r>
     </w:p>
     <w:p>
@@ -6254,7 +6305,7 @@
         </w:numPr>
         <w:spacing w:before="80" w:after="80"/>
         <w:rPr>
-          <w:rFonts w:asciiTheme="majorHAnsi" w:eastAsiaTheme="majorHAnsi" w:hAnsiTheme="majorHAnsi"/>
+          <w:rFonts w:asciiTheme="majorHAnsi" w:eastAsiaTheme="majorHAnsi" w:hAnsiTheme="majorHAnsi" w:hint="eastAsia"/>
           <w:b/>
           <w:bCs/>
           <w:sz w:val="20"/>
@@ -6269,20 +6320,19 @@
           <w:sz w:val="20"/>
           <w:szCs w:val="20"/>
         </w:rPr>
+        <w:lastRenderedPageBreak/>
         <w:t>메모리 효율화 및 재현성</w:t>
       </w:r>
-    </w:p>
-    <w:p>
-      <w:pPr>
-        <w:pStyle w:val="a4"/>
-        <w:spacing w:before="80" w:after="80"/>
-        <w:ind w:left="880"/>
+      <w:r>
         <w:rPr>
           <w:rFonts w:asciiTheme="majorHAnsi" w:eastAsiaTheme="majorHAnsi" w:hAnsiTheme="majorHAnsi" w:hint="eastAsia"/>
-          <w:sz w:val="18"/>
-          <w:szCs w:val="18"/>
-        </w:rPr>
-      </w:pPr>
+          <w:b/>
+          <w:bCs/>
+          <w:sz w:val="20"/>
+          <w:szCs w:val="20"/>
+        </w:rPr>
+        <w:t xml:space="preserve">: </w:t>
+      </w:r>
       <w:r>
         <w:rPr>
           <w:rFonts w:asciiTheme="majorHAnsi" w:eastAsiaTheme="majorHAnsi" w:hAnsiTheme="majorHAnsi"/>
@@ -6425,6 +6475,8 @@
             <w:pPr>
               <w:rPr>
                 <w:rFonts w:asciiTheme="majorHAnsi" w:eastAsiaTheme="majorHAnsi" w:hAnsiTheme="majorHAnsi"/>
+                <w:sz w:val="16"/>
+                <w:szCs w:val="16"/>
               </w:rPr>
             </w:pPr>
             <w:r>
@@ -6432,8 +6484,8 @@
                 <w:rFonts w:asciiTheme="majorHAnsi" w:eastAsiaTheme="majorHAnsi" w:hAnsiTheme="majorHAnsi"/>
                 <w:b/>
                 <w:bCs/>
-                <w:sz w:val="20"/>
-                <w:szCs w:val="20"/>
+                <w:sz w:val="16"/>
+                <w:szCs w:val="16"/>
               </w:rPr>
               <w:t>설정</w:t>
             </w:r>
@@ -6454,6 +6506,8 @@
             <w:pPr>
               <w:rPr>
                 <w:rFonts w:asciiTheme="majorHAnsi" w:eastAsiaTheme="majorHAnsi" w:hAnsiTheme="majorHAnsi"/>
+                <w:sz w:val="16"/>
+                <w:szCs w:val="16"/>
               </w:rPr>
             </w:pPr>
             <w:r>
@@ -6461,8 +6515,8 @@
                 <w:rFonts w:asciiTheme="majorHAnsi" w:eastAsiaTheme="majorHAnsi" w:hAnsiTheme="majorHAnsi"/>
                 <w:b/>
                 <w:bCs/>
-                <w:sz w:val="20"/>
-                <w:szCs w:val="20"/>
+                <w:sz w:val="16"/>
+                <w:szCs w:val="16"/>
               </w:rPr>
               <w:t>Full-scale (1.5B)</w:t>
             </w:r>
@@ -6483,6 +6537,8 @@
             <w:pPr>
               <w:rPr>
                 <w:rFonts w:asciiTheme="majorHAnsi" w:eastAsiaTheme="majorHAnsi" w:hAnsiTheme="majorHAnsi"/>
+                <w:sz w:val="16"/>
+                <w:szCs w:val="16"/>
               </w:rPr>
             </w:pPr>
             <w:r>
@@ -6490,8 +6546,8 @@
                 <w:rFonts w:asciiTheme="majorHAnsi" w:eastAsiaTheme="majorHAnsi" w:hAnsiTheme="majorHAnsi"/>
                 <w:b/>
                 <w:bCs/>
-                <w:sz w:val="20"/>
-                <w:szCs w:val="20"/>
+                <w:sz w:val="16"/>
+                <w:szCs w:val="16"/>
               </w:rPr>
               <w:t>재현 Smoke (0.5B)</w:t>
             </w:r>
@@ -6998,11 +7054,17 @@
             </w:tcMar>
           </w:tcPr>
           <w:p>
+            <w:pPr>
+              <w:rPr>
+                <w:sz w:val="16"/>
+                <w:szCs w:val="16"/>
+              </w:rPr>
+            </w:pPr>
             <w:r>
               <w:rPr>
                 <w:rFonts w:eastAsia="Arial"/>
-                <w:sz w:val="20"/>
-                <w:szCs w:val="20"/>
+                <w:sz w:val="16"/>
+                <w:szCs w:val="16"/>
               </w:rPr>
               <w:t>dtype</w:t>
             </w:r>
@@ -7020,11 +7082,17 @@
             </w:tcMar>
           </w:tcPr>
           <w:p>
+            <w:pPr>
+              <w:rPr>
+                <w:sz w:val="16"/>
+                <w:szCs w:val="16"/>
+              </w:rPr>
+            </w:pPr>
             <w:r>
               <w:rPr>
                 <w:rFonts w:eastAsia="Arial"/>
-                <w:sz w:val="20"/>
-                <w:szCs w:val="20"/>
+                <w:sz w:val="16"/>
+                <w:szCs w:val="16"/>
               </w:rPr>
               <w:t>bfloat16</w:t>
             </w:r>
@@ -7042,11 +7110,17 @@
             </w:tcMar>
           </w:tcPr>
           <w:p>
+            <w:pPr>
+              <w:rPr>
+                <w:sz w:val="16"/>
+                <w:szCs w:val="16"/>
+              </w:rPr>
+            </w:pPr>
             <w:r>
               <w:rPr>
                 <w:rFonts w:eastAsia="Arial"/>
-                <w:sz w:val="20"/>
-                <w:szCs w:val="20"/>
+                <w:sz w:val="16"/>
+                <w:szCs w:val="16"/>
               </w:rPr>
               <w:t>float32 (CPU/MPS 안전)</w:t>
             </w:r>
@@ -7057,8 +7131,16 @@
     <w:p>
       <w:pPr>
         <w:pStyle w:val="2"/>
-      </w:pPr>
-      <w:r>
+        <w:rPr>
+          <w:sz w:val="22"/>
+          <w:szCs w:val="22"/>
+        </w:rPr>
+      </w:pPr>
+      <w:r>
+        <w:rPr>
+          <w:sz w:val="22"/>
+          <w:szCs w:val="22"/>
+        </w:rPr>
         <w:t>6.3 Experimental Setting</w:t>
       </w:r>
     </w:p>
@@ -7671,18 +7753,16 @@
         </w:rPr>
         <w:t>Baseline 설정</w:t>
       </w:r>
-    </w:p>
-    <w:p>
-      <w:pPr>
-        <w:pStyle w:val="a4"/>
-        <w:spacing w:before="120" w:after="80"/>
-        <w:ind w:left="880"/>
-        <w:rPr>
-          <w:rFonts w:asciiTheme="majorHAnsi" w:eastAsiaTheme="majorHAnsi" w:hAnsiTheme="majorHAnsi"/>
-          <w:sz w:val="18"/>
-          <w:szCs w:val="18"/>
-        </w:rPr>
-      </w:pPr>
+      <w:r>
+        <w:rPr>
+          <w:rFonts w:asciiTheme="majorHAnsi" w:eastAsiaTheme="majorHAnsi" w:hAnsiTheme="majorHAnsi" w:hint="eastAsia"/>
+          <w:b/>
+          <w:bCs/>
+          <w:sz w:val="20"/>
+          <w:szCs w:val="20"/>
+        </w:rPr>
+        <w:t xml:space="preserve">: </w:t>
+      </w:r>
       <w:r>
         <w:rPr>
           <w:rFonts w:asciiTheme="majorHAnsi" w:eastAsiaTheme="majorHAnsi" w:hAnsiTheme="majorHAnsi"/>
@@ -7701,7 +7781,7 @@
         </w:numPr>
         <w:spacing w:before="80" w:after="80"/>
         <w:rPr>
-          <w:rFonts w:asciiTheme="majorHAnsi" w:eastAsiaTheme="majorHAnsi" w:hAnsiTheme="majorHAnsi"/>
+          <w:rFonts w:asciiTheme="majorHAnsi" w:eastAsiaTheme="majorHAnsi" w:hAnsiTheme="majorHAnsi" w:hint="eastAsia"/>
           <w:b/>
           <w:bCs/>
           <w:sz w:val="20"/>
@@ -7716,115 +7796,73 @@
           <w:sz w:val="20"/>
           <w:szCs w:val="20"/>
         </w:rPr>
-        <w:t xml:space="preserve">평가 지표. </w:t>
-      </w:r>
-    </w:p>
-    <w:p>
-      <w:pPr>
-        <w:spacing w:before="80" w:after="80"/>
-        <w:ind w:leftChars="400" w:left="880"/>
-        <w:rPr>
-          <w:rFonts w:asciiTheme="majorHAnsi" w:eastAsiaTheme="majorHAnsi" w:hAnsiTheme="majorHAnsi"/>
-          <w:sz w:val="18"/>
-          <w:szCs w:val="18"/>
-        </w:rPr>
-      </w:pPr>
-      <w:r>
-        <w:rPr>
-          <w:rFonts w:asciiTheme="majorHAnsi" w:eastAsiaTheme="majorHAnsi" w:hAnsiTheme="majorHAnsi" w:cs="Cambria Math"/>
-          <w:sz w:val="18"/>
-          <w:szCs w:val="18"/>
-        </w:rPr>
-        <w:t>①</w:t>
-      </w:r>
-      <w:r>
-        <w:rPr>
-          <w:rFonts w:asciiTheme="majorHAnsi" w:eastAsiaTheme="majorHAnsi" w:hAnsiTheme="majorHAnsi"/>
-          <w:sz w:val="18"/>
-          <w:szCs w:val="18"/>
-        </w:rPr>
-        <w:t xml:space="preserve"> MCQ 정확도(보기별 log-likelihood, 1차 지표)</w:t>
-      </w:r>
-    </w:p>
-    <w:p>
-      <w:pPr>
-        <w:spacing w:before="80" w:after="80"/>
-        <w:ind w:leftChars="400" w:left="880"/>
-        <w:rPr>
-          <w:rFonts w:asciiTheme="majorHAnsi" w:eastAsiaTheme="majorHAnsi" w:hAnsiTheme="majorHAnsi"/>
-          <w:sz w:val="18"/>
-          <w:szCs w:val="18"/>
-        </w:rPr>
-      </w:pPr>
-      <w:r>
-        <w:rPr>
-          <w:rFonts w:asciiTheme="majorHAnsi" w:eastAsiaTheme="majorHAnsi" w:hAnsiTheme="majorHAnsi" w:cs="Cambria Math"/>
-          <w:sz w:val="18"/>
-          <w:szCs w:val="18"/>
-        </w:rPr>
-        <w:t>②</w:t>
-      </w:r>
-      <w:r>
-        <w:rPr>
-          <w:rFonts w:asciiTheme="majorHAnsi" w:eastAsiaTheme="majorHAnsi" w:hAnsiTheme="majorHAnsi"/>
-          <w:sz w:val="18"/>
-          <w:szCs w:val="18"/>
-        </w:rPr>
-        <w:t xml:space="preserve"> trainable 파라미터 수·비율(효율)</w:t>
-      </w:r>
-    </w:p>
-    <w:p>
-      <w:pPr>
-        <w:spacing w:before="80" w:after="80"/>
-        <w:ind w:leftChars="400" w:left="880"/>
-        <w:rPr>
-          <w:rFonts w:asciiTheme="majorHAnsi" w:eastAsiaTheme="majorHAnsi" w:hAnsiTheme="majorHAnsi"/>
-          <w:sz w:val="18"/>
-          <w:szCs w:val="18"/>
-        </w:rPr>
-      </w:pPr>
-      <w:r>
-        <w:rPr>
-          <w:rFonts w:asciiTheme="majorHAnsi" w:eastAsiaTheme="majorHAnsi" w:hAnsiTheme="majorHAnsi" w:cs="Cambria Math"/>
-          <w:sz w:val="18"/>
-          <w:szCs w:val="18"/>
-        </w:rPr>
-        <w:t>③</w:t>
-      </w:r>
-      <w:r>
-        <w:rPr>
-          <w:rFonts w:asciiTheme="majorHAnsi" w:eastAsiaTheme="majorHAnsi" w:hAnsiTheme="majorHAnsi"/>
-          <w:sz w:val="18"/>
-          <w:szCs w:val="18"/>
-        </w:rPr>
-        <w:t xml:space="preserve"> peak VRAM(CUDA 한정)</w:t>
-      </w:r>
-    </w:p>
-    <w:p>
-      <w:pPr>
-        <w:spacing w:before="80" w:after="80"/>
-        <w:ind w:leftChars="400" w:left="880"/>
+        <w:t>평가 지표</w:t>
+      </w:r>
+      <w:r>
         <w:rPr>
           <w:rFonts w:asciiTheme="majorHAnsi" w:eastAsiaTheme="majorHAnsi" w:hAnsiTheme="majorHAnsi" w:hint="eastAsia"/>
-          <w:sz w:val="18"/>
-          <w:szCs w:val="18"/>
-        </w:rPr>
-      </w:pPr>
-      <w:r>
-        <w:rPr>
-          <w:rFonts w:asciiTheme="majorHAnsi" w:eastAsiaTheme="majorHAnsi" w:hAnsiTheme="majorHAnsi" w:cs="Cambria Math"/>
-          <w:sz w:val="18"/>
-          <w:szCs w:val="18"/>
-        </w:rPr>
-        <w:t>④</w:t>
-      </w:r>
-      <w:r>
-        <w:rPr>
-          <w:rFonts w:asciiTheme="majorHAnsi" w:eastAsiaTheme="majorHAnsi" w:hAnsiTheme="majorHAnsi"/>
-          <w:sz w:val="18"/>
-          <w:szCs w:val="18"/>
-        </w:rPr>
-        <w:t xml:space="preserve"> 학습 시간. perplexity는 보조.</w:t>
+          <w:b/>
+          <w:bCs/>
+          <w:sz w:val="20"/>
+          <w:szCs w:val="20"/>
+        </w:rPr>
+        <w:t xml:space="preserve">: </w:t>
+      </w:r>
+      <w:r>
+        <w:rPr>
+          <w:rFonts w:asciiTheme="majorHAnsi" w:eastAsiaTheme="majorHAnsi" w:hAnsiTheme="majorHAnsi"/>
+          <w:sz w:val="18"/>
+          <w:szCs w:val="18"/>
+        </w:rPr>
+        <w:t>MCQ 정확도(보기별 log-likelihood, 1차 지표)</w:t>
+      </w:r>
+      <w:r>
+        <w:rPr>
+          <w:rFonts w:asciiTheme="majorHAnsi" w:eastAsiaTheme="majorHAnsi" w:hAnsiTheme="majorHAnsi" w:hint="eastAsia"/>
+          <w:sz w:val="18"/>
+          <w:szCs w:val="18"/>
+        </w:rPr>
+        <w:t xml:space="preserve">, </w:t>
+      </w:r>
+      <w:r>
+        <w:rPr>
+          <w:rFonts w:asciiTheme="majorHAnsi" w:eastAsiaTheme="majorHAnsi" w:hAnsiTheme="majorHAnsi"/>
+          <w:sz w:val="18"/>
+          <w:szCs w:val="18"/>
+        </w:rPr>
+        <w:t>trainable 파라미터 수·비율(효율)</w:t>
+      </w:r>
+      <w:r>
+        <w:rPr>
+          <w:rFonts w:asciiTheme="majorHAnsi" w:eastAsiaTheme="majorHAnsi" w:hAnsiTheme="majorHAnsi" w:hint="eastAsia"/>
+          <w:sz w:val="18"/>
+          <w:szCs w:val="18"/>
+        </w:rPr>
+        <w:t xml:space="preserve">. </w:t>
+      </w:r>
+      <w:r>
+        <w:rPr>
+          <w:rFonts w:asciiTheme="majorHAnsi" w:eastAsiaTheme="majorHAnsi" w:hAnsiTheme="majorHAnsi"/>
+          <w:sz w:val="18"/>
+          <w:szCs w:val="18"/>
+        </w:rPr>
+        <w:t>peak VRAM(CUDA 한정)</w:t>
+      </w:r>
+      <w:r>
+        <w:rPr>
+          <w:rFonts w:asciiTheme="majorHAnsi" w:eastAsiaTheme="majorHAnsi" w:hAnsiTheme="majorHAnsi" w:hint="eastAsia"/>
+          <w:sz w:val="18"/>
+          <w:szCs w:val="18"/>
+        </w:rPr>
+        <w:t xml:space="preserve">, </w:t>
+      </w:r>
+      <w:r>
+        <w:rPr>
+          <w:rFonts w:asciiTheme="majorHAnsi" w:eastAsiaTheme="majorHAnsi" w:hAnsiTheme="majorHAnsi"/>
+          <w:sz w:val="18"/>
+          <w:szCs w:val="18"/>
+        </w:rPr>
+        <w:t>학습 시간. perplexity는 보조.</w:t>
       </w:r>
     </w:p>
     <w:p>
@@ -7833,15 +7871,18 @@
           <w:bottom w:val="single" w:sz="4" w:space="4" w:color="2E75B6"/>
         </w:pBdr>
         <w:spacing w:before="320" w:after="160"/>
+        <w:rPr>
+          <w:sz w:val="28"/>
+          <w:szCs w:val="28"/>
+        </w:rPr>
       </w:pPr>
       <w:r>
         <w:rPr>
           <w:b/>
           <w:color w:val="2E75B6"/>
-          <w:sz w:val="32"/>
-          <w:szCs w:val="32"/>
-        </w:rPr>
-        <w:lastRenderedPageBreak/>
+          <w:sz w:val="28"/>
+          <w:szCs w:val="28"/>
+        </w:rPr>
         <w:t>7. Results</w:t>
       </w:r>
     </w:p>
@@ -7930,13 +7971,15 @@
     <w:p>
       <w:pPr>
         <w:spacing w:before="240" w:after="120"/>
-      </w:pPr>
-      <w:r>
-        <w:rPr>
+        <w:rPr>
+          <w:rFonts w:asciiTheme="majorHAnsi" w:eastAsiaTheme="majorHAnsi" w:hAnsiTheme="majorHAnsi"/>
+        </w:rPr>
+      </w:pPr>
+      <w:r>
+        <w:rPr>
+          <w:rFonts w:asciiTheme="majorHAnsi" w:eastAsiaTheme="majorHAnsi" w:hAnsiTheme="majorHAnsi"/>
           <w:b/>
           <w:color w:val="1F4E79"/>
-          <w:sz w:val="26"/>
-          <w:szCs w:val="26"/>
         </w:rPr>
         <w:t>7.1 Experimental Results</w:t>
       </w:r>
@@ -8030,12 +8073,22 @@
           <w:sz w:val="18"/>
           <w:szCs w:val="18"/>
         </w:rPr>
-        <w:t>Rank r을 1, 4, 8, 16으로 점진적으로 늘리면서 모델의 학습 추이와 성능 변화를 확인했다. 파라미터를 많이 늘린다고 해서 모델이 선형적으로 더 똑똑해지는지, 아니면 일정한 포화 지점(Saturation Point)이 존재하는지 확인하고자 했다.</w:t>
+        <w:t>Rank r을 1, 4, 8, 16으로 점진적으로 늘리면서 모델의 학습 추이와 성능 변화를 확인했다. 파라미터를 많이 늘린</w:t>
+      </w:r>
+      <w:r>
+        <w:rPr>
+          <w:rFonts w:asciiTheme="majorHAnsi" w:eastAsiaTheme="majorHAnsi" w:hAnsiTheme="majorHAnsi"/>
+          <w:sz w:val="18"/>
+          <w:szCs w:val="18"/>
+        </w:rPr>
+        <w:lastRenderedPageBreak/>
+        <w:t>다고 해서 모델이 선형적으로 더 똑똑해지는지, 아니면 일정한 포화 지점이 존재하는지 확인하고자 했다.</w:t>
       </w:r>
     </w:p>
     <w:tbl>
       <w:tblPr>
-        <w:tblW w:w="8026" w:type="dxa"/>
+        <w:tblW w:w="8931" w:type="dxa"/>
+        <w:tblInd w:w="-5" w:type="dxa"/>
         <w:tblBorders>
           <w:top w:val="single" w:sz="4" w:space="0" w:color="BFBFBF"/>
           <w:left w:val="single" w:sz="4" w:space="0" w:color="BFBFBF"/>
@@ -8053,12 +8106,12 @@
         <w:tblLook w:val="04A0" w:firstRow="1" w:lastRow="0" w:firstColumn="1" w:lastColumn="0" w:noHBand="0" w:noVBand="1"/>
       </w:tblPr>
       <w:tblGrid>
-        <w:gridCol w:w="720"/>
-        <w:gridCol w:w="1300"/>
-        <w:gridCol w:w="1695"/>
-        <w:gridCol w:w="1593"/>
-        <w:gridCol w:w="1696"/>
-        <w:gridCol w:w="1022"/>
+        <w:gridCol w:w="1701"/>
+        <w:gridCol w:w="1560"/>
+        <w:gridCol w:w="1559"/>
+        <w:gridCol w:w="1417"/>
+        <w:gridCol w:w="1560"/>
+        <w:gridCol w:w="1134"/>
       </w:tblGrid>
       <w:tr>
         <w:trPr>
@@ -8066,7 +8119,7 @@
         </w:trPr>
         <w:tc>
           <w:tcPr>
-            <w:tcW w:w="711" w:type="dxa"/>
+            <w:tcW w:w="1701" w:type="dxa"/>
             <w:shd w:val="clear" w:color="auto" w:fill="DEEAF1"/>
             <w:vAlign w:val="center"/>
           </w:tcPr>
@@ -8075,14 +8128,16 @@
               <w:spacing w:before="40" w:after="40"/>
               <w:rPr>
                 <w:rFonts w:asciiTheme="majorHAnsi" w:eastAsiaTheme="majorHAnsi" w:hAnsiTheme="majorHAnsi"/>
+                <w:sz w:val="16"/>
+                <w:szCs w:val="16"/>
               </w:rPr>
             </w:pPr>
             <w:r>
               <w:rPr>
                 <w:rFonts w:asciiTheme="majorHAnsi" w:eastAsiaTheme="majorHAnsi" w:hAnsiTheme="majorHAnsi"/>
                 <w:b/>
-                <w:sz w:val="18"/>
-                <w:szCs w:val="18"/>
+                <w:sz w:val="16"/>
+                <w:szCs w:val="16"/>
               </w:rPr>
               <w:t>r</w:t>
             </w:r>
@@ -8090,7 +8145,7 @@
         </w:tc>
         <w:tc>
           <w:tcPr>
-            <w:tcW w:w="1300" w:type="dxa"/>
+            <w:tcW w:w="1560" w:type="dxa"/>
             <w:shd w:val="clear" w:color="auto" w:fill="DEEAF1"/>
             <w:vAlign w:val="center"/>
           </w:tcPr>
@@ -8099,14 +8154,16 @@
               <w:spacing w:before="40" w:after="40"/>
               <w:rPr>
                 <w:rFonts w:asciiTheme="majorHAnsi" w:eastAsiaTheme="majorHAnsi" w:hAnsiTheme="majorHAnsi"/>
+                <w:sz w:val="16"/>
+                <w:szCs w:val="16"/>
               </w:rPr>
             </w:pPr>
             <w:r>
               <w:rPr>
                 <w:rFonts w:asciiTheme="majorHAnsi" w:eastAsiaTheme="majorHAnsi" w:hAnsiTheme="majorHAnsi"/>
                 <w:b/>
-                <w:sz w:val="18"/>
-                <w:szCs w:val="18"/>
+                <w:sz w:val="16"/>
+                <w:szCs w:val="16"/>
               </w:rPr>
               <w:t>trainable %</w:t>
             </w:r>
@@ -8114,7 +8171,7 @@
         </w:tc>
         <w:tc>
           <w:tcPr>
-            <w:tcW w:w="1697" w:type="dxa"/>
+            <w:tcW w:w="1559" w:type="dxa"/>
             <w:shd w:val="clear" w:color="auto" w:fill="DEEAF1"/>
             <w:vAlign w:val="center"/>
           </w:tcPr>
@@ -8123,14 +8180,16 @@
               <w:spacing w:before="40" w:after="40"/>
               <w:rPr>
                 <w:rFonts w:asciiTheme="majorHAnsi" w:eastAsiaTheme="majorHAnsi" w:hAnsiTheme="majorHAnsi"/>
+                <w:sz w:val="16"/>
+                <w:szCs w:val="16"/>
               </w:rPr>
             </w:pPr>
             <w:r>
               <w:rPr>
                 <w:rFonts w:asciiTheme="majorHAnsi" w:eastAsiaTheme="majorHAnsi" w:hAnsiTheme="majorHAnsi"/>
                 <w:b/>
-                <w:sz w:val="18"/>
-                <w:szCs w:val="18"/>
+                <w:sz w:val="16"/>
+                <w:szCs w:val="16"/>
               </w:rPr>
               <w:t>MedMCQA (Δ)</w:t>
             </w:r>
@@ -8138,7 +8197,7 @@
         </w:tc>
         <w:tc>
           <w:tcPr>
-            <w:tcW w:w="1596" w:type="dxa"/>
+            <w:tcW w:w="1417" w:type="dxa"/>
             <w:shd w:val="clear" w:color="auto" w:fill="DEEAF1"/>
             <w:vAlign w:val="center"/>
           </w:tcPr>
@@ -8147,14 +8206,16 @@
               <w:spacing w:before="40" w:after="40"/>
               <w:rPr>
                 <w:rFonts w:asciiTheme="majorHAnsi" w:eastAsiaTheme="majorHAnsi" w:hAnsiTheme="majorHAnsi"/>
+                <w:sz w:val="16"/>
+                <w:szCs w:val="16"/>
               </w:rPr>
             </w:pPr>
             <w:r>
               <w:rPr>
                 <w:rFonts w:asciiTheme="majorHAnsi" w:eastAsiaTheme="majorHAnsi" w:hAnsiTheme="majorHAnsi"/>
                 <w:b/>
-                <w:sz w:val="18"/>
-                <w:szCs w:val="18"/>
+                <w:sz w:val="16"/>
+                <w:szCs w:val="16"/>
               </w:rPr>
               <w:t>MedQA (Δ)</w:t>
             </w:r>
@@ -8162,7 +8223,7 @@
         </w:tc>
         <w:tc>
           <w:tcPr>
-            <w:tcW w:w="1698" w:type="dxa"/>
+            <w:tcW w:w="1560" w:type="dxa"/>
             <w:shd w:val="clear" w:color="auto" w:fill="DEEAF1"/>
             <w:vAlign w:val="center"/>
           </w:tcPr>
@@ -8171,14 +8232,16 @@
               <w:spacing w:before="40" w:after="40"/>
               <w:rPr>
                 <w:rFonts w:asciiTheme="majorHAnsi" w:eastAsiaTheme="majorHAnsi" w:hAnsiTheme="majorHAnsi"/>
+                <w:sz w:val="16"/>
+                <w:szCs w:val="16"/>
               </w:rPr>
             </w:pPr>
             <w:r>
               <w:rPr>
                 <w:rFonts w:asciiTheme="majorHAnsi" w:eastAsiaTheme="majorHAnsi" w:hAnsiTheme="majorHAnsi"/>
                 <w:b/>
-                <w:sz w:val="18"/>
-                <w:szCs w:val="18"/>
+                <w:sz w:val="16"/>
+                <w:szCs w:val="16"/>
               </w:rPr>
               <w:t>PubMedQA (Δ)</w:t>
             </w:r>
@@ -8186,7 +8249,7 @@
         </w:tc>
         <w:tc>
           <w:tcPr>
-            <w:tcW w:w="1024" w:type="dxa"/>
+            <w:tcW w:w="1134" w:type="dxa"/>
             <w:shd w:val="clear" w:color="auto" w:fill="DEEAF1"/>
             <w:vAlign w:val="center"/>
           </w:tcPr>
@@ -8195,14 +8258,16 @@
               <w:spacing w:before="40" w:after="40"/>
               <w:rPr>
                 <w:rFonts w:asciiTheme="majorHAnsi" w:eastAsiaTheme="majorHAnsi" w:hAnsiTheme="majorHAnsi"/>
+                <w:sz w:val="16"/>
+                <w:szCs w:val="16"/>
               </w:rPr>
             </w:pPr>
             <w:r>
               <w:rPr>
                 <w:rFonts w:asciiTheme="majorHAnsi" w:eastAsiaTheme="majorHAnsi" w:hAnsiTheme="majorHAnsi"/>
                 <w:b/>
-                <w:sz w:val="18"/>
-                <w:szCs w:val="18"/>
+                <w:sz w:val="16"/>
+                <w:szCs w:val="16"/>
               </w:rPr>
               <w:t>time (s)</w:t>
             </w:r>
@@ -8212,7 +8277,7 @@
       <w:tr>
         <w:tc>
           <w:tcPr>
-            <w:tcW w:w="711" w:type="dxa"/>
+            <w:tcW w:w="1701" w:type="dxa"/>
             <w:shd w:val="clear" w:color="auto" w:fill="FFFFFF"/>
             <w:vAlign w:val="center"/>
           </w:tcPr>
@@ -8221,13 +8286,15 @@
               <w:spacing w:before="40" w:after="40"/>
               <w:rPr>
                 <w:rFonts w:asciiTheme="majorHAnsi" w:eastAsiaTheme="majorHAnsi" w:hAnsiTheme="majorHAnsi"/>
-              </w:rPr>
-            </w:pPr>
-            <w:r>
-              <w:rPr>
-                <w:rFonts w:asciiTheme="majorHAnsi" w:eastAsiaTheme="majorHAnsi" w:hAnsiTheme="majorHAnsi"/>
-                <w:sz w:val="18"/>
-                <w:szCs w:val="18"/>
+                <w:sz w:val="16"/>
+                <w:szCs w:val="16"/>
+              </w:rPr>
+            </w:pPr>
+            <w:r>
+              <w:rPr>
+                <w:rFonts w:asciiTheme="majorHAnsi" w:eastAsiaTheme="majorHAnsi" w:hAnsiTheme="majorHAnsi"/>
+                <w:sz w:val="16"/>
+                <w:szCs w:val="16"/>
               </w:rPr>
               <w:t>base (zero-shot)</w:t>
             </w:r>
@@ -8235,7 +8302,7 @@
         </w:tc>
         <w:tc>
           <w:tcPr>
-            <w:tcW w:w="1300" w:type="dxa"/>
+            <w:tcW w:w="1560" w:type="dxa"/>
             <w:shd w:val="clear" w:color="auto" w:fill="FFFFFF"/>
             <w:vAlign w:val="center"/>
           </w:tcPr>
@@ -8244,13 +8311,15 @@
               <w:spacing w:before="40" w:after="40"/>
               <w:rPr>
                 <w:rFonts w:asciiTheme="majorHAnsi" w:eastAsiaTheme="majorHAnsi" w:hAnsiTheme="majorHAnsi"/>
-              </w:rPr>
-            </w:pPr>
-            <w:r>
-              <w:rPr>
-                <w:rFonts w:asciiTheme="majorHAnsi" w:eastAsiaTheme="majorHAnsi" w:hAnsiTheme="majorHAnsi"/>
-                <w:sz w:val="18"/>
-                <w:szCs w:val="18"/>
+                <w:sz w:val="16"/>
+                <w:szCs w:val="16"/>
+              </w:rPr>
+            </w:pPr>
+            <w:r>
+              <w:rPr>
+                <w:rFonts w:asciiTheme="majorHAnsi" w:eastAsiaTheme="majorHAnsi" w:hAnsiTheme="majorHAnsi"/>
+                <w:sz w:val="16"/>
+                <w:szCs w:val="16"/>
               </w:rPr>
               <w:t>0.00</w:t>
             </w:r>
@@ -8258,7 +8327,7 @@
         </w:tc>
         <w:tc>
           <w:tcPr>
-            <w:tcW w:w="1697" w:type="dxa"/>
+            <w:tcW w:w="1559" w:type="dxa"/>
             <w:shd w:val="clear" w:color="auto" w:fill="FFFFFF"/>
             <w:vAlign w:val="center"/>
           </w:tcPr>
@@ -8267,13 +8336,15 @@
               <w:spacing w:before="40" w:after="40"/>
               <w:rPr>
                 <w:rFonts w:asciiTheme="majorHAnsi" w:eastAsiaTheme="majorHAnsi" w:hAnsiTheme="majorHAnsi"/>
-              </w:rPr>
-            </w:pPr>
-            <w:r>
-              <w:rPr>
-                <w:rFonts w:asciiTheme="majorHAnsi" w:eastAsiaTheme="majorHAnsi" w:hAnsiTheme="majorHAnsi"/>
-                <w:sz w:val="18"/>
-                <w:szCs w:val="18"/>
+                <w:sz w:val="16"/>
+                <w:szCs w:val="16"/>
+              </w:rPr>
+            </w:pPr>
+            <w:r>
+              <w:rPr>
+                <w:rFonts w:asciiTheme="majorHAnsi" w:eastAsiaTheme="majorHAnsi" w:hAnsiTheme="majorHAnsi"/>
+                <w:sz w:val="16"/>
+                <w:szCs w:val="16"/>
               </w:rPr>
               <w:t>0.375</w:t>
             </w:r>
@@ -8281,7 +8352,7 @@
         </w:tc>
         <w:tc>
           <w:tcPr>
-            <w:tcW w:w="1596" w:type="dxa"/>
+            <w:tcW w:w="1417" w:type="dxa"/>
             <w:shd w:val="clear" w:color="auto" w:fill="FFFFFF"/>
             <w:vAlign w:val="center"/>
           </w:tcPr>
@@ -8290,13 +8361,15 @@
               <w:spacing w:before="40" w:after="40"/>
               <w:rPr>
                 <w:rFonts w:asciiTheme="majorHAnsi" w:eastAsiaTheme="majorHAnsi" w:hAnsiTheme="majorHAnsi"/>
-              </w:rPr>
-            </w:pPr>
-            <w:r>
-              <w:rPr>
-                <w:rFonts w:asciiTheme="majorHAnsi" w:eastAsiaTheme="majorHAnsi" w:hAnsiTheme="majorHAnsi"/>
-                <w:sz w:val="18"/>
-                <w:szCs w:val="18"/>
+                <w:sz w:val="16"/>
+                <w:szCs w:val="16"/>
+              </w:rPr>
+            </w:pPr>
+            <w:r>
+              <w:rPr>
+                <w:rFonts w:asciiTheme="majorHAnsi" w:eastAsiaTheme="majorHAnsi" w:hAnsiTheme="majorHAnsi"/>
+                <w:sz w:val="16"/>
+                <w:szCs w:val="16"/>
               </w:rPr>
               <w:t>0.250</w:t>
             </w:r>
@@ -8304,7 +8377,7 @@
         </w:tc>
         <w:tc>
           <w:tcPr>
-            <w:tcW w:w="1698" w:type="dxa"/>
+            <w:tcW w:w="1560" w:type="dxa"/>
             <w:shd w:val="clear" w:color="auto" w:fill="FFFFFF"/>
             <w:vAlign w:val="center"/>
           </w:tcPr>
@@ -8313,13 +8386,15 @@
               <w:spacing w:before="40" w:after="40"/>
               <w:rPr>
                 <w:rFonts w:asciiTheme="majorHAnsi" w:eastAsiaTheme="majorHAnsi" w:hAnsiTheme="majorHAnsi"/>
-              </w:rPr>
-            </w:pPr>
-            <w:r>
-              <w:rPr>
-                <w:rFonts w:asciiTheme="majorHAnsi" w:eastAsiaTheme="majorHAnsi" w:hAnsiTheme="majorHAnsi"/>
-                <w:sz w:val="18"/>
-                <w:szCs w:val="18"/>
+                <w:sz w:val="16"/>
+                <w:szCs w:val="16"/>
+              </w:rPr>
+            </w:pPr>
+            <w:r>
+              <w:rPr>
+                <w:rFonts w:asciiTheme="majorHAnsi" w:eastAsiaTheme="majorHAnsi" w:hAnsiTheme="majorHAnsi"/>
+                <w:sz w:val="16"/>
+                <w:szCs w:val="16"/>
               </w:rPr>
               <w:t>0.950</w:t>
             </w:r>
@@ -8327,7 +8402,7 @@
         </w:tc>
         <w:tc>
           <w:tcPr>
-            <w:tcW w:w="1024" w:type="dxa"/>
+            <w:tcW w:w="1134" w:type="dxa"/>
             <w:shd w:val="clear" w:color="auto" w:fill="FFFFFF"/>
             <w:vAlign w:val="center"/>
           </w:tcPr>
@@ -8336,13 +8411,15 @@
               <w:spacing w:before="40" w:after="40"/>
               <w:rPr>
                 <w:rFonts w:asciiTheme="majorHAnsi" w:eastAsiaTheme="majorHAnsi" w:hAnsiTheme="majorHAnsi"/>
-              </w:rPr>
-            </w:pPr>
-            <w:r>
-              <w:rPr>
-                <w:rFonts w:asciiTheme="majorHAnsi" w:eastAsiaTheme="majorHAnsi" w:hAnsiTheme="majorHAnsi"/>
-                <w:sz w:val="18"/>
-                <w:szCs w:val="18"/>
+                <w:sz w:val="16"/>
+                <w:szCs w:val="16"/>
+              </w:rPr>
+            </w:pPr>
+            <w:r>
+              <w:rPr>
+                <w:rFonts w:asciiTheme="majorHAnsi" w:eastAsiaTheme="majorHAnsi" w:hAnsiTheme="majorHAnsi"/>
+                <w:sz w:val="16"/>
+                <w:szCs w:val="16"/>
               </w:rPr>
               <w:t>–</w:t>
             </w:r>
@@ -8352,7 +8429,7 @@
       <w:tr>
         <w:tc>
           <w:tcPr>
-            <w:tcW w:w="711" w:type="dxa"/>
+            <w:tcW w:w="1701" w:type="dxa"/>
             <w:shd w:val="clear" w:color="auto" w:fill="F2F2F2"/>
             <w:vAlign w:val="center"/>
           </w:tcPr>
@@ -8361,13 +8438,15 @@
               <w:spacing w:before="40" w:after="40"/>
               <w:rPr>
                 <w:rFonts w:asciiTheme="majorHAnsi" w:eastAsiaTheme="majorHAnsi" w:hAnsiTheme="majorHAnsi"/>
-              </w:rPr>
-            </w:pPr>
-            <w:r>
-              <w:rPr>
-                <w:rFonts w:asciiTheme="majorHAnsi" w:eastAsiaTheme="majorHAnsi" w:hAnsiTheme="majorHAnsi"/>
-                <w:sz w:val="18"/>
-                <w:szCs w:val="18"/>
+                <w:sz w:val="16"/>
+                <w:szCs w:val="16"/>
+              </w:rPr>
+            </w:pPr>
+            <w:r>
+              <w:rPr>
+                <w:rFonts w:asciiTheme="majorHAnsi" w:eastAsiaTheme="majorHAnsi" w:hAnsiTheme="majorHAnsi"/>
+                <w:sz w:val="16"/>
+                <w:szCs w:val="16"/>
               </w:rPr>
               <w:t>1</w:t>
             </w:r>
@@ -8375,7 +8454,7 @@
         </w:tc>
         <w:tc>
           <w:tcPr>
-            <w:tcW w:w="1300" w:type="dxa"/>
+            <w:tcW w:w="1560" w:type="dxa"/>
             <w:shd w:val="clear" w:color="auto" w:fill="F2F2F2"/>
             <w:vAlign w:val="center"/>
           </w:tcPr>
@@ -8384,13 +8463,15 @@
               <w:spacing w:before="40" w:after="40"/>
               <w:rPr>
                 <w:rFonts w:asciiTheme="majorHAnsi" w:eastAsiaTheme="majorHAnsi" w:hAnsiTheme="majorHAnsi"/>
-              </w:rPr>
-            </w:pPr>
-            <w:r>
-              <w:rPr>
-                <w:rFonts w:asciiTheme="majorHAnsi" w:eastAsiaTheme="majorHAnsi" w:hAnsiTheme="majorHAnsi"/>
-                <w:sz w:val="18"/>
-                <w:szCs w:val="18"/>
+                <w:sz w:val="16"/>
+                <w:szCs w:val="16"/>
+              </w:rPr>
+            </w:pPr>
+            <w:r>
+              <w:rPr>
+                <w:rFonts w:asciiTheme="majorHAnsi" w:eastAsiaTheme="majorHAnsi" w:hAnsiTheme="majorHAnsi"/>
+                <w:sz w:val="16"/>
+                <w:szCs w:val="16"/>
               </w:rPr>
               <w:t>0.0137</w:t>
             </w:r>
@@ -8398,7 +8479,7 @@
         </w:tc>
         <w:tc>
           <w:tcPr>
-            <w:tcW w:w="1697" w:type="dxa"/>
+            <w:tcW w:w="1559" w:type="dxa"/>
             <w:shd w:val="clear" w:color="auto" w:fill="F2F2F2"/>
             <w:vAlign w:val="center"/>
           </w:tcPr>
@@ -8407,29 +8488,31 @@
               <w:spacing w:before="40" w:after="40"/>
               <w:rPr>
                 <w:rFonts w:asciiTheme="majorHAnsi" w:eastAsiaTheme="majorHAnsi" w:hAnsiTheme="majorHAnsi"/>
-              </w:rPr>
-            </w:pPr>
-            <w:r>
-              <w:rPr>
-                <w:rFonts w:asciiTheme="majorHAnsi" w:eastAsiaTheme="majorHAnsi" w:hAnsiTheme="majorHAnsi"/>
-                <w:sz w:val="18"/>
-                <w:szCs w:val="18"/>
+                <w:sz w:val="16"/>
+                <w:szCs w:val="16"/>
+              </w:rPr>
+            </w:pPr>
+            <w:r>
+              <w:rPr>
+                <w:rFonts w:asciiTheme="majorHAnsi" w:eastAsiaTheme="majorHAnsi" w:hAnsiTheme="majorHAnsi"/>
+                <w:sz w:val="16"/>
+                <w:szCs w:val="16"/>
               </w:rPr>
               <w:t>0.325 (</w:t>
             </w:r>
             <w:r>
               <w:rPr>
                 <w:rFonts w:ascii="Cambria Math" w:eastAsiaTheme="majorHAnsi" w:hAnsi="Cambria Math" w:cs="Cambria Math"/>
-                <w:sz w:val="18"/>
-                <w:szCs w:val="18"/>
+                <w:sz w:val="16"/>
+                <w:szCs w:val="16"/>
               </w:rPr>
               <w:t>−</w:t>
             </w:r>
             <w:r>
               <w:rPr>
                 <w:rFonts w:asciiTheme="majorHAnsi" w:eastAsiaTheme="majorHAnsi" w:hAnsiTheme="majorHAnsi"/>
-                <w:sz w:val="18"/>
-                <w:szCs w:val="18"/>
+                <w:sz w:val="16"/>
+                <w:szCs w:val="16"/>
               </w:rPr>
               <w:t>0.05)</w:t>
             </w:r>
@@ -8437,7 +8520,7 @@
         </w:tc>
         <w:tc>
           <w:tcPr>
-            <w:tcW w:w="1596" w:type="dxa"/>
+            <w:tcW w:w="1417" w:type="dxa"/>
             <w:shd w:val="clear" w:color="auto" w:fill="F2F2F2"/>
             <w:vAlign w:val="center"/>
           </w:tcPr>
@@ -8446,29 +8529,31 @@
               <w:spacing w:before="40" w:after="40"/>
               <w:rPr>
                 <w:rFonts w:asciiTheme="majorHAnsi" w:eastAsiaTheme="majorHAnsi" w:hAnsiTheme="majorHAnsi"/>
-              </w:rPr>
-            </w:pPr>
-            <w:r>
-              <w:rPr>
-                <w:rFonts w:asciiTheme="majorHAnsi" w:eastAsiaTheme="majorHAnsi" w:hAnsiTheme="majorHAnsi"/>
-                <w:sz w:val="18"/>
-                <w:szCs w:val="18"/>
+                <w:sz w:val="16"/>
+                <w:szCs w:val="16"/>
+              </w:rPr>
+            </w:pPr>
+            <w:r>
+              <w:rPr>
+                <w:rFonts w:asciiTheme="majorHAnsi" w:eastAsiaTheme="majorHAnsi" w:hAnsiTheme="majorHAnsi"/>
+                <w:sz w:val="16"/>
+                <w:szCs w:val="16"/>
               </w:rPr>
               <w:t>0.125 (</w:t>
             </w:r>
             <w:r>
               <w:rPr>
                 <w:rFonts w:ascii="Cambria Math" w:eastAsiaTheme="majorHAnsi" w:hAnsi="Cambria Math" w:cs="Cambria Math"/>
-                <w:sz w:val="18"/>
-                <w:szCs w:val="18"/>
+                <w:sz w:val="16"/>
+                <w:szCs w:val="16"/>
               </w:rPr>
               <w:t>−</w:t>
             </w:r>
             <w:r>
               <w:rPr>
                 <w:rFonts w:asciiTheme="majorHAnsi" w:eastAsiaTheme="majorHAnsi" w:hAnsiTheme="majorHAnsi"/>
-                <w:sz w:val="18"/>
-                <w:szCs w:val="18"/>
+                <w:sz w:val="16"/>
+                <w:szCs w:val="16"/>
               </w:rPr>
               <w:t>0.13)</w:t>
             </w:r>
@@ -8476,7 +8561,7 @@
         </w:tc>
         <w:tc>
           <w:tcPr>
-            <w:tcW w:w="1698" w:type="dxa"/>
+            <w:tcW w:w="1560" w:type="dxa"/>
             <w:shd w:val="clear" w:color="auto" w:fill="F2F2F2"/>
             <w:vAlign w:val="center"/>
           </w:tcPr>
@@ -8485,13 +8570,15 @@
               <w:spacing w:before="40" w:after="40"/>
               <w:rPr>
                 <w:rFonts w:asciiTheme="majorHAnsi" w:eastAsiaTheme="majorHAnsi" w:hAnsiTheme="majorHAnsi"/>
-              </w:rPr>
-            </w:pPr>
-            <w:r>
-              <w:rPr>
-                <w:rFonts w:asciiTheme="majorHAnsi" w:eastAsiaTheme="majorHAnsi" w:hAnsiTheme="majorHAnsi"/>
-                <w:sz w:val="18"/>
-                <w:szCs w:val="18"/>
+                <w:sz w:val="16"/>
+                <w:szCs w:val="16"/>
+              </w:rPr>
+            </w:pPr>
+            <w:r>
+              <w:rPr>
+                <w:rFonts w:asciiTheme="majorHAnsi" w:eastAsiaTheme="majorHAnsi" w:hAnsiTheme="majorHAnsi"/>
+                <w:sz w:val="16"/>
+                <w:szCs w:val="16"/>
               </w:rPr>
               <w:t>0.975 (+0.03)</w:t>
             </w:r>
@@ -8499,7 +8586,7 @@
         </w:tc>
         <w:tc>
           <w:tcPr>
-            <w:tcW w:w="1024" w:type="dxa"/>
+            <w:tcW w:w="1134" w:type="dxa"/>
             <w:shd w:val="clear" w:color="auto" w:fill="F2F2F2"/>
             <w:vAlign w:val="center"/>
           </w:tcPr>
@@ -8508,13 +8595,15 @@
               <w:spacing w:before="40" w:after="40"/>
               <w:rPr>
                 <w:rFonts w:asciiTheme="majorHAnsi" w:eastAsiaTheme="majorHAnsi" w:hAnsiTheme="majorHAnsi"/>
-              </w:rPr>
-            </w:pPr>
-            <w:r>
-              <w:rPr>
-                <w:rFonts w:asciiTheme="majorHAnsi" w:eastAsiaTheme="majorHAnsi" w:hAnsiTheme="majorHAnsi"/>
-                <w:sz w:val="18"/>
-                <w:szCs w:val="18"/>
+                <w:sz w:val="16"/>
+                <w:szCs w:val="16"/>
+              </w:rPr>
+            </w:pPr>
+            <w:r>
+              <w:rPr>
+                <w:rFonts w:asciiTheme="majorHAnsi" w:eastAsiaTheme="majorHAnsi" w:hAnsiTheme="majorHAnsi"/>
+                <w:sz w:val="16"/>
+                <w:szCs w:val="16"/>
               </w:rPr>
               <w:t>14.7</w:t>
             </w:r>
@@ -8524,7 +8613,7 @@
       <w:tr>
         <w:tc>
           <w:tcPr>
-            <w:tcW w:w="711" w:type="dxa"/>
+            <w:tcW w:w="1701" w:type="dxa"/>
             <w:shd w:val="clear" w:color="auto" w:fill="FFFFFF"/>
             <w:vAlign w:val="center"/>
           </w:tcPr>
@@ -8533,13 +8622,15 @@
               <w:spacing w:before="40" w:after="40"/>
               <w:rPr>
                 <w:rFonts w:asciiTheme="majorHAnsi" w:eastAsiaTheme="majorHAnsi" w:hAnsiTheme="majorHAnsi"/>
-              </w:rPr>
-            </w:pPr>
-            <w:r>
-              <w:rPr>
-                <w:rFonts w:asciiTheme="majorHAnsi" w:eastAsiaTheme="majorHAnsi" w:hAnsiTheme="majorHAnsi"/>
-                <w:sz w:val="18"/>
-                <w:szCs w:val="18"/>
+                <w:sz w:val="16"/>
+                <w:szCs w:val="16"/>
+              </w:rPr>
+            </w:pPr>
+            <w:r>
+              <w:rPr>
+                <w:rFonts w:asciiTheme="majorHAnsi" w:eastAsiaTheme="majorHAnsi" w:hAnsiTheme="majorHAnsi"/>
+                <w:sz w:val="16"/>
+                <w:szCs w:val="16"/>
               </w:rPr>
               <w:t>4</w:t>
             </w:r>
@@ -8547,7 +8638,7 @@
         </w:tc>
         <w:tc>
           <w:tcPr>
-            <w:tcW w:w="1300" w:type="dxa"/>
+            <w:tcW w:w="1560" w:type="dxa"/>
             <w:shd w:val="clear" w:color="auto" w:fill="FFFFFF"/>
             <w:vAlign w:val="center"/>
           </w:tcPr>
@@ -8556,13 +8647,15 @@
               <w:spacing w:before="40" w:after="40"/>
               <w:rPr>
                 <w:rFonts w:asciiTheme="majorHAnsi" w:eastAsiaTheme="majorHAnsi" w:hAnsiTheme="majorHAnsi"/>
-              </w:rPr>
-            </w:pPr>
-            <w:r>
-              <w:rPr>
-                <w:rFonts w:asciiTheme="majorHAnsi" w:eastAsiaTheme="majorHAnsi" w:hAnsiTheme="majorHAnsi"/>
-                <w:sz w:val="18"/>
-                <w:szCs w:val="18"/>
+                <w:sz w:val="16"/>
+                <w:szCs w:val="16"/>
+              </w:rPr>
+            </w:pPr>
+            <w:r>
+              <w:rPr>
+                <w:rFonts w:asciiTheme="majorHAnsi" w:eastAsiaTheme="majorHAnsi" w:hAnsiTheme="majorHAnsi"/>
+                <w:sz w:val="16"/>
+                <w:szCs w:val="16"/>
               </w:rPr>
               <w:t>0.0547</w:t>
             </w:r>
@@ -8570,7 +8663,7 @@
         </w:tc>
         <w:tc>
           <w:tcPr>
-            <w:tcW w:w="1697" w:type="dxa"/>
+            <w:tcW w:w="1559" w:type="dxa"/>
             <w:shd w:val="clear" w:color="auto" w:fill="FFFFFF"/>
             <w:vAlign w:val="center"/>
           </w:tcPr>
@@ -8579,29 +8672,31 @@
               <w:spacing w:before="40" w:after="40"/>
               <w:rPr>
                 <w:rFonts w:asciiTheme="majorHAnsi" w:eastAsiaTheme="majorHAnsi" w:hAnsiTheme="majorHAnsi"/>
-              </w:rPr>
-            </w:pPr>
-            <w:r>
-              <w:rPr>
-                <w:rFonts w:asciiTheme="majorHAnsi" w:eastAsiaTheme="majorHAnsi" w:hAnsiTheme="majorHAnsi"/>
-                <w:sz w:val="18"/>
-                <w:szCs w:val="18"/>
+                <w:sz w:val="16"/>
+                <w:szCs w:val="16"/>
+              </w:rPr>
+            </w:pPr>
+            <w:r>
+              <w:rPr>
+                <w:rFonts w:asciiTheme="majorHAnsi" w:eastAsiaTheme="majorHAnsi" w:hAnsiTheme="majorHAnsi"/>
+                <w:sz w:val="16"/>
+                <w:szCs w:val="16"/>
               </w:rPr>
               <w:t>0.250 (</w:t>
             </w:r>
             <w:r>
               <w:rPr>
                 <w:rFonts w:ascii="Cambria Math" w:eastAsiaTheme="majorHAnsi" w:hAnsi="Cambria Math" w:cs="Cambria Math"/>
-                <w:sz w:val="18"/>
-                <w:szCs w:val="18"/>
+                <w:sz w:val="16"/>
+                <w:szCs w:val="16"/>
               </w:rPr>
               <w:t>−</w:t>
             </w:r>
             <w:r>
               <w:rPr>
                 <w:rFonts w:asciiTheme="majorHAnsi" w:eastAsiaTheme="majorHAnsi" w:hAnsiTheme="majorHAnsi"/>
-                <w:sz w:val="18"/>
-                <w:szCs w:val="18"/>
+                <w:sz w:val="16"/>
+                <w:szCs w:val="16"/>
               </w:rPr>
               <w:t>0.13)</w:t>
             </w:r>
@@ -8609,7 +8704,7 @@
         </w:tc>
         <w:tc>
           <w:tcPr>
-            <w:tcW w:w="1596" w:type="dxa"/>
+            <w:tcW w:w="1417" w:type="dxa"/>
             <w:shd w:val="clear" w:color="auto" w:fill="FFFFFF"/>
             <w:vAlign w:val="center"/>
           </w:tcPr>
@@ -8618,13 +8713,15 @@
               <w:spacing w:before="40" w:after="40"/>
               <w:rPr>
                 <w:rFonts w:asciiTheme="majorHAnsi" w:eastAsiaTheme="majorHAnsi" w:hAnsiTheme="majorHAnsi"/>
-              </w:rPr>
-            </w:pPr>
-            <w:r>
-              <w:rPr>
-                <w:rFonts w:asciiTheme="majorHAnsi" w:eastAsiaTheme="majorHAnsi" w:hAnsiTheme="majorHAnsi"/>
-                <w:sz w:val="18"/>
-                <w:szCs w:val="18"/>
+                <w:sz w:val="16"/>
+                <w:szCs w:val="16"/>
+              </w:rPr>
+            </w:pPr>
+            <w:r>
+              <w:rPr>
+                <w:rFonts w:asciiTheme="majorHAnsi" w:eastAsiaTheme="majorHAnsi" w:hAnsiTheme="majorHAnsi"/>
+                <w:sz w:val="16"/>
+                <w:szCs w:val="16"/>
               </w:rPr>
               <w:t>0.250 (0.00)</w:t>
             </w:r>
@@ -8632,7 +8729,7 @@
         </w:tc>
         <w:tc>
           <w:tcPr>
-            <w:tcW w:w="1698" w:type="dxa"/>
+            <w:tcW w:w="1560" w:type="dxa"/>
             <w:shd w:val="clear" w:color="auto" w:fill="FFFFFF"/>
             <w:vAlign w:val="center"/>
           </w:tcPr>
@@ -8641,13 +8738,15 @@
               <w:spacing w:before="40" w:after="40"/>
               <w:rPr>
                 <w:rFonts w:asciiTheme="majorHAnsi" w:eastAsiaTheme="majorHAnsi" w:hAnsiTheme="majorHAnsi"/>
-              </w:rPr>
-            </w:pPr>
-            <w:r>
-              <w:rPr>
-                <w:rFonts w:asciiTheme="majorHAnsi" w:eastAsiaTheme="majorHAnsi" w:hAnsiTheme="majorHAnsi"/>
-                <w:sz w:val="18"/>
-                <w:szCs w:val="18"/>
+                <w:sz w:val="16"/>
+                <w:szCs w:val="16"/>
+              </w:rPr>
+            </w:pPr>
+            <w:r>
+              <w:rPr>
+                <w:rFonts w:asciiTheme="majorHAnsi" w:eastAsiaTheme="majorHAnsi" w:hAnsiTheme="majorHAnsi"/>
+                <w:sz w:val="16"/>
+                <w:szCs w:val="16"/>
               </w:rPr>
               <w:t>0.950 (0.00)</w:t>
             </w:r>
@@ -8655,7 +8754,7 @@
         </w:tc>
         <w:tc>
           <w:tcPr>
-            <w:tcW w:w="1024" w:type="dxa"/>
+            <w:tcW w:w="1134" w:type="dxa"/>
             <w:shd w:val="clear" w:color="auto" w:fill="FFFFFF"/>
             <w:vAlign w:val="center"/>
           </w:tcPr>
@@ -8664,13 +8763,15 @@
               <w:spacing w:before="40" w:after="40"/>
               <w:rPr>
                 <w:rFonts w:asciiTheme="majorHAnsi" w:eastAsiaTheme="majorHAnsi" w:hAnsiTheme="majorHAnsi"/>
-              </w:rPr>
-            </w:pPr>
-            <w:r>
-              <w:rPr>
-                <w:rFonts w:asciiTheme="majorHAnsi" w:eastAsiaTheme="majorHAnsi" w:hAnsiTheme="majorHAnsi"/>
-                <w:sz w:val="18"/>
-                <w:szCs w:val="18"/>
+                <w:sz w:val="16"/>
+                <w:szCs w:val="16"/>
+              </w:rPr>
+            </w:pPr>
+            <w:r>
+              <w:rPr>
+                <w:rFonts w:asciiTheme="majorHAnsi" w:eastAsiaTheme="majorHAnsi" w:hAnsiTheme="majorHAnsi"/>
+                <w:sz w:val="16"/>
+                <w:szCs w:val="16"/>
               </w:rPr>
               <w:t>24.5</w:t>
             </w:r>
@@ -8680,7 +8781,7 @@
       <w:tr>
         <w:tc>
           <w:tcPr>
-            <w:tcW w:w="711" w:type="dxa"/>
+            <w:tcW w:w="1701" w:type="dxa"/>
             <w:shd w:val="clear" w:color="auto" w:fill="F2F2F2"/>
             <w:vAlign w:val="center"/>
           </w:tcPr>
@@ -8689,13 +8790,15 @@
               <w:spacing w:before="40" w:after="40"/>
               <w:rPr>
                 <w:rFonts w:asciiTheme="majorHAnsi" w:eastAsiaTheme="majorHAnsi" w:hAnsiTheme="majorHAnsi"/>
-              </w:rPr>
-            </w:pPr>
-            <w:r>
-              <w:rPr>
-                <w:rFonts w:asciiTheme="majorHAnsi" w:eastAsiaTheme="majorHAnsi" w:hAnsiTheme="majorHAnsi"/>
-                <w:sz w:val="18"/>
-                <w:szCs w:val="18"/>
+                <w:sz w:val="16"/>
+                <w:szCs w:val="16"/>
+              </w:rPr>
+            </w:pPr>
+            <w:r>
+              <w:rPr>
+                <w:rFonts w:asciiTheme="majorHAnsi" w:eastAsiaTheme="majorHAnsi" w:hAnsiTheme="majorHAnsi"/>
+                <w:sz w:val="16"/>
+                <w:szCs w:val="16"/>
               </w:rPr>
               <w:t>8</w:t>
             </w:r>
@@ -8703,7 +8806,7 @@
         </w:tc>
         <w:tc>
           <w:tcPr>
-            <w:tcW w:w="1300" w:type="dxa"/>
+            <w:tcW w:w="1560" w:type="dxa"/>
             <w:shd w:val="clear" w:color="auto" w:fill="F2F2F2"/>
             <w:vAlign w:val="center"/>
           </w:tcPr>
@@ -8712,13 +8815,15 @@
               <w:spacing w:before="40" w:after="40"/>
               <w:rPr>
                 <w:rFonts w:asciiTheme="majorHAnsi" w:eastAsiaTheme="majorHAnsi" w:hAnsiTheme="majorHAnsi"/>
-              </w:rPr>
-            </w:pPr>
-            <w:r>
-              <w:rPr>
-                <w:rFonts w:asciiTheme="majorHAnsi" w:eastAsiaTheme="majorHAnsi" w:hAnsiTheme="majorHAnsi"/>
-                <w:sz w:val="18"/>
-                <w:szCs w:val="18"/>
+                <w:sz w:val="16"/>
+                <w:szCs w:val="16"/>
+              </w:rPr>
+            </w:pPr>
+            <w:r>
+              <w:rPr>
+                <w:rFonts w:asciiTheme="majorHAnsi" w:eastAsiaTheme="majorHAnsi" w:hAnsiTheme="majorHAnsi"/>
+                <w:sz w:val="16"/>
+                <w:szCs w:val="16"/>
               </w:rPr>
               <w:t>0.1093</w:t>
             </w:r>
@@ -8726,7 +8831,7 @@
         </w:tc>
         <w:tc>
           <w:tcPr>
-            <w:tcW w:w="1697" w:type="dxa"/>
+            <w:tcW w:w="1559" w:type="dxa"/>
             <w:shd w:val="clear" w:color="auto" w:fill="F2F2F2"/>
             <w:vAlign w:val="center"/>
           </w:tcPr>
@@ -8735,29 +8840,31 @@
               <w:spacing w:before="40" w:after="40"/>
               <w:rPr>
                 <w:rFonts w:asciiTheme="majorHAnsi" w:eastAsiaTheme="majorHAnsi" w:hAnsiTheme="majorHAnsi"/>
-              </w:rPr>
-            </w:pPr>
-            <w:r>
-              <w:rPr>
-                <w:rFonts w:asciiTheme="majorHAnsi" w:eastAsiaTheme="majorHAnsi" w:hAnsiTheme="majorHAnsi"/>
-                <w:sz w:val="18"/>
-                <w:szCs w:val="18"/>
+                <w:sz w:val="16"/>
+                <w:szCs w:val="16"/>
+              </w:rPr>
+            </w:pPr>
+            <w:r>
+              <w:rPr>
+                <w:rFonts w:asciiTheme="majorHAnsi" w:eastAsiaTheme="majorHAnsi" w:hAnsiTheme="majorHAnsi"/>
+                <w:sz w:val="16"/>
+                <w:szCs w:val="16"/>
               </w:rPr>
               <w:t>0.300 (</w:t>
             </w:r>
             <w:r>
               <w:rPr>
                 <w:rFonts w:ascii="Cambria Math" w:eastAsiaTheme="majorHAnsi" w:hAnsi="Cambria Math" w:cs="Cambria Math"/>
-                <w:sz w:val="18"/>
-                <w:szCs w:val="18"/>
+                <w:sz w:val="16"/>
+                <w:szCs w:val="16"/>
               </w:rPr>
               <w:t>−</w:t>
             </w:r>
             <w:r>
               <w:rPr>
                 <w:rFonts w:asciiTheme="majorHAnsi" w:eastAsiaTheme="majorHAnsi" w:hAnsiTheme="majorHAnsi"/>
-                <w:sz w:val="18"/>
-                <w:szCs w:val="18"/>
+                <w:sz w:val="16"/>
+                <w:szCs w:val="16"/>
               </w:rPr>
               <w:t>0.08)</w:t>
             </w:r>
@@ -8765,7 +8872,7 @@
         </w:tc>
         <w:tc>
           <w:tcPr>
-            <w:tcW w:w="1596" w:type="dxa"/>
+            <w:tcW w:w="1417" w:type="dxa"/>
             <w:shd w:val="clear" w:color="auto" w:fill="F2F2F2"/>
             <w:vAlign w:val="center"/>
           </w:tcPr>
@@ -8774,13 +8881,15 @@
               <w:spacing w:before="40" w:after="40"/>
               <w:rPr>
                 <w:rFonts w:asciiTheme="majorHAnsi" w:eastAsiaTheme="majorHAnsi" w:hAnsiTheme="majorHAnsi"/>
-              </w:rPr>
-            </w:pPr>
-            <w:r>
-              <w:rPr>
-                <w:rFonts w:asciiTheme="majorHAnsi" w:eastAsiaTheme="majorHAnsi" w:hAnsiTheme="majorHAnsi"/>
-                <w:sz w:val="18"/>
-                <w:szCs w:val="18"/>
+                <w:sz w:val="16"/>
+                <w:szCs w:val="16"/>
+              </w:rPr>
+            </w:pPr>
+            <w:r>
+              <w:rPr>
+                <w:rFonts w:asciiTheme="majorHAnsi" w:eastAsiaTheme="majorHAnsi" w:hAnsiTheme="majorHAnsi"/>
+                <w:sz w:val="16"/>
+                <w:szCs w:val="16"/>
               </w:rPr>
               <w:t>0.275 (+0.03)</w:t>
             </w:r>
@@ -8788,7 +8897,7 @@
         </w:tc>
         <w:tc>
           <w:tcPr>
-            <w:tcW w:w="1698" w:type="dxa"/>
+            <w:tcW w:w="1560" w:type="dxa"/>
             <w:shd w:val="clear" w:color="auto" w:fill="F2F2F2"/>
             <w:vAlign w:val="center"/>
           </w:tcPr>
@@ -8797,13 +8906,15 @@
               <w:spacing w:before="40" w:after="40"/>
               <w:rPr>
                 <w:rFonts w:asciiTheme="majorHAnsi" w:eastAsiaTheme="majorHAnsi" w:hAnsiTheme="majorHAnsi"/>
-              </w:rPr>
-            </w:pPr>
-            <w:r>
-              <w:rPr>
-                <w:rFonts w:asciiTheme="majorHAnsi" w:eastAsiaTheme="majorHAnsi" w:hAnsiTheme="majorHAnsi"/>
-                <w:sz w:val="18"/>
-                <w:szCs w:val="18"/>
+                <w:sz w:val="16"/>
+                <w:szCs w:val="16"/>
+              </w:rPr>
+            </w:pPr>
+            <w:r>
+              <w:rPr>
+                <w:rFonts w:asciiTheme="majorHAnsi" w:eastAsiaTheme="majorHAnsi" w:hAnsiTheme="majorHAnsi"/>
+                <w:sz w:val="16"/>
+                <w:szCs w:val="16"/>
               </w:rPr>
               <w:t>1.000 (+0.05)</w:t>
             </w:r>
@@ -8811,7 +8922,7 @@
         </w:tc>
         <w:tc>
           <w:tcPr>
-            <w:tcW w:w="1024" w:type="dxa"/>
+            <w:tcW w:w="1134" w:type="dxa"/>
             <w:shd w:val="clear" w:color="auto" w:fill="F2F2F2"/>
             <w:vAlign w:val="center"/>
           </w:tcPr>
@@ -8820,13 +8931,15 @@
               <w:spacing w:before="40" w:after="40"/>
               <w:rPr>
                 <w:rFonts w:asciiTheme="majorHAnsi" w:eastAsiaTheme="majorHAnsi" w:hAnsiTheme="majorHAnsi"/>
-              </w:rPr>
-            </w:pPr>
-            <w:r>
-              <w:rPr>
-                <w:rFonts w:asciiTheme="majorHAnsi" w:eastAsiaTheme="majorHAnsi" w:hAnsiTheme="majorHAnsi"/>
-                <w:sz w:val="18"/>
-                <w:szCs w:val="18"/>
+                <w:sz w:val="16"/>
+                <w:szCs w:val="16"/>
+              </w:rPr>
+            </w:pPr>
+            <w:r>
+              <w:rPr>
+                <w:rFonts w:asciiTheme="majorHAnsi" w:eastAsiaTheme="majorHAnsi" w:hAnsiTheme="majorHAnsi"/>
+                <w:sz w:val="16"/>
+                <w:szCs w:val="16"/>
               </w:rPr>
               <w:t>31.7</w:t>
             </w:r>
@@ -8836,7 +8949,7 @@
       <w:tr>
         <w:tc>
           <w:tcPr>
-            <w:tcW w:w="711" w:type="dxa"/>
+            <w:tcW w:w="1701" w:type="dxa"/>
             <w:shd w:val="clear" w:color="auto" w:fill="FFFFFF"/>
             <w:vAlign w:val="center"/>
           </w:tcPr>
@@ -8845,13 +8958,15 @@
               <w:spacing w:before="40" w:after="40"/>
               <w:rPr>
                 <w:rFonts w:asciiTheme="majorHAnsi" w:eastAsiaTheme="majorHAnsi" w:hAnsiTheme="majorHAnsi"/>
-              </w:rPr>
-            </w:pPr>
-            <w:r>
-              <w:rPr>
-                <w:rFonts w:asciiTheme="majorHAnsi" w:eastAsiaTheme="majorHAnsi" w:hAnsiTheme="majorHAnsi"/>
-                <w:sz w:val="18"/>
-                <w:szCs w:val="18"/>
+                <w:sz w:val="16"/>
+                <w:szCs w:val="16"/>
+              </w:rPr>
+            </w:pPr>
+            <w:r>
+              <w:rPr>
+                <w:rFonts w:asciiTheme="majorHAnsi" w:eastAsiaTheme="majorHAnsi" w:hAnsiTheme="majorHAnsi"/>
+                <w:sz w:val="16"/>
+                <w:szCs w:val="16"/>
               </w:rPr>
               <w:t>16</w:t>
             </w:r>
@@ -8859,7 +8974,7 @@
         </w:tc>
         <w:tc>
           <w:tcPr>
-            <w:tcW w:w="1300" w:type="dxa"/>
+            <w:tcW w:w="1560" w:type="dxa"/>
             <w:shd w:val="clear" w:color="auto" w:fill="FFFFFF"/>
             <w:vAlign w:val="center"/>
           </w:tcPr>
@@ -8868,13 +8983,15 @@
               <w:spacing w:before="40" w:after="40"/>
               <w:rPr>
                 <w:rFonts w:asciiTheme="majorHAnsi" w:eastAsiaTheme="majorHAnsi" w:hAnsiTheme="majorHAnsi"/>
-              </w:rPr>
-            </w:pPr>
-            <w:r>
-              <w:rPr>
-                <w:rFonts w:asciiTheme="majorHAnsi" w:eastAsiaTheme="majorHAnsi" w:hAnsiTheme="majorHAnsi"/>
-                <w:sz w:val="18"/>
-                <w:szCs w:val="18"/>
+                <w:sz w:val="16"/>
+                <w:szCs w:val="16"/>
+              </w:rPr>
+            </w:pPr>
+            <w:r>
+              <w:rPr>
+                <w:rFonts w:asciiTheme="majorHAnsi" w:eastAsiaTheme="majorHAnsi" w:hAnsiTheme="majorHAnsi"/>
+                <w:sz w:val="16"/>
+                <w:szCs w:val="16"/>
               </w:rPr>
               <w:t>0.2184</w:t>
             </w:r>
@@ -8882,7 +8999,7 @@
         </w:tc>
         <w:tc>
           <w:tcPr>
-            <w:tcW w:w="1697" w:type="dxa"/>
+            <w:tcW w:w="1559" w:type="dxa"/>
             <w:shd w:val="clear" w:color="auto" w:fill="FFFFFF"/>
             <w:vAlign w:val="center"/>
           </w:tcPr>
@@ -8891,29 +9008,31 @@
               <w:spacing w:before="40" w:after="40"/>
               <w:rPr>
                 <w:rFonts w:asciiTheme="majorHAnsi" w:eastAsiaTheme="majorHAnsi" w:hAnsiTheme="majorHAnsi"/>
-              </w:rPr>
-            </w:pPr>
-            <w:r>
-              <w:rPr>
-                <w:rFonts w:asciiTheme="majorHAnsi" w:eastAsiaTheme="majorHAnsi" w:hAnsiTheme="majorHAnsi"/>
-                <w:sz w:val="18"/>
-                <w:szCs w:val="18"/>
+                <w:sz w:val="16"/>
+                <w:szCs w:val="16"/>
+              </w:rPr>
+            </w:pPr>
+            <w:r>
+              <w:rPr>
+                <w:rFonts w:asciiTheme="majorHAnsi" w:eastAsiaTheme="majorHAnsi" w:hAnsiTheme="majorHAnsi"/>
+                <w:sz w:val="16"/>
+                <w:szCs w:val="16"/>
               </w:rPr>
               <w:t>0.275 (</w:t>
             </w:r>
             <w:r>
               <w:rPr>
                 <w:rFonts w:ascii="Cambria Math" w:eastAsiaTheme="majorHAnsi" w:hAnsi="Cambria Math" w:cs="Cambria Math"/>
-                <w:sz w:val="18"/>
-                <w:szCs w:val="18"/>
+                <w:sz w:val="16"/>
+                <w:szCs w:val="16"/>
               </w:rPr>
               <w:t>−</w:t>
             </w:r>
             <w:r>
               <w:rPr>
                 <w:rFonts w:asciiTheme="majorHAnsi" w:eastAsiaTheme="majorHAnsi" w:hAnsiTheme="majorHAnsi"/>
-                <w:sz w:val="18"/>
-                <w:szCs w:val="18"/>
+                <w:sz w:val="16"/>
+                <w:szCs w:val="16"/>
               </w:rPr>
               <w:t>0.10)</w:t>
             </w:r>
@@ -8921,7 +9040,7 @@
         </w:tc>
         <w:tc>
           <w:tcPr>
-            <w:tcW w:w="1596" w:type="dxa"/>
+            <w:tcW w:w="1417" w:type="dxa"/>
             <w:shd w:val="clear" w:color="auto" w:fill="FFFFFF"/>
             <w:vAlign w:val="center"/>
           </w:tcPr>
@@ -8930,13 +9049,15 @@
               <w:spacing w:before="40" w:after="40"/>
               <w:rPr>
                 <w:rFonts w:asciiTheme="majorHAnsi" w:eastAsiaTheme="majorHAnsi" w:hAnsiTheme="majorHAnsi"/>
-              </w:rPr>
-            </w:pPr>
-            <w:r>
-              <w:rPr>
-                <w:rFonts w:asciiTheme="majorHAnsi" w:eastAsiaTheme="majorHAnsi" w:hAnsiTheme="majorHAnsi"/>
-                <w:sz w:val="18"/>
-                <w:szCs w:val="18"/>
+                <w:sz w:val="16"/>
+                <w:szCs w:val="16"/>
+              </w:rPr>
+            </w:pPr>
+            <w:r>
+              <w:rPr>
+                <w:rFonts w:asciiTheme="majorHAnsi" w:eastAsiaTheme="majorHAnsi" w:hAnsiTheme="majorHAnsi"/>
+                <w:sz w:val="16"/>
+                <w:szCs w:val="16"/>
               </w:rPr>
               <w:t>0.300 (+0.05)</w:t>
             </w:r>
@@ -8944,7 +9065,7 @@
         </w:tc>
         <w:tc>
           <w:tcPr>
-            <w:tcW w:w="1698" w:type="dxa"/>
+            <w:tcW w:w="1560" w:type="dxa"/>
             <w:shd w:val="clear" w:color="auto" w:fill="FFFFFF"/>
             <w:vAlign w:val="center"/>
           </w:tcPr>
@@ -8953,13 +9074,15 @@
               <w:spacing w:before="40" w:after="40"/>
               <w:rPr>
                 <w:rFonts w:asciiTheme="majorHAnsi" w:eastAsiaTheme="majorHAnsi" w:hAnsiTheme="majorHAnsi"/>
-              </w:rPr>
-            </w:pPr>
-            <w:r>
-              <w:rPr>
-                <w:rFonts w:asciiTheme="majorHAnsi" w:eastAsiaTheme="majorHAnsi" w:hAnsiTheme="majorHAnsi"/>
-                <w:sz w:val="18"/>
-                <w:szCs w:val="18"/>
+                <w:sz w:val="16"/>
+                <w:szCs w:val="16"/>
+              </w:rPr>
+            </w:pPr>
+            <w:r>
+              <w:rPr>
+                <w:rFonts w:asciiTheme="majorHAnsi" w:eastAsiaTheme="majorHAnsi" w:hAnsiTheme="majorHAnsi"/>
+                <w:sz w:val="16"/>
+                <w:szCs w:val="16"/>
               </w:rPr>
               <w:t>0.975 (+0.03)</w:t>
             </w:r>
@@ -8967,7 +9090,7 @@
         </w:tc>
         <w:tc>
           <w:tcPr>
-            <w:tcW w:w="1024" w:type="dxa"/>
+            <w:tcW w:w="1134" w:type="dxa"/>
             <w:shd w:val="clear" w:color="auto" w:fill="FFFFFF"/>
             <w:vAlign w:val="center"/>
           </w:tcPr>
@@ -8976,13 +9099,15 @@
               <w:spacing w:before="40" w:after="40"/>
               <w:rPr>
                 <w:rFonts w:asciiTheme="majorHAnsi" w:eastAsiaTheme="majorHAnsi" w:hAnsiTheme="majorHAnsi"/>
-              </w:rPr>
-            </w:pPr>
-            <w:r>
-              <w:rPr>
-                <w:rFonts w:asciiTheme="majorHAnsi" w:eastAsiaTheme="majorHAnsi" w:hAnsiTheme="majorHAnsi"/>
-                <w:sz w:val="18"/>
-                <w:szCs w:val="18"/>
+                <w:sz w:val="16"/>
+                <w:szCs w:val="16"/>
+              </w:rPr>
+            </w:pPr>
+            <w:r>
+              <w:rPr>
+                <w:rFonts w:asciiTheme="majorHAnsi" w:eastAsiaTheme="majorHAnsi" w:hAnsiTheme="majorHAnsi"/>
+                <w:sz w:val="16"/>
+                <w:szCs w:val="16"/>
               </w:rPr>
               <w:t>30.4</w:t>
             </w:r>
@@ -9005,9 +9130,9 @@
           <w:noProof/>
         </w:rPr>
         <w:drawing>
-          <wp:inline distT="0" distB="0" distL="0" distR="0" wp14:anchorId="629C2C62" wp14:editId="1DF73C30">
-            <wp:extent cx="3856452" cy="2072640"/>
-            <wp:effectExtent l="0" t="0" r="0" b="3810"/>
+          <wp:inline distT="0" distB="0" distL="0" distR="0" wp14:anchorId="629C2C62" wp14:editId="56B83A3A">
+            <wp:extent cx="3244215" cy="1743595"/>
+            <wp:effectExtent l="0" t="0" r="0" b="9525"/>
             <wp:docPr id="1127673640" name="그림 1"/>
             <wp:cNvGraphicFramePr>
               <a:graphicFrameLocks xmlns:a="http://schemas.openxmlformats.org/drawingml/2006/main" noChangeAspect="1"/>
@@ -9028,7 +9153,7 @@
                   <pic:spPr>
                     <a:xfrm>
                       <a:off x="0" y="0"/>
-                      <a:ext cx="3861863" cy="2075548"/>
+                      <a:ext cx="3263639" cy="1754034"/>
                     </a:xfrm>
                     <a:prstGeom prst="rect">
                       <a:avLst/>
@@ -9102,16 +9227,31 @@
           <w:sz w:val="18"/>
           <w:szCs w:val="18"/>
         </w:rPr>
-        <w:t xml:space="preserve">어느 계층에 LoRA를 부착할지({q, v}, {q, k, v, o}, +MLP) 대조 실험을 수행했다. In-domain 성능과 전이 안정성 </w:t>
-      </w:r>
-      <w:r>
-        <w:rPr>
-          <w:rFonts w:asciiTheme="majorHAnsi" w:eastAsiaTheme="majorHAnsi" w:hAnsiTheme="majorHAnsi"/>
-          <w:sz w:val="18"/>
-          <w:szCs w:val="18"/>
-        </w:rPr>
-        <w:lastRenderedPageBreak/>
-        <w:t>사이의 파레토 균형을 분석한다.</w:t>
+        <w:t>어느 계층에 LoRA를 부착할지({q, v}, {q, k, v, o}, +MLP) 대조 실험을 수행했다. In-domain 성능과 전이 안정성 사이의 파레토 균형을 분석</w:t>
+      </w:r>
+      <w:r>
+        <w:rPr>
+          <w:rFonts w:asciiTheme="majorHAnsi" w:eastAsiaTheme="majorHAnsi" w:hAnsiTheme="majorHAnsi" w:hint="eastAsia"/>
+          <w:sz w:val="18"/>
+          <w:szCs w:val="18"/>
+        </w:rPr>
+        <w:t>했</w:t>
+      </w:r>
+      <w:r>
+        <w:rPr>
+          <w:rFonts w:asciiTheme="majorHAnsi" w:eastAsiaTheme="majorHAnsi" w:hAnsiTheme="majorHAnsi"/>
+          <w:sz w:val="18"/>
+          <w:szCs w:val="18"/>
+        </w:rPr>
+        <w:t>다.</w:t>
+      </w:r>
+      <w:r>
+        <w:rPr>
+          <w:rFonts w:asciiTheme="majorHAnsi" w:eastAsiaTheme="majorHAnsi" w:hAnsiTheme="majorHAnsi" w:hint="eastAsia"/>
+          <w:sz w:val="18"/>
+          <w:szCs w:val="18"/>
+        </w:rPr>
+        <w:t xml:space="preserve"> </w:t>
       </w:r>
     </w:p>
     <w:tbl>
@@ -9985,9 +10125,9 @@
           <w:noProof/>
         </w:rPr>
         <w:drawing>
-          <wp:inline distT="0" distB="0" distL="0" distR="0" wp14:anchorId="715FC9B8" wp14:editId="76F9F8B3">
-            <wp:extent cx="3531813" cy="2042160"/>
-            <wp:effectExtent l="0" t="0" r="0" b="0"/>
+          <wp:inline distT="0" distB="0" distL="0" distR="0" wp14:anchorId="715FC9B8" wp14:editId="45D14541">
+            <wp:extent cx="3320958" cy="1920240"/>
+            <wp:effectExtent l="0" t="0" r="0" b="3810"/>
             <wp:docPr id="1984831943" name="그림 1"/>
             <wp:cNvGraphicFramePr>
               <a:graphicFrameLocks xmlns:a="http://schemas.openxmlformats.org/drawingml/2006/main" noChangeAspect="1"/>
@@ -10008,7 +10148,7 @@
                   <pic:spPr>
                     <a:xfrm>
                       <a:off x="0" y="0"/>
-                      <a:ext cx="3537259" cy="2045309"/>
+                      <a:ext cx="3339259" cy="1930822"/>
                     </a:xfrm>
                     <a:prstGeom prst="rect">
                       <a:avLst/>
@@ -10037,6 +10177,7 @@
           <w:sz w:val="20"/>
           <w:szCs w:val="20"/>
         </w:rPr>
+        <w:lastRenderedPageBreak/>
         <w:t>(</w:t>
       </w:r>
       <w:r>
@@ -10136,7 +10277,23 @@
           <w:sz w:val="18"/>
           <w:szCs w:val="18"/>
         </w:rPr>
-        <w:t>새로운 지식을 기존 가중치에 반영하는 비율을 조절하는 α/r 계수를 0.5, 1.0, 2.0으로 변경하며 학습 안정성을 비교했다.</w:t>
+        <w:t>학습 안정성을 비교하기 위해 Scaling Factor인 α/r을 {0.5, 1.0, 2.0}으로 조절하며 실험</w:t>
+      </w:r>
+      <w:r>
+        <w:rPr>
+          <w:rFonts w:asciiTheme="majorHAnsi" w:eastAsiaTheme="majorHAnsi" w:hAnsiTheme="majorHAnsi" w:hint="eastAsia"/>
+          <w:sz w:val="18"/>
+          <w:szCs w:val="18"/>
+        </w:rPr>
+        <w:t>했다</w:t>
+      </w:r>
+      <w:r>
+        <w:rPr>
+          <w:rFonts w:asciiTheme="majorHAnsi" w:eastAsiaTheme="majorHAnsi" w:hAnsiTheme="majorHAnsi"/>
+          <w:sz w:val="18"/>
+          <w:szCs w:val="18"/>
+        </w:rPr>
+        <w:t>.</w:t>
       </w:r>
     </w:p>
     <w:tbl>
@@ -11081,7 +11238,6 @@
                 <w:sz w:val="16"/>
                 <w:szCs w:val="16"/>
               </w:rPr>
-              <w:lastRenderedPageBreak/>
               <w:t>method</w:t>
             </w:r>
           </w:p>
@@ -11676,191 +11832,61 @@
     </w:tbl>
     <w:p>
       <w:pPr>
-        <w:shd w:val="clear" w:color="auto" w:fill="EBF3FB"/>
-        <w:spacing w:before="120" w:after="120"/>
-        <w:rPr>
-          <w:rFonts w:asciiTheme="majorHAnsi" w:eastAsiaTheme="majorHAnsi" w:hAnsiTheme="majorHAnsi"/>
-          <w:sz w:val="18"/>
-          <w:szCs w:val="18"/>
+        <w:spacing w:before="180" w:after="80"/>
+        <w:rPr>
+          <w:rFonts w:asciiTheme="majorHAnsi" w:eastAsiaTheme="majorHAnsi" w:hAnsiTheme="majorHAnsi"/>
+          <w:sz w:val="20"/>
+          <w:szCs w:val="20"/>
         </w:rPr>
       </w:pPr>
       <w:r>
         <w:rPr>
           <w:rFonts w:asciiTheme="majorHAnsi" w:eastAsiaTheme="majorHAnsi" w:hAnsiTheme="majorHAnsi"/>
           <w:b/>
-          <w:sz w:val="18"/>
-          <w:szCs w:val="18"/>
-        </w:rPr>
-        <w:t xml:space="preserve"> Base 기준선 (zero-shot, 학습 0): </w:t>
-      </w:r>
-      <w:r>
-        <w:rPr>
-          <w:rFonts w:asciiTheme="majorHAnsi" w:eastAsiaTheme="majorHAnsi" w:hAnsiTheme="majorHAnsi"/>
-          <w:sz w:val="18"/>
-          <w:szCs w:val="18"/>
-        </w:rPr>
-        <w:t xml:space="preserve">MedMCQA </w:t>
-      </w:r>
-      <w:r>
-        <w:rPr>
-          <w:rFonts w:asciiTheme="majorHAnsi" w:eastAsiaTheme="majorHAnsi" w:hAnsiTheme="majorHAnsi"/>
+          <w:sz w:val="20"/>
+          <w:szCs w:val="20"/>
+        </w:rPr>
+        <w:t>(</w:t>
+      </w:r>
+      <w:r>
+        <w:rPr>
+          <w:rFonts w:asciiTheme="majorHAnsi" w:eastAsiaTheme="majorHAnsi" w:hAnsiTheme="majorHAnsi" w:hint="eastAsia"/>
           <w:b/>
-          <w:sz w:val="18"/>
-          <w:szCs w:val="18"/>
-        </w:rPr>
-        <w:t>0.375</w:t>
-      </w:r>
-      <w:r>
-        <w:rPr>
-          <w:rFonts w:asciiTheme="majorHAnsi" w:eastAsiaTheme="majorHAnsi" w:hAnsiTheme="majorHAnsi"/>
-          <w:sz w:val="18"/>
-          <w:szCs w:val="18"/>
-        </w:rPr>
-        <w:t xml:space="preserve"> · MedQA </w:t>
+          <w:sz w:val="20"/>
+          <w:szCs w:val="20"/>
+        </w:rPr>
+        <w:t>f</w:t>
       </w:r>
       <w:r>
         <w:rPr>
           <w:rFonts w:asciiTheme="majorHAnsi" w:eastAsiaTheme="majorHAnsi" w:hAnsiTheme="majorHAnsi"/>
           <w:b/>
-          <w:sz w:val="18"/>
-          <w:szCs w:val="18"/>
-        </w:rPr>
-        <w:t>0.250</w:t>
-      </w:r>
-      <w:r>
-        <w:rPr>
-          <w:rFonts w:asciiTheme="majorHAnsi" w:eastAsiaTheme="majorHAnsi" w:hAnsiTheme="majorHAnsi"/>
-          <w:sz w:val="18"/>
-          <w:szCs w:val="18"/>
-        </w:rPr>
-        <w:t xml:space="preserve"> · PubMedQA </w:t>
-      </w:r>
-      <w:r>
-        <w:rPr>
-          <w:rFonts w:asciiTheme="majorHAnsi" w:eastAsiaTheme="majorHAnsi" w:hAnsiTheme="majorHAnsi"/>
-          <w:b/>
-          <w:sz w:val="18"/>
-          <w:szCs w:val="18"/>
-        </w:rPr>
-        <w:t>0.950</w:t>
-      </w:r>
-      <w:r>
-        <w:rPr>
-          <w:rFonts w:asciiTheme="majorHAnsi" w:eastAsiaTheme="majorHAnsi" w:hAnsiTheme="majorHAnsi"/>
-          <w:sz w:val="18"/>
-          <w:szCs w:val="18"/>
-        </w:rPr>
-        <w:t xml:space="preserve">. </w:t>
+          <w:sz w:val="20"/>
+          <w:szCs w:val="20"/>
+        </w:rPr>
+        <w:t>) In-domain vs Transfer</w:t>
       </w:r>
     </w:p>
     <w:p>
       <w:pPr>
-        <w:shd w:val="clear" w:color="auto" w:fill="EBF3FB"/>
-        <w:spacing w:before="120" w:after="120"/>
-        <w:rPr>
-          <w:rFonts w:asciiTheme="majorHAnsi" w:eastAsiaTheme="majorHAnsi" w:hAnsiTheme="majorHAnsi" w:hint="eastAsia"/>
-          <w:sz w:val="18"/>
-          <w:szCs w:val="18"/>
-        </w:rPr>
-      </w:pPr>
-      <w:r>
-        <w:rPr>
-          <w:rFonts w:asciiTheme="majorHAnsi" w:eastAsiaTheme="majorHAnsi" w:hAnsiTheme="majorHAnsi"/>
-          <w:sz w:val="18"/>
-          <w:szCs w:val="18"/>
-        </w:rPr>
-        <w:t xml:space="preserve">이하 표의 괄호 값은 Δ vs base = (정확도 </w:t>
-      </w:r>
-      <w:r>
-        <w:rPr>
-          <w:rFonts w:ascii="Cambria Math" w:eastAsiaTheme="majorHAnsi" w:hAnsi="Cambria Math" w:cs="Cambria Math"/>
-          <w:sz w:val="18"/>
-          <w:szCs w:val="18"/>
-        </w:rPr>
-        <w:t>−</w:t>
-      </w:r>
-      <w:r>
-        <w:rPr>
-          <w:rFonts w:asciiTheme="majorHAnsi" w:eastAsiaTheme="majorHAnsi" w:hAnsiTheme="majorHAnsi"/>
-          <w:sz w:val="18"/>
-          <w:szCs w:val="18"/>
-        </w:rPr>
-        <w:t xml:space="preserve"> base)이며, smoke n=40이라 |Δ| </w:t>
-      </w:r>
-      <w:r>
-        <w:rPr>
-          <w:rFonts w:ascii="Cambria Math" w:eastAsiaTheme="majorHAnsi" w:hAnsi="Cambria Math" w:cs="Cambria Math"/>
-          <w:sz w:val="18"/>
-          <w:szCs w:val="18"/>
-        </w:rPr>
-        <w:t>≲</w:t>
-      </w:r>
-      <w:r>
-        <w:rPr>
-          <w:rFonts w:asciiTheme="majorHAnsi" w:eastAsiaTheme="majorHAnsi" w:hAnsiTheme="majorHAnsi"/>
-          <w:sz w:val="18"/>
-          <w:szCs w:val="18"/>
-        </w:rPr>
-        <w:t xml:space="preserve"> 0.07은 표본오차 내(통계적으로 base와 동급)로 본다.</w:t>
+        <w:spacing w:before="80" w:after="80"/>
+        <w:rPr>
+          <w:rFonts w:asciiTheme="majorHAnsi" w:eastAsiaTheme="majorHAnsi" w:hAnsiTheme="majorHAnsi"/>
+          <w:sz w:val="18"/>
+          <w:szCs w:val="18"/>
+        </w:rPr>
+      </w:pPr>
+      <w:r>
+        <w:rPr>
+          <w:rFonts w:asciiTheme="majorHAnsi" w:eastAsiaTheme="majorHAnsi" w:hAnsiTheme="majorHAnsi"/>
+          <w:sz w:val="18"/>
+          <w:szCs w:val="18"/>
+        </w:rPr>
+        <w:t xml:space="preserve">rank별 MedMCQA(in-domain) vs MedQA/PubMedQA(전이) 성능 추이를 분석한다. </w:t>
       </w:r>
     </w:p>
     <w:p>
       <w:pPr>
-        <w:spacing w:before="180" w:after="80"/>
-        <w:rPr>
-          <w:rFonts w:asciiTheme="majorHAnsi" w:eastAsiaTheme="majorHAnsi" w:hAnsiTheme="majorHAnsi"/>
-          <w:sz w:val="20"/>
-          <w:szCs w:val="20"/>
-        </w:rPr>
-      </w:pPr>
-      <w:r>
-        <w:rPr>
-          <w:rFonts w:asciiTheme="majorHAnsi" w:eastAsiaTheme="majorHAnsi" w:hAnsiTheme="majorHAnsi"/>
-          <w:b/>
-          <w:sz w:val="20"/>
-          <w:szCs w:val="20"/>
-        </w:rPr>
-        <w:t>(</w:t>
-      </w:r>
-      <w:r>
-        <w:rPr>
-          <w:rFonts w:asciiTheme="majorHAnsi" w:eastAsiaTheme="majorHAnsi" w:hAnsiTheme="majorHAnsi" w:hint="eastAsia"/>
-          <w:b/>
-          <w:sz w:val="20"/>
-          <w:szCs w:val="20"/>
-        </w:rPr>
-        <w:t>f</w:t>
-      </w:r>
-      <w:r>
-        <w:rPr>
-          <w:rFonts w:asciiTheme="majorHAnsi" w:eastAsiaTheme="majorHAnsi" w:hAnsiTheme="majorHAnsi"/>
-          <w:b/>
-          <w:sz w:val="20"/>
-          <w:szCs w:val="20"/>
-        </w:rPr>
-        <w:t>) In-domain vs Transfer</w:t>
-      </w:r>
-    </w:p>
-    <w:p>
-      <w:pPr>
-        <w:spacing w:before="80" w:after="80"/>
-        <w:rPr>
-          <w:rFonts w:asciiTheme="majorHAnsi" w:eastAsiaTheme="majorHAnsi" w:hAnsiTheme="majorHAnsi"/>
-          <w:sz w:val="18"/>
-          <w:szCs w:val="18"/>
-        </w:rPr>
-      </w:pPr>
-      <w:r>
-        <w:rPr>
-          <w:rFonts w:asciiTheme="majorHAnsi" w:eastAsiaTheme="majorHAnsi" w:hAnsiTheme="majorHAnsi"/>
-          <w:sz w:val="18"/>
-          <w:szCs w:val="18"/>
-        </w:rPr>
-        <w:t xml:space="preserve">rank별 MedMCQA(in-domain) vs MedQA/PubMedQA(전이) 성능 추이를 분석한다. </w:t>
-      </w:r>
-    </w:p>
-    <w:p>
-      <w:pPr>
         <w:spacing w:before="80" w:after="80"/>
         <w:jc w:val="center"/>
         <w:rPr>
@@ -11877,9 +11903,9 @@
           <w:szCs w:val="18"/>
         </w:rPr>
         <w:drawing>
-          <wp:inline distT="0" distB="0" distL="0" distR="0" wp14:anchorId="474D5E71" wp14:editId="59C57B37">
-            <wp:extent cx="2857500" cy="1730455"/>
-            <wp:effectExtent l="0" t="0" r="0" b="3175"/>
+          <wp:inline distT="0" distB="0" distL="0" distR="0" wp14:anchorId="474D5E71" wp14:editId="16E505DD">
+            <wp:extent cx="3200400" cy="1938108"/>
+            <wp:effectExtent l="0" t="0" r="0" b="5080"/>
             <wp:docPr id="687726797" name="그림 1"/>
             <wp:cNvGraphicFramePr>
               <a:graphicFrameLocks xmlns:a="http://schemas.openxmlformats.org/drawingml/2006/main" noChangeAspect="1"/>
@@ -11900,7 +11926,7 @@
                   <pic:spPr>
                     <a:xfrm>
                       <a:off x="0" y="0"/>
-                      <a:ext cx="2865612" cy="1735367"/>
+                      <a:ext cx="3228236" cy="1954965"/>
                     </a:xfrm>
                     <a:prstGeom prst="rect">
                       <a:avLst/>
@@ -11961,6 +11987,7 @@
         <w:rPr>
           <w:noProof/>
         </w:rPr>
+        <w:lastRenderedPageBreak/>
         <w:drawing>
           <wp:inline distT="0" distB="0" distL="0" distR="0" wp14:anchorId="7069DD95" wp14:editId="7BA02828">
             <wp:extent cx="4152900" cy="1043056"/>
@@ -12001,13 +12028,15 @@
     <w:p>
       <w:pPr>
         <w:spacing w:before="240" w:after="120"/>
-      </w:pPr>
-      <w:r>
-        <w:rPr>
+        <w:rPr>
+          <w:rFonts w:asciiTheme="majorHAnsi" w:eastAsiaTheme="majorHAnsi" w:hAnsiTheme="majorHAnsi"/>
+        </w:rPr>
+      </w:pPr>
+      <w:r>
+        <w:rPr>
+          <w:rFonts w:asciiTheme="majorHAnsi" w:eastAsiaTheme="majorHAnsi" w:hAnsiTheme="majorHAnsi"/>
           <w:b/>
           <w:color w:val="1F4E79"/>
-          <w:sz w:val="26"/>
-          <w:szCs w:val="26"/>
         </w:rPr>
         <w:t xml:space="preserve">7.2 Analysis </w:t>
       </w:r>
@@ -12273,16 +12302,7 @@
           <w:sz w:val="18"/>
           <w:szCs w:val="18"/>
         </w:rPr>
-        <w:t xml:space="preserve"> 가장 낮고 0.5(1.314)에서 다소 높아, scaling이 작으면 적응이 약해 손실이 덜 내려감을 보였다. 정확도는 </w:t>
-      </w:r>
-      <w:r>
-        <w:rPr>
-          <w:rFonts w:asciiTheme="majorHAnsi" w:eastAsiaTheme="majorHAnsi" w:hAnsiTheme="majorHAnsi"/>
-          <w:sz w:val="18"/>
-          <w:szCs w:val="18"/>
-        </w:rPr>
-        <w:lastRenderedPageBreak/>
-        <w:t>smoke 표본오차 내에 서 큰 차이가 없었다(MedMCQA 0.250.375). full-scale에서는 과대 scaling 시 학습 불안정(loss 진동) 여부를 loss 곡선으로 확정해야 한다.</w:t>
+        <w:t xml:space="preserve"> 가장 낮고 0.5(1.314)에서 다소 높아, scaling이 작으면 적응이 약해 손실이 덜 내려감을 보였다. 정확도는 smoke 표본오차 내에 서 큰 차이가 없었다(MedMCQA 0.250.375). full-scale에서는 과대 scaling 시 학습 불안정(loss 진동) 여부를 loss 곡선으로 확정해야 한다.</w:t>
       </w:r>
     </w:p>
     <w:p>
@@ -12421,43 +12441,7 @@
           <w:sz w:val="18"/>
           <w:szCs w:val="18"/>
         </w:rPr>
-        <w:t xml:space="preserve">test 정답이 “yes”로 크게 치우쳐(다수 클래스) 소규모 채점에서 정확도가 </w:t>
-      </w:r>
-      <w:proofErr w:type="gramStart"/>
-      <w:r>
-        <w:rPr>
-          <w:rFonts w:asciiTheme="majorHAnsi" w:eastAsiaTheme="majorHAnsi" w:hAnsiTheme="majorHAnsi"/>
-          <w:sz w:val="18"/>
-          <w:szCs w:val="18"/>
-        </w:rPr>
-        <w:t>과대평가된다.다수</w:t>
-      </w:r>
-      <w:proofErr w:type="gramEnd"/>
-      <w:r>
-        <w:rPr>
-          <w:rFonts w:asciiTheme="majorHAnsi" w:eastAsiaTheme="majorHAnsi" w:hAnsiTheme="majorHAnsi"/>
-          <w:sz w:val="18"/>
-          <w:szCs w:val="18"/>
-        </w:rPr>
-        <w:t xml:space="preserve"> 클래스 예측만으로 높게 나오므로 단독으로 해석하면 </w:t>
-      </w:r>
-      <w:proofErr w:type="gramStart"/>
-      <w:r>
-        <w:rPr>
-          <w:rFonts w:asciiTheme="majorHAnsi" w:eastAsiaTheme="majorHAnsi" w:hAnsiTheme="majorHAnsi"/>
-          <w:sz w:val="18"/>
-          <w:szCs w:val="18"/>
-        </w:rPr>
-        <w:t>안되고</w:t>
-      </w:r>
-      <w:proofErr w:type="gramEnd"/>
-      <w:r>
-        <w:rPr>
-          <w:rFonts w:asciiTheme="majorHAnsi" w:eastAsiaTheme="majorHAnsi" w:hAnsiTheme="majorHAnsi"/>
-          <w:sz w:val="18"/>
-          <w:szCs w:val="18"/>
-        </w:rPr>
-        <w:t xml:space="preserve">, 균형 지표는 full-scale에서 별도 분석을 </w:t>
+        <w:t>test 셋 정답이 '</w:t>
       </w:r>
       <w:proofErr w:type="spellStart"/>
       <w:r>
@@ -12466,9 +12450,17 @@
           <w:sz w:val="18"/>
           <w:szCs w:val="18"/>
         </w:rPr>
-        <w:t>해야한다</w:t>
+        <w:t>yes'</w:t>
       </w:r>
       <w:proofErr w:type="spellEnd"/>
+      <w:r>
+        <w:rPr>
+          <w:rFonts w:asciiTheme="majorHAnsi" w:eastAsiaTheme="majorHAnsi" w:hAnsiTheme="majorHAnsi"/>
+          <w:sz w:val="18"/>
+          <w:szCs w:val="18"/>
+        </w:rPr>
+        <w:t>로 편향되어 정확도가 과대평가될 수 있으므로, 단독 해석을 지양하고 full-scale에서 균형 지표를 별도로 분석해야 한다</w:t>
+      </w:r>
       <w:r>
         <w:rPr>
           <w:rFonts w:asciiTheme="majorHAnsi" w:eastAsiaTheme="majorHAnsi" w:hAnsiTheme="majorHAnsi"/>
@@ -12592,8 +12584,6 @@
         <w:rPr>
           <w:b/>
           <w:color w:val="1F4E79"/>
-          <w:sz w:val="26"/>
-          <w:szCs w:val="26"/>
         </w:rPr>
         <w:t xml:space="preserve">7.3 </w:t>
       </w:r>
@@ -12601,8 +12591,6 @@
         <w:rPr>
           <w:b/>
           <w:color w:val="1F4E79"/>
-          <w:sz w:val="26"/>
-          <w:szCs w:val="26"/>
         </w:rPr>
         <w:t>성능</w:t>
       </w:r>
@@ -12610,8 +12598,6 @@
         <w:rPr>
           <w:b/>
           <w:color w:val="1F4E79"/>
-          <w:sz w:val="26"/>
-          <w:szCs w:val="26"/>
         </w:rPr>
         <w:t xml:space="preserve"> </w:t>
       </w:r>
@@ -12619,8 +12605,6 @@
         <w:rPr>
           <w:b/>
           <w:color w:val="1F4E79"/>
-          <w:sz w:val="26"/>
-          <w:szCs w:val="26"/>
         </w:rPr>
         <w:t>향상</w:t>
       </w:r>
@@ -12628,8 +12612,6 @@
         <w:rPr>
           <w:b/>
           <w:color w:val="1F4E79"/>
-          <w:sz w:val="26"/>
-          <w:szCs w:val="26"/>
         </w:rPr>
         <w:t xml:space="preserve"> </w:t>
       </w:r>
@@ -12637,8 +12619,6 @@
         <w:rPr>
           <w:b/>
           <w:color w:val="1F4E79"/>
-          <w:sz w:val="26"/>
-          <w:szCs w:val="26"/>
         </w:rPr>
         <w:t>실험</w:t>
       </w:r>
@@ -12646,8 +12626,6 @@
         <w:rPr>
           <w:b/>
           <w:color w:val="1F4E79"/>
-          <w:sz w:val="26"/>
-          <w:szCs w:val="26"/>
         </w:rPr>
         <w:t xml:space="preserve"> — </w:t>
       </w:r>
@@ -12655,8 +12633,6 @@
         <w:rPr>
           <w:b/>
           <w:color w:val="1F4E79"/>
-          <w:sz w:val="26"/>
-          <w:szCs w:val="26"/>
         </w:rPr>
         <w:t>학습량</w:t>
       </w:r>
@@ -12664,8 +12640,6 @@
         <w:rPr>
           <w:b/>
           <w:color w:val="1F4E79"/>
-          <w:sz w:val="26"/>
-          <w:szCs w:val="26"/>
         </w:rPr>
         <w:t xml:space="preserve"> vs </w:t>
       </w:r>
@@ -12673,8 +12647,6 @@
         <w:rPr>
           <w:b/>
           <w:color w:val="1F4E79"/>
-          <w:sz w:val="26"/>
-          <w:szCs w:val="26"/>
         </w:rPr>
         <w:t>용량</w:t>
       </w:r>
@@ -12682,8 +12654,6 @@
         <w:rPr>
           <w:b/>
           <w:color w:val="1F4E79"/>
-          <w:sz w:val="26"/>
-          <w:szCs w:val="26"/>
         </w:rPr>
         <w:t>(trainable %)</w:t>
       </w:r>
@@ -13508,6 +13478,7 @@
                 <w:sz w:val="16"/>
                 <w:szCs w:val="16"/>
               </w:rPr>
+              <w:lastRenderedPageBreak/>
               <w:t>r32 all-modules, 6000/1000</w:t>
             </w:r>
           </w:p>
@@ -13657,17 +13628,12 @@
         </w:rPr>
         <w:t>한계는 학습량이지 0.109% 크기가 아니다</w:t>
       </w:r>
-    </w:p>
-    <w:p>
-      <w:pPr>
-        <w:spacing w:before="60" w:after="60"/>
-        <w:ind w:left="720"/>
-        <w:rPr>
-          <w:rFonts w:asciiTheme="majorHAnsi" w:eastAsiaTheme="majorHAnsi" w:hAnsiTheme="majorHAnsi"/>
-          <w:sz w:val="18"/>
-          <w:szCs w:val="18"/>
-        </w:rPr>
-      </w:pPr>
+      <w:r>
+        <w:rPr>
+          <w:rFonts w:asciiTheme="majorHAnsi" w:eastAsiaTheme="majorHAnsi" w:hAnsiTheme="majorHAnsi" w:hint="eastAsia"/>
+        </w:rPr>
+        <w:t xml:space="preserve">: </w:t>
+      </w:r>
       <w:r>
         <w:rPr>
           <w:rFonts w:asciiTheme="majorHAnsi" w:eastAsiaTheme="majorHAnsi" w:hAnsiTheme="majorHAnsi"/>
@@ -13735,24 +13701,19 @@
         </w:rPr>
         <w:t>trainable %를 3.44%로 키우면 오히려 악화한다</w:t>
       </w:r>
-    </w:p>
-    <w:p>
-      <w:pPr>
-        <w:spacing w:before="60" w:after="60"/>
-        <w:ind w:left="720"/>
-        <w:rPr>
-          <w:rFonts w:asciiTheme="majorHAnsi" w:eastAsiaTheme="majorHAnsi" w:hAnsiTheme="majorHAnsi"/>
-          <w:sz w:val="18"/>
-          <w:szCs w:val="18"/>
-        </w:rPr>
-      </w:pPr>
-      <w:r>
-        <w:rPr>
-          <w:rFonts w:asciiTheme="majorHAnsi" w:eastAsiaTheme="majorHAnsi" w:hAnsiTheme="majorHAnsi"/>
-          <w:sz w:val="18"/>
-          <w:szCs w:val="18"/>
-        </w:rPr>
-        <w:t>r32 + 전체 모듈(</w:t>
+      <w:r>
+        <w:rPr>
+          <w:rFonts w:asciiTheme="majorHAnsi" w:eastAsiaTheme="majorHAnsi" w:hAnsiTheme="majorHAnsi" w:hint="eastAsia"/>
+        </w:rPr>
+        <w:t xml:space="preserve">: </w:t>
+      </w:r>
+      <w:r>
+        <w:rPr>
+          <w:rFonts w:asciiTheme="majorHAnsi" w:eastAsiaTheme="majorHAnsi" w:hAnsiTheme="majorHAnsi"/>
+          <w:sz w:val="18"/>
+          <w:szCs w:val="18"/>
+        </w:rPr>
+        <w:t xml:space="preserve">학습 용량(r=32, 전체 모듈)을 30배 늘리자 </w:t>
       </w:r>
       <w:proofErr w:type="spellStart"/>
       <w:r>
@@ -13761,7 +13722,7 @@
           <w:sz w:val="18"/>
           <w:szCs w:val="18"/>
         </w:rPr>
-        <w:t>attention+MLP</w:t>
+        <w:t>MedMCQA</w:t>
       </w:r>
       <w:proofErr w:type="spellEnd"/>
       <w:r>
@@ -13770,7 +13731,7 @@
           <w:sz w:val="18"/>
           <w:szCs w:val="18"/>
         </w:rPr>
-        <w:t xml:space="preserve">)로 용량을 30배 늘렸더니 </w:t>
+        <w:t xml:space="preserve"> 성능은 정체되고 전이 데이터(</w:t>
       </w:r>
       <w:proofErr w:type="spellStart"/>
       <w:r>
@@ -13779,7 +13740,7 @@
           <w:sz w:val="18"/>
           <w:szCs w:val="18"/>
         </w:rPr>
-        <w:t>MedMCQA</w:t>
+        <w:t>PubMedQA</w:t>
       </w:r>
       <w:proofErr w:type="spellEnd"/>
       <w:r>
@@ -13788,23 +13749,7 @@
           <w:sz w:val="18"/>
           <w:szCs w:val="18"/>
         </w:rPr>
-        <w:t>는 안 오르고(</w:t>
-      </w:r>
-      <w:r>
-        <w:rPr>
-          <w:rFonts w:ascii="Cambria Math" w:eastAsiaTheme="majorHAnsi" w:hAnsi="Cambria Math" w:cs="Cambria Math"/>
-          <w:sz w:val="18"/>
-          <w:szCs w:val="18"/>
-        </w:rPr>
-        <w:t>−</w:t>
-      </w:r>
-      <w:r>
-        <w:rPr>
-          <w:rFonts w:asciiTheme="majorHAnsi" w:eastAsiaTheme="majorHAnsi" w:hAnsiTheme="majorHAnsi"/>
-          <w:sz w:val="18"/>
-          <w:szCs w:val="18"/>
-        </w:rPr>
-        <w:t xml:space="preserve">0.01) 전이 </w:t>
+        <w:t xml:space="preserve">)는 급락(0.95→0.56)했는데, 이는 Full FT의 </w:t>
       </w:r>
       <w:proofErr w:type="spellStart"/>
       <w:r>
@@ -13813,7 +13758,7 @@
           <w:sz w:val="18"/>
           <w:szCs w:val="18"/>
         </w:rPr>
-        <w:t>PubMedQA</w:t>
+        <w:t>과적합</w:t>
       </w:r>
       <w:proofErr w:type="spellEnd"/>
       <w:r>
@@ -13822,23 +13767,79 @@
           <w:sz w:val="18"/>
           <w:szCs w:val="18"/>
         </w:rPr>
-        <w:t>가 0.95 → 0.56(</w:t>
-      </w:r>
-      <w:r>
-        <w:rPr>
-          <w:rFonts w:ascii="Cambria Math" w:eastAsiaTheme="majorHAnsi" w:hAnsi="Cambria Math" w:cs="Cambria Math"/>
-          <w:sz w:val="18"/>
-          <w:szCs w:val="18"/>
-        </w:rPr>
-        <w:t>−</w:t>
-      </w:r>
-      <w:r>
-        <w:rPr>
-          <w:rFonts w:asciiTheme="majorHAnsi" w:eastAsiaTheme="majorHAnsi" w:hAnsiTheme="majorHAnsi"/>
-          <w:sz w:val="18"/>
-          <w:szCs w:val="18"/>
-        </w:rPr>
-        <w:t>0.39)으로 붕괴했다. 이는 Full FT가 소규모에서 붕괴한 것과 동일한 과적합·재앙적 망각 현상이다. 저랭크(작은 %)는 단순한 제약이 아니라 암묵적 정규화(regularizer)로 작동하며, 이것이 LoRA가 적은 데이터에서 Full FT보다 안정적인 이유다.</w:t>
+        <w:t xml:space="preserve"> 및 재앙적 망각과 동일한 현상입니다. 즉, </w:t>
+      </w:r>
+      <w:proofErr w:type="spellStart"/>
+      <w:r>
+        <w:rPr>
+          <w:rFonts w:asciiTheme="majorHAnsi" w:eastAsiaTheme="majorHAnsi" w:hAnsiTheme="majorHAnsi"/>
+          <w:sz w:val="18"/>
+          <w:szCs w:val="18"/>
+        </w:rPr>
+        <w:t>LoRA</w:t>
+      </w:r>
+      <w:proofErr w:type="spellEnd"/>
+      <w:r>
+        <w:rPr>
+          <w:rFonts w:asciiTheme="majorHAnsi" w:eastAsiaTheme="majorHAnsi" w:hAnsiTheme="majorHAnsi"/>
+          <w:sz w:val="18"/>
+          <w:szCs w:val="18"/>
+        </w:rPr>
+        <w:t xml:space="preserve">의 </w:t>
+      </w:r>
+      <w:proofErr w:type="spellStart"/>
+      <w:r>
+        <w:rPr>
+          <w:rFonts w:asciiTheme="majorHAnsi" w:eastAsiaTheme="majorHAnsi" w:hAnsiTheme="majorHAnsi"/>
+          <w:sz w:val="18"/>
+          <w:szCs w:val="18"/>
+        </w:rPr>
+        <w:t>저랭크</w:t>
+      </w:r>
+      <w:proofErr w:type="spellEnd"/>
+      <w:r>
+        <w:rPr>
+          <w:rFonts w:asciiTheme="majorHAnsi" w:eastAsiaTheme="majorHAnsi" w:hAnsiTheme="majorHAnsi"/>
+          <w:sz w:val="18"/>
+          <w:szCs w:val="18"/>
+        </w:rPr>
+        <w:t xml:space="preserve"> 제약은 단순한 자원 절약을 넘어 암묵적 정규화(</w:t>
+      </w:r>
+      <w:proofErr w:type="spellStart"/>
+      <w:r>
+        <w:rPr>
+          <w:rFonts w:asciiTheme="majorHAnsi" w:eastAsiaTheme="majorHAnsi" w:hAnsiTheme="majorHAnsi"/>
+          <w:sz w:val="18"/>
+          <w:szCs w:val="18"/>
+        </w:rPr>
+        <w:t>regularizer</w:t>
+      </w:r>
+      <w:proofErr w:type="spellEnd"/>
+      <w:r>
+        <w:rPr>
+          <w:rFonts w:asciiTheme="majorHAnsi" w:eastAsiaTheme="majorHAnsi" w:hAnsiTheme="majorHAnsi"/>
+          <w:sz w:val="18"/>
+          <w:szCs w:val="18"/>
+        </w:rPr>
+        <w:t xml:space="preserve">)로 작용하며, 이것이 데이터가 적은 상황에서 </w:t>
+      </w:r>
+      <w:proofErr w:type="spellStart"/>
+      <w:r>
+        <w:rPr>
+          <w:rFonts w:asciiTheme="majorHAnsi" w:eastAsiaTheme="majorHAnsi" w:hAnsiTheme="majorHAnsi"/>
+          <w:sz w:val="18"/>
+          <w:szCs w:val="18"/>
+        </w:rPr>
+        <w:t>LoRA</w:t>
+      </w:r>
+      <w:proofErr w:type="spellEnd"/>
+      <w:r>
+        <w:rPr>
+          <w:rFonts w:asciiTheme="majorHAnsi" w:eastAsiaTheme="majorHAnsi" w:hAnsiTheme="majorHAnsi"/>
+          <w:sz w:val="18"/>
+          <w:szCs w:val="18"/>
+        </w:rPr>
+        <w:t>가 Full FT보다 안정적인 이유다.</w:t>
       </w:r>
     </w:p>
     <w:p>
@@ -13863,246 +13864,268 @@
         </w:rPr>
         <w:t>dropout + weight decay가 전이 손상을 절반으로 줄인다</w:t>
       </w:r>
+      <w:r>
+        <w:rPr>
+          <w:rFonts w:asciiTheme="majorHAnsi" w:eastAsiaTheme="majorHAnsi" w:hAnsiTheme="majorHAnsi" w:hint="eastAsia"/>
+          <w:sz w:val="20"/>
+          <w:szCs w:val="20"/>
+        </w:rPr>
+        <w:t xml:space="preserve">: </w:t>
+      </w:r>
+      <w:r>
+        <w:rPr>
+          <w:rFonts w:asciiTheme="majorHAnsi" w:eastAsiaTheme="majorHAnsi" w:hAnsiTheme="majorHAnsi"/>
+          <w:sz w:val="18"/>
+          <w:szCs w:val="18"/>
+        </w:rPr>
+        <w:t xml:space="preserve">같은 0.109%·동일 학습량에 </w:t>
+      </w:r>
+      <w:proofErr w:type="spellStart"/>
+      <w:r>
+        <w:rPr>
+          <w:rFonts w:asciiTheme="majorHAnsi" w:eastAsiaTheme="majorHAnsi" w:hAnsiTheme="majorHAnsi"/>
+          <w:sz w:val="18"/>
+          <w:szCs w:val="18"/>
+        </w:rPr>
+        <w:t>lora_dropout</w:t>
+      </w:r>
+      <w:proofErr w:type="spellEnd"/>
+      <w:r>
+        <w:rPr>
+          <w:rFonts w:asciiTheme="majorHAnsi" w:eastAsiaTheme="majorHAnsi" w:hAnsiTheme="majorHAnsi"/>
+          <w:sz w:val="18"/>
+          <w:szCs w:val="18"/>
+        </w:rPr>
+        <w:t xml:space="preserve">=0.1, </w:t>
+      </w:r>
+      <w:proofErr w:type="spellStart"/>
+      <w:r>
+        <w:rPr>
+          <w:rFonts w:asciiTheme="majorHAnsi" w:eastAsiaTheme="majorHAnsi" w:hAnsiTheme="majorHAnsi"/>
+          <w:sz w:val="18"/>
+          <w:szCs w:val="18"/>
+        </w:rPr>
+        <w:t>weight_decay</w:t>
+      </w:r>
+      <w:proofErr w:type="spellEnd"/>
+      <w:r>
+        <w:rPr>
+          <w:rFonts w:asciiTheme="majorHAnsi" w:eastAsiaTheme="majorHAnsi" w:hAnsiTheme="majorHAnsi"/>
+          <w:sz w:val="18"/>
+          <w:szCs w:val="18"/>
+        </w:rPr>
+        <w:t xml:space="preserve">=0.01을 더하자 </w:t>
+      </w:r>
+      <w:proofErr w:type="spellStart"/>
+      <w:r>
+        <w:rPr>
+          <w:rFonts w:asciiTheme="majorHAnsi" w:eastAsiaTheme="majorHAnsi" w:hAnsiTheme="majorHAnsi"/>
+          <w:sz w:val="18"/>
+          <w:szCs w:val="18"/>
+        </w:rPr>
+        <w:t>MedQA</w:t>
+      </w:r>
+      <w:proofErr w:type="spellEnd"/>
+      <w:r>
+        <w:rPr>
+          <w:rFonts w:asciiTheme="majorHAnsi" w:eastAsiaTheme="majorHAnsi" w:hAnsiTheme="majorHAnsi"/>
+          <w:sz w:val="18"/>
+          <w:szCs w:val="18"/>
+        </w:rPr>
+        <w:t xml:space="preserve"> 전이 손상이 </w:t>
+      </w:r>
+      <w:r>
+        <w:rPr>
+          <w:rFonts w:ascii="Cambria Math" w:eastAsiaTheme="majorHAnsi" w:hAnsi="Cambria Math" w:cs="Cambria Math"/>
+          <w:sz w:val="18"/>
+          <w:szCs w:val="18"/>
+        </w:rPr>
+        <w:t>−</w:t>
+      </w:r>
+      <w:r>
+        <w:rPr>
+          <w:rFonts w:asciiTheme="majorHAnsi" w:eastAsiaTheme="majorHAnsi" w:hAnsiTheme="majorHAnsi"/>
+          <w:sz w:val="18"/>
+          <w:szCs w:val="18"/>
+        </w:rPr>
+        <w:t xml:space="preserve">0.08 </w:t>
+      </w:r>
+      <w:r>
+        <w:rPr>
+          <w:rFonts w:ascii="맑은 고딕" w:eastAsia="맑은 고딕" w:hAnsi="맑은 고딕" w:cs="맑은 고딕" w:hint="eastAsia"/>
+          <w:sz w:val="18"/>
+          <w:szCs w:val="18"/>
+        </w:rPr>
+        <w:t>→</w:t>
+      </w:r>
+      <w:r>
+        <w:rPr>
+          <w:rFonts w:asciiTheme="majorHAnsi" w:eastAsiaTheme="majorHAnsi" w:hAnsiTheme="majorHAnsi"/>
+          <w:sz w:val="18"/>
+          <w:szCs w:val="18"/>
+        </w:rPr>
+        <w:t xml:space="preserve"> </w:t>
+      </w:r>
+      <w:r>
+        <w:rPr>
+          <w:rFonts w:ascii="Cambria Math" w:eastAsiaTheme="majorHAnsi" w:hAnsi="Cambria Math" w:cs="Cambria Math"/>
+          <w:sz w:val="18"/>
+          <w:szCs w:val="18"/>
+        </w:rPr>
+        <w:t>−</w:t>
+      </w:r>
+      <w:r>
+        <w:rPr>
+          <w:rFonts w:asciiTheme="majorHAnsi" w:eastAsiaTheme="majorHAnsi" w:hAnsiTheme="majorHAnsi"/>
+          <w:sz w:val="18"/>
+          <w:szCs w:val="18"/>
+        </w:rPr>
+        <w:t>0.04로 완화되고 in-domain은 +0.05로 유지됐다</w:t>
+      </w:r>
+      <w:r>
+        <w:rPr>
+          <w:rFonts w:asciiTheme="majorHAnsi" w:eastAsiaTheme="majorHAnsi" w:hAnsiTheme="majorHAnsi" w:hint="eastAsia"/>
+          <w:sz w:val="18"/>
+          <w:szCs w:val="18"/>
+        </w:rPr>
+        <w:t xml:space="preserve">. </w:t>
+      </w:r>
+      <w:r>
+        <w:rPr>
+          <w:rFonts w:asciiTheme="majorHAnsi" w:eastAsiaTheme="majorHAnsi" w:hAnsiTheme="majorHAnsi"/>
+          <w:sz w:val="18"/>
+          <w:szCs w:val="18"/>
+        </w:rPr>
+        <w:t>본 설정에서 in-domain 향상과 전이 보존을 함께 만족하는 최적 균형점이다.</w:t>
+      </w:r>
     </w:p>
     <w:p>
       <w:pPr>
-        <w:spacing w:before="60" w:after="60"/>
-        <w:ind w:left="720"/>
-        <w:rPr>
-          <w:rFonts w:asciiTheme="majorHAnsi" w:eastAsiaTheme="majorHAnsi" w:hAnsiTheme="majorHAnsi"/>
-          <w:sz w:val="18"/>
-          <w:szCs w:val="18"/>
-        </w:rPr>
-      </w:pPr>
-      <w:r>
-        <w:rPr>
-          <w:rFonts w:asciiTheme="majorHAnsi" w:eastAsiaTheme="majorHAnsi" w:hAnsiTheme="majorHAnsi"/>
-          <w:sz w:val="18"/>
-          <w:szCs w:val="18"/>
-        </w:rPr>
-        <w:t xml:space="preserve">같은 0.109%·동일 학습량에 </w:t>
-      </w:r>
-      <w:proofErr w:type="spellStart"/>
-      <w:r>
-        <w:rPr>
-          <w:rFonts w:asciiTheme="majorHAnsi" w:eastAsiaTheme="majorHAnsi" w:hAnsiTheme="majorHAnsi"/>
-          <w:sz w:val="18"/>
-          <w:szCs w:val="18"/>
-        </w:rPr>
-        <w:t>lora_dropout</w:t>
-      </w:r>
-      <w:proofErr w:type="spellEnd"/>
-      <w:r>
-        <w:rPr>
-          <w:rFonts w:asciiTheme="majorHAnsi" w:eastAsiaTheme="majorHAnsi" w:hAnsiTheme="majorHAnsi"/>
-          <w:sz w:val="18"/>
-          <w:szCs w:val="18"/>
-        </w:rPr>
-        <w:t xml:space="preserve">=0.1, </w:t>
-      </w:r>
-      <w:proofErr w:type="spellStart"/>
-      <w:r>
-        <w:rPr>
-          <w:rFonts w:asciiTheme="majorHAnsi" w:eastAsiaTheme="majorHAnsi" w:hAnsiTheme="majorHAnsi"/>
-          <w:sz w:val="18"/>
-          <w:szCs w:val="18"/>
-        </w:rPr>
-        <w:t>weight_decay</w:t>
-      </w:r>
-      <w:proofErr w:type="spellEnd"/>
-      <w:r>
-        <w:rPr>
-          <w:rFonts w:asciiTheme="majorHAnsi" w:eastAsiaTheme="majorHAnsi" w:hAnsiTheme="majorHAnsi"/>
-          <w:sz w:val="18"/>
-          <w:szCs w:val="18"/>
-        </w:rPr>
-        <w:t xml:space="preserve">=0.01을 더하자 </w:t>
-      </w:r>
-      <w:proofErr w:type="spellStart"/>
-      <w:r>
-        <w:rPr>
-          <w:rFonts w:asciiTheme="majorHAnsi" w:eastAsiaTheme="majorHAnsi" w:hAnsiTheme="majorHAnsi"/>
-          <w:sz w:val="18"/>
-          <w:szCs w:val="18"/>
-        </w:rPr>
-        <w:t>MedQA</w:t>
-      </w:r>
-      <w:proofErr w:type="spellEnd"/>
-      <w:r>
-        <w:rPr>
-          <w:rFonts w:asciiTheme="majorHAnsi" w:eastAsiaTheme="majorHAnsi" w:hAnsiTheme="majorHAnsi"/>
-          <w:sz w:val="18"/>
-          <w:szCs w:val="18"/>
-        </w:rPr>
-        <w:t xml:space="preserve"> 전이 손상이 </w:t>
-      </w:r>
-      <w:r>
-        <w:rPr>
-          <w:rFonts w:ascii="Cambria Math" w:eastAsiaTheme="majorHAnsi" w:hAnsi="Cambria Math" w:cs="Cambria Math"/>
-          <w:sz w:val="18"/>
-          <w:szCs w:val="18"/>
-        </w:rPr>
-        <w:t>−</w:t>
-      </w:r>
-      <w:r>
-        <w:rPr>
-          <w:rFonts w:asciiTheme="majorHAnsi" w:eastAsiaTheme="majorHAnsi" w:hAnsiTheme="majorHAnsi"/>
-          <w:sz w:val="18"/>
-          <w:szCs w:val="18"/>
-        </w:rPr>
-        <w:t xml:space="preserve">0.08 </w:t>
-      </w:r>
-      <w:r>
-        <w:rPr>
-          <w:rFonts w:ascii="맑은 고딕" w:eastAsia="맑은 고딕" w:hAnsi="맑은 고딕" w:cs="맑은 고딕" w:hint="eastAsia"/>
-          <w:sz w:val="18"/>
-          <w:szCs w:val="18"/>
-        </w:rPr>
-        <w:t>→</w:t>
-      </w:r>
-      <w:r>
-        <w:rPr>
-          <w:rFonts w:asciiTheme="majorHAnsi" w:eastAsiaTheme="majorHAnsi" w:hAnsiTheme="majorHAnsi"/>
-          <w:sz w:val="18"/>
-          <w:szCs w:val="18"/>
-        </w:rPr>
-        <w:t xml:space="preserve"> </w:t>
-      </w:r>
-      <w:r>
-        <w:rPr>
-          <w:rFonts w:ascii="Cambria Math" w:eastAsiaTheme="majorHAnsi" w:hAnsi="Cambria Math" w:cs="Cambria Math"/>
-          <w:sz w:val="18"/>
-          <w:szCs w:val="18"/>
-        </w:rPr>
-        <w:t>−</w:t>
-      </w:r>
-      <w:r>
-        <w:rPr>
-          <w:rFonts w:asciiTheme="majorHAnsi" w:eastAsiaTheme="majorHAnsi" w:hAnsiTheme="majorHAnsi"/>
-          <w:sz w:val="18"/>
-          <w:szCs w:val="18"/>
-        </w:rPr>
-        <w:t>0.04로 완화되고 in-domain은 +0.05로 유지됐다 — 본 설정에서 in-domain 향상과 전이 보</w:t>
-      </w:r>
-      <w:r>
-        <w:rPr>
-          <w:rFonts w:asciiTheme="majorHAnsi" w:eastAsiaTheme="majorHAnsi" w:hAnsiTheme="majorHAnsi"/>
-          <w:sz w:val="18"/>
-          <w:szCs w:val="18"/>
-        </w:rPr>
-        <w:lastRenderedPageBreak/>
-        <w:t>존을 함께 만족하는 최적 균형점이다.</w:t>
+        <w:shd w:val="clear" w:color="auto" w:fill="EDF7EE"/>
+        <w:spacing w:before="140" w:after="120"/>
+        <w:rPr>
+          <w:rFonts w:asciiTheme="majorHAnsi" w:eastAsiaTheme="majorHAnsi" w:hAnsiTheme="majorHAnsi"/>
+          <w:sz w:val="18"/>
+          <w:szCs w:val="18"/>
+        </w:rPr>
+      </w:pPr>
+      <w:r>
+        <w:rPr>
+          <w:rFonts w:asciiTheme="majorHAnsi" w:eastAsiaTheme="majorHAnsi" w:hAnsiTheme="majorHAnsi"/>
+          <w:b/>
+          <w:sz w:val="18"/>
+          <w:szCs w:val="18"/>
+        </w:rPr>
+        <w:t xml:space="preserve">시사점. </w:t>
+      </w:r>
+      <w:r>
+        <w:rPr>
+          <w:rFonts w:asciiTheme="majorHAnsi" w:eastAsiaTheme="majorHAnsi" w:hAnsiTheme="majorHAnsi"/>
+          <w:sz w:val="18"/>
+          <w:szCs w:val="18"/>
+        </w:rPr>
+        <w:t xml:space="preserve">성능을 올리는 올바른 순서는 </w:t>
+      </w:r>
+      <w:r>
+        <w:rPr>
+          <w:rFonts w:asciiTheme="majorHAnsi" w:eastAsiaTheme="majorHAnsi" w:hAnsiTheme="majorHAnsi"/>
+          <w:b/>
+          <w:sz w:val="18"/>
+          <w:szCs w:val="18"/>
+        </w:rPr>
+        <w:t>① 작은 %(0.1~0.2%) 유지</w:t>
+      </w:r>
+      <w:r>
+        <w:rPr>
+          <w:rFonts w:asciiTheme="majorHAnsi" w:eastAsiaTheme="majorHAnsi" w:hAnsiTheme="majorHAnsi"/>
+          <w:sz w:val="18"/>
+          <w:szCs w:val="18"/>
+        </w:rPr>
+        <w:t xml:space="preserve">, </w:t>
+      </w:r>
+      <w:r>
+        <w:rPr>
+          <w:rFonts w:asciiTheme="majorHAnsi" w:eastAsiaTheme="majorHAnsi" w:hAnsiTheme="majorHAnsi"/>
+          <w:b/>
+          <w:sz w:val="18"/>
+          <w:szCs w:val="18"/>
+        </w:rPr>
+        <w:t>② 모델·데이터·학습량 ↑</w:t>
+      </w:r>
+      <w:r>
+        <w:rPr>
+          <w:rFonts w:asciiTheme="majorHAnsi" w:eastAsiaTheme="majorHAnsi" w:hAnsiTheme="majorHAnsi"/>
+          <w:sz w:val="18"/>
+          <w:szCs w:val="18"/>
+        </w:rPr>
+        <w:t xml:space="preserve">, </w:t>
+      </w:r>
+      <w:r>
+        <w:rPr>
+          <w:rFonts w:asciiTheme="majorHAnsi" w:eastAsiaTheme="majorHAnsi" w:hAnsiTheme="majorHAnsi"/>
+          <w:b/>
+          <w:sz w:val="18"/>
+          <w:szCs w:val="18"/>
+        </w:rPr>
+        <w:t>③ 과적합 신호가 보이면 dropout/weight decay로 정규화</w:t>
+      </w:r>
+      <w:r>
+        <w:rPr>
+          <w:rFonts w:asciiTheme="majorHAnsi" w:eastAsiaTheme="majorHAnsi" w:hAnsiTheme="majorHAnsi"/>
+          <w:sz w:val="18"/>
+          <w:szCs w:val="18"/>
+        </w:rPr>
+        <w:t xml:space="preserve">, </w:t>
+      </w:r>
+      <w:r>
+        <w:rPr>
+          <w:rFonts w:asciiTheme="majorHAnsi" w:eastAsiaTheme="majorHAnsi" w:hAnsiTheme="majorHAnsi"/>
+          <w:b/>
+          <w:sz w:val="18"/>
+          <w:szCs w:val="18"/>
+        </w:rPr>
+        <w:t>④ 그래도 부족하면 rank·모듈을 조금씩 키우되 전이 지표를 함께 감시</w:t>
+      </w:r>
+      <w:r>
+        <w:rPr>
+          <w:rFonts w:asciiTheme="majorHAnsi" w:eastAsiaTheme="majorHAnsi" w:hAnsiTheme="majorHAnsi"/>
+          <w:sz w:val="18"/>
+          <w:szCs w:val="18"/>
+        </w:rPr>
+        <w:t>하는 것이다. 본 보고서의 재현은 0.5B 규모라 절대값 표본오차가 크므로, 결정적 곡선은 1.5B full-scale에서 확정한다.</w:t>
       </w:r>
     </w:p>
     <w:p>
       <w:pPr>
-        <w:shd w:val="clear" w:color="auto" w:fill="EDF7EE"/>
-        <w:spacing w:before="140" w:after="120"/>
-        <w:rPr>
-          <w:rFonts w:asciiTheme="majorHAnsi" w:eastAsiaTheme="majorHAnsi" w:hAnsiTheme="majorHAnsi"/>
-          <w:sz w:val="18"/>
-          <w:szCs w:val="18"/>
-        </w:rPr>
-      </w:pPr>
-      <w:r>
-        <w:rPr>
-          <w:rFonts w:asciiTheme="majorHAnsi" w:eastAsiaTheme="majorHAnsi" w:hAnsiTheme="majorHAnsi"/>
-          <w:b/>
-          <w:sz w:val="18"/>
-          <w:szCs w:val="18"/>
-        </w:rPr>
-        <w:t xml:space="preserve">시사점. </w:t>
-      </w:r>
-      <w:r>
-        <w:rPr>
-          <w:rFonts w:asciiTheme="majorHAnsi" w:eastAsiaTheme="majorHAnsi" w:hAnsiTheme="majorHAnsi"/>
-          <w:sz w:val="18"/>
-          <w:szCs w:val="18"/>
-        </w:rPr>
-        <w:t xml:space="preserve">성능을 올리는 올바른 순서는 </w:t>
-      </w:r>
-      <w:r>
-        <w:rPr>
-          <w:rFonts w:asciiTheme="majorHAnsi" w:eastAsiaTheme="majorHAnsi" w:hAnsiTheme="majorHAnsi"/>
-          <w:b/>
-          <w:sz w:val="18"/>
-          <w:szCs w:val="18"/>
-        </w:rPr>
-        <w:t>① 작은 %(0.1~0.2%) 유지</w:t>
-      </w:r>
-      <w:r>
-        <w:rPr>
-          <w:rFonts w:asciiTheme="majorHAnsi" w:eastAsiaTheme="majorHAnsi" w:hAnsiTheme="majorHAnsi"/>
-          <w:sz w:val="18"/>
-          <w:szCs w:val="18"/>
-        </w:rPr>
-        <w:t xml:space="preserve">, </w:t>
-      </w:r>
-      <w:r>
-        <w:rPr>
-          <w:rFonts w:asciiTheme="majorHAnsi" w:eastAsiaTheme="majorHAnsi" w:hAnsiTheme="majorHAnsi"/>
-          <w:b/>
-          <w:sz w:val="18"/>
-          <w:szCs w:val="18"/>
-        </w:rPr>
-        <w:t>② 모델·데이터·학습량 ↑</w:t>
-      </w:r>
-      <w:r>
-        <w:rPr>
-          <w:rFonts w:asciiTheme="majorHAnsi" w:eastAsiaTheme="majorHAnsi" w:hAnsiTheme="majorHAnsi"/>
-          <w:sz w:val="18"/>
-          <w:szCs w:val="18"/>
-        </w:rPr>
-        <w:t xml:space="preserve">, </w:t>
-      </w:r>
-      <w:r>
-        <w:rPr>
-          <w:rFonts w:asciiTheme="majorHAnsi" w:eastAsiaTheme="majorHAnsi" w:hAnsiTheme="majorHAnsi"/>
-          <w:b/>
-          <w:sz w:val="18"/>
-          <w:szCs w:val="18"/>
-        </w:rPr>
-        <w:t>③ 과적합 신호가 보이면 dropout/weight decay로 정규화</w:t>
-      </w:r>
-      <w:r>
-        <w:rPr>
-          <w:rFonts w:asciiTheme="majorHAnsi" w:eastAsiaTheme="majorHAnsi" w:hAnsiTheme="majorHAnsi"/>
-          <w:sz w:val="18"/>
-          <w:szCs w:val="18"/>
-        </w:rPr>
-        <w:t xml:space="preserve">, </w:t>
-      </w:r>
-      <w:r>
-        <w:rPr>
-          <w:rFonts w:asciiTheme="majorHAnsi" w:eastAsiaTheme="majorHAnsi" w:hAnsiTheme="majorHAnsi"/>
-          <w:b/>
-          <w:sz w:val="18"/>
-          <w:szCs w:val="18"/>
-        </w:rPr>
-        <w:t>④ 그래도 부족하면 rank·모듈을 조금씩 키우되 전이 지표를 함께 감시</w:t>
-      </w:r>
-      <w:r>
-        <w:rPr>
-          <w:rFonts w:asciiTheme="majorHAnsi" w:eastAsiaTheme="majorHAnsi" w:hAnsiTheme="majorHAnsi"/>
-          <w:sz w:val="18"/>
-          <w:szCs w:val="18"/>
-        </w:rPr>
-        <w:t>하는 것이다. 본 보고서의 재현은 0.5B 규모라 절대값 표본오차가 크므로, 결정적 곡선은 1.5B full-scale에서 확정한다.</w:t>
+        <w:pStyle w:val="1"/>
+        <w:rPr>
+          <w:sz w:val="28"/>
+          <w:szCs w:val="28"/>
+        </w:rPr>
+      </w:pPr>
+      <w:r>
+        <w:rPr>
+          <w:sz w:val="28"/>
+          <w:szCs w:val="28"/>
+        </w:rPr>
+        <w:t>8. Discussion</w:t>
       </w:r>
     </w:p>
     <w:p>
       <w:pPr>
-        <w:pStyle w:val="1"/>
-      </w:pPr>
-      <w:r>
-        <w:t>8. Discussion</w:t>
-      </w:r>
-    </w:p>
-    <w:p>
-      <w:pPr>
         <w:pStyle w:val="2"/>
-      </w:pPr>
-      <w:r>
+        <w:rPr>
+          <w:rFonts w:asciiTheme="majorHAnsi" w:eastAsiaTheme="majorHAnsi" w:hAnsiTheme="majorHAnsi"/>
+          <w:sz w:val="22"/>
+          <w:szCs w:val="22"/>
+        </w:rPr>
+      </w:pPr>
+      <w:r>
+        <w:rPr>
+          <w:rFonts w:asciiTheme="majorHAnsi" w:eastAsiaTheme="majorHAnsi" w:hAnsiTheme="majorHAnsi"/>
+          <w:sz w:val="22"/>
+          <w:szCs w:val="22"/>
+        </w:rPr>
         <w:t>8.1 한계점</w:t>
       </w:r>
     </w:p>
@@ -14125,10 +14148,20 @@
           <w:rFonts w:asciiTheme="majorHAnsi" w:eastAsiaTheme="majorHAnsi" w:hAnsiTheme="majorHAnsi"/>
           <w:b/>
           <w:bCs/>
-          <w:sz w:val="20"/>
-          <w:szCs w:val="20"/>
-        </w:rPr>
-        <w:t>실험 스케일 및 표본 오차:</w:t>
+          <w:sz w:val="19"/>
+          <w:szCs w:val="19"/>
+        </w:rPr>
+        <w:t>실험 스케일 및 표본 오차</w:t>
+      </w:r>
+      <w:r>
+        <w:rPr>
+          <w:rFonts w:asciiTheme="majorHAnsi" w:eastAsiaTheme="majorHAnsi" w:hAnsiTheme="majorHAnsi"/>
+          <w:b/>
+          <w:bCs/>
+          <w:sz w:val="20"/>
+          <w:szCs w:val="20"/>
+        </w:rPr>
+        <w:t>:</w:t>
       </w:r>
       <w:r>
         <w:rPr>
@@ -14206,10 +14239,20 @@
           <w:rFonts w:asciiTheme="majorHAnsi" w:eastAsiaTheme="majorHAnsi" w:hAnsiTheme="majorHAnsi"/>
           <w:b/>
           <w:bCs/>
-          <w:sz w:val="20"/>
-          <w:szCs w:val="20"/>
-        </w:rPr>
-        <w:t>하드웨어 의존적 측정 한계:</w:t>
+          <w:sz w:val="19"/>
+          <w:szCs w:val="19"/>
+        </w:rPr>
+        <w:t>하드웨어 의존적 측정 한계</w:t>
+      </w:r>
+      <w:r>
+        <w:rPr>
+          <w:rFonts w:asciiTheme="majorHAnsi" w:eastAsiaTheme="majorHAnsi" w:hAnsiTheme="majorHAnsi"/>
+          <w:b/>
+          <w:bCs/>
+          <w:sz w:val="20"/>
+          <w:szCs w:val="20"/>
+        </w:rPr>
+        <w:t>:</w:t>
       </w:r>
       <w:r>
         <w:rPr>
@@ -14382,8 +14425,18 @@
     <w:p>
       <w:pPr>
         <w:pStyle w:val="2"/>
-      </w:pPr>
-      <w:r>
+        <w:rPr>
+          <w:rFonts w:asciiTheme="majorHAnsi" w:eastAsiaTheme="majorHAnsi" w:hAnsiTheme="majorHAnsi"/>
+          <w:sz w:val="23"/>
+          <w:szCs w:val="23"/>
+        </w:rPr>
+      </w:pPr>
+      <w:r>
+        <w:rPr>
+          <w:rFonts w:asciiTheme="majorHAnsi" w:eastAsiaTheme="majorHAnsi" w:hAnsiTheme="majorHAnsi"/>
+          <w:sz w:val="23"/>
+          <w:szCs w:val="23"/>
+        </w:rPr>
         <w:t>8.2 개선 가능성</w:t>
       </w:r>
     </w:p>
@@ -14397,23 +14450,23 @@
         <w:spacing w:before="60" w:after="60"/>
         <w:rPr>
           <w:rFonts w:asciiTheme="majorHAnsi" w:eastAsiaTheme="majorHAnsi" w:hAnsiTheme="majorHAnsi"/>
-          <w:sz w:val="20"/>
-          <w:szCs w:val="20"/>
-        </w:rPr>
-      </w:pPr>
-      <w:r>
-        <w:rPr>
-          <w:rFonts w:asciiTheme="majorHAnsi" w:eastAsiaTheme="majorHAnsi" w:hAnsiTheme="majorHAnsi"/>
-          <w:sz w:val="20"/>
-          <w:szCs w:val="20"/>
+          <w:sz w:val="19"/>
+          <w:szCs w:val="19"/>
+        </w:rPr>
+      </w:pPr>
+      <w:r>
+        <w:rPr>
+          <w:rFonts w:asciiTheme="majorHAnsi" w:eastAsiaTheme="majorHAnsi" w:hAnsiTheme="majorHAnsi"/>
+          <w:sz w:val="19"/>
+          <w:szCs w:val="19"/>
         </w:rPr>
         <w:t>현재 개별적으로 수행되는 Forward Pass 평가 연산(Loglikelihood)을 배치화(Batching)하도록 코드를 개선하면, 전체 실험 소요 시간을 수배 이상 단축할 수 있</w:t>
       </w:r>
       <w:r>
         <w:rPr>
           <w:rFonts w:asciiTheme="majorHAnsi" w:eastAsiaTheme="majorHAnsi" w:hAnsiTheme="majorHAnsi" w:hint="eastAsia"/>
-          <w:sz w:val="20"/>
-          <w:szCs w:val="20"/>
+          <w:sz w:val="19"/>
+          <w:szCs w:val="19"/>
         </w:rPr>
         <w:t>다.</w:t>
       </w:r>
@@ -14428,15 +14481,15 @@
         <w:spacing w:before="60" w:after="60"/>
         <w:rPr>
           <w:rFonts w:asciiTheme="majorHAnsi" w:eastAsiaTheme="majorHAnsi" w:hAnsiTheme="majorHAnsi"/>
-          <w:sz w:val="20"/>
-          <w:szCs w:val="20"/>
-        </w:rPr>
-      </w:pPr>
-      <w:r>
-        <w:rPr>
-          <w:rFonts w:asciiTheme="majorHAnsi" w:eastAsiaTheme="majorHAnsi" w:hAnsiTheme="majorHAnsi"/>
-          <w:sz w:val="20"/>
-          <w:szCs w:val="20"/>
+          <w:sz w:val="19"/>
+          <w:szCs w:val="19"/>
+        </w:rPr>
+      </w:pPr>
+      <w:r>
+        <w:rPr>
+          <w:rFonts w:asciiTheme="majorHAnsi" w:eastAsiaTheme="majorHAnsi" w:hAnsiTheme="majorHAnsi"/>
+          <w:sz w:val="19"/>
+          <w:szCs w:val="19"/>
         </w:rPr>
         <w:t xml:space="preserve">Rank를 32 이상으로 확장하고 전체 데이터셋을 적용해 포화 구간 분석을 </w:t>
       </w:r>
@@ -14444,8 +14497,8 @@
       <w:r>
         <w:rPr>
           <w:rFonts w:asciiTheme="majorHAnsi" w:eastAsiaTheme="majorHAnsi" w:hAnsiTheme="majorHAnsi"/>
-          <w:sz w:val="20"/>
-          <w:szCs w:val="20"/>
+          <w:sz w:val="19"/>
+          <w:szCs w:val="19"/>
         </w:rPr>
         <w:t>정교화하며</w:t>
       </w:r>
@@ -14453,8 +14506,8 @@
       <w:r>
         <w:rPr>
           <w:rFonts w:asciiTheme="majorHAnsi" w:eastAsiaTheme="majorHAnsi" w:hAnsiTheme="majorHAnsi"/>
-          <w:sz w:val="20"/>
-          <w:szCs w:val="20"/>
+          <w:sz w:val="19"/>
+          <w:szCs w:val="19"/>
         </w:rPr>
         <w:t xml:space="preserve">, 다중 </w:t>
       </w:r>
@@ -14462,8 +14515,8 @@
       <w:r>
         <w:rPr>
           <w:rFonts w:asciiTheme="majorHAnsi" w:eastAsiaTheme="majorHAnsi" w:hAnsiTheme="majorHAnsi"/>
-          <w:sz w:val="20"/>
-          <w:szCs w:val="20"/>
+          <w:sz w:val="19"/>
+          <w:szCs w:val="19"/>
         </w:rPr>
         <w:t>시드</w:t>
       </w:r>
@@ -14471,24 +14524,24 @@
       <w:r>
         <w:rPr>
           <w:rFonts w:asciiTheme="majorHAnsi" w:eastAsiaTheme="majorHAnsi" w:hAnsiTheme="majorHAnsi"/>
-          <w:sz w:val="20"/>
-          <w:szCs w:val="20"/>
+          <w:sz w:val="19"/>
+          <w:szCs w:val="19"/>
         </w:rPr>
         <w:t>(Seed) 반복 훈련으로 결과의 95% 신뢰 구간을 산출할 수 있</w:t>
       </w:r>
       <w:r>
         <w:rPr>
           <w:rFonts w:asciiTheme="majorHAnsi" w:eastAsiaTheme="majorHAnsi" w:hAnsiTheme="majorHAnsi" w:hint="eastAsia"/>
-          <w:sz w:val="20"/>
-          <w:szCs w:val="20"/>
+          <w:sz w:val="19"/>
+          <w:szCs w:val="19"/>
         </w:rPr>
         <w:t>다</w:t>
       </w:r>
       <w:r>
         <w:rPr>
           <w:rFonts w:asciiTheme="majorHAnsi" w:eastAsiaTheme="majorHAnsi" w:hAnsiTheme="majorHAnsi"/>
-          <w:sz w:val="20"/>
-          <w:szCs w:val="20"/>
+          <w:sz w:val="19"/>
+          <w:szCs w:val="19"/>
         </w:rPr>
         <w:t>.</w:t>
       </w:r>
@@ -14496,8 +14549,19 @@
     <w:p>
       <w:pPr>
         <w:pStyle w:val="2"/>
-      </w:pPr>
-      <w:r>
+        <w:rPr>
+          <w:rFonts w:asciiTheme="majorHAnsi" w:eastAsiaTheme="majorHAnsi" w:hAnsiTheme="majorHAnsi"/>
+          <w:sz w:val="22"/>
+          <w:szCs w:val="22"/>
+        </w:rPr>
+      </w:pPr>
+      <w:r>
+        <w:rPr>
+          <w:rFonts w:asciiTheme="majorHAnsi" w:eastAsiaTheme="majorHAnsi" w:hAnsiTheme="majorHAnsi"/>
+          <w:sz w:val="22"/>
+          <w:szCs w:val="22"/>
+        </w:rPr>
+        <w:lastRenderedPageBreak/>
         <w:t>8.3 향후 연구 및 확장 방향</w:t>
       </w:r>
     </w:p>
@@ -14506,15 +14570,15 @@
         <w:spacing w:before="80" w:after="80"/>
         <w:rPr>
           <w:rFonts w:asciiTheme="majorHAnsi" w:eastAsiaTheme="majorHAnsi" w:hAnsiTheme="majorHAnsi"/>
-          <w:sz w:val="20"/>
-          <w:szCs w:val="20"/>
-        </w:rPr>
-      </w:pPr>
-      <w:r>
-        <w:rPr>
-          <w:rFonts w:asciiTheme="majorHAnsi" w:eastAsiaTheme="majorHAnsi" w:hAnsiTheme="majorHAnsi"/>
-          <w:sz w:val="20"/>
-          <w:szCs w:val="20"/>
+          <w:sz w:val="19"/>
+          <w:szCs w:val="19"/>
+        </w:rPr>
+      </w:pPr>
+      <w:r>
+        <w:rPr>
+          <w:rFonts w:asciiTheme="majorHAnsi" w:eastAsiaTheme="majorHAnsi" w:hAnsiTheme="majorHAnsi"/>
+          <w:sz w:val="19"/>
+          <w:szCs w:val="19"/>
         </w:rPr>
         <w:t xml:space="preserve">자체 구현한 </w:t>
       </w:r>
@@ -14522,8 +14586,8 @@
       <w:r>
         <w:rPr>
           <w:rFonts w:asciiTheme="majorHAnsi" w:eastAsiaTheme="majorHAnsi" w:hAnsiTheme="majorHAnsi"/>
-          <w:sz w:val="20"/>
-          <w:szCs w:val="20"/>
+          <w:sz w:val="19"/>
+          <w:szCs w:val="19"/>
         </w:rPr>
         <w:t>LoRA</w:t>
       </w:r>
@@ -14531,24 +14595,24 @@
       <w:r>
         <w:rPr>
           <w:rFonts w:asciiTheme="majorHAnsi" w:eastAsiaTheme="majorHAnsi" w:hAnsiTheme="majorHAnsi"/>
-          <w:sz w:val="20"/>
-          <w:szCs w:val="20"/>
+          <w:sz w:val="19"/>
+          <w:szCs w:val="19"/>
         </w:rPr>
         <w:t>는 외부 의존성이 없어 확장 연구에 용이</w:t>
       </w:r>
       <w:r>
         <w:rPr>
           <w:rFonts w:asciiTheme="majorHAnsi" w:eastAsiaTheme="majorHAnsi" w:hAnsiTheme="majorHAnsi" w:hint="eastAsia"/>
-          <w:sz w:val="20"/>
-          <w:szCs w:val="20"/>
+          <w:sz w:val="19"/>
+          <w:szCs w:val="19"/>
         </w:rPr>
         <w:t>하</w:t>
       </w:r>
       <w:r>
         <w:rPr>
           <w:rFonts w:asciiTheme="majorHAnsi" w:eastAsiaTheme="majorHAnsi" w:hAnsiTheme="majorHAnsi"/>
-          <w:sz w:val="20"/>
-          <w:szCs w:val="20"/>
+          <w:sz w:val="19"/>
+          <w:szCs w:val="19"/>
         </w:rPr>
         <w:t>다. 이를 바탕으로 향후 4-bit 양자화(</w:t>
       </w:r>
@@ -14556,8 +14620,8 @@
       <w:r>
         <w:rPr>
           <w:rFonts w:asciiTheme="majorHAnsi" w:eastAsiaTheme="majorHAnsi" w:hAnsiTheme="majorHAnsi"/>
-          <w:sz w:val="20"/>
-          <w:szCs w:val="20"/>
+          <w:sz w:val="19"/>
+          <w:szCs w:val="19"/>
         </w:rPr>
         <w:t>QLoRA</w:t>
       </w:r>
@@ -14565,8 +14629,8 @@
       <w:r>
         <w:rPr>
           <w:rFonts w:asciiTheme="majorHAnsi" w:eastAsiaTheme="majorHAnsi" w:hAnsiTheme="majorHAnsi"/>
-          <w:sz w:val="20"/>
-          <w:szCs w:val="20"/>
+          <w:sz w:val="19"/>
+          <w:szCs w:val="19"/>
         </w:rPr>
         <w:t>)</w:t>
       </w:r>
@@ -14574,8 +14638,8 @@
       <w:r>
         <w:rPr>
           <w:rFonts w:asciiTheme="majorHAnsi" w:eastAsiaTheme="majorHAnsi" w:hAnsiTheme="majorHAnsi"/>
-          <w:sz w:val="20"/>
-          <w:szCs w:val="20"/>
+          <w:sz w:val="19"/>
+          <w:szCs w:val="19"/>
         </w:rPr>
         <w:t>를</w:t>
       </w:r>
@@ -14583,8 +14647,8 @@
       <w:r>
         <w:rPr>
           <w:rFonts w:asciiTheme="majorHAnsi" w:eastAsiaTheme="majorHAnsi" w:hAnsiTheme="majorHAnsi"/>
-          <w:sz w:val="20"/>
-          <w:szCs w:val="20"/>
+          <w:sz w:val="19"/>
+          <w:szCs w:val="19"/>
         </w:rPr>
         <w:t xml:space="preserve"> 통한 거대 모델 학습 환경 구축, 최신 기법(</w:t>
       </w:r>
@@ -14592,8 +14656,8 @@
       <w:r>
         <w:rPr>
           <w:rFonts w:asciiTheme="majorHAnsi" w:eastAsiaTheme="majorHAnsi" w:hAnsiTheme="majorHAnsi"/>
-          <w:sz w:val="20"/>
-          <w:szCs w:val="20"/>
+          <w:sz w:val="19"/>
+          <w:szCs w:val="19"/>
         </w:rPr>
         <w:t>DoRA</w:t>
       </w:r>
@@ -14601,8 +14665,8 @@
       <w:r>
         <w:rPr>
           <w:rFonts w:asciiTheme="majorHAnsi" w:eastAsiaTheme="majorHAnsi" w:hAnsiTheme="majorHAnsi"/>
-          <w:sz w:val="20"/>
-          <w:szCs w:val="20"/>
+          <w:sz w:val="19"/>
+          <w:szCs w:val="19"/>
         </w:rPr>
         <w:t xml:space="preserve">, </w:t>
       </w:r>
@@ -14610,8 +14674,8 @@
       <w:r>
         <w:rPr>
           <w:rFonts w:asciiTheme="majorHAnsi" w:eastAsiaTheme="majorHAnsi" w:hAnsiTheme="majorHAnsi"/>
-          <w:sz w:val="20"/>
-          <w:szCs w:val="20"/>
+          <w:sz w:val="19"/>
+          <w:szCs w:val="19"/>
         </w:rPr>
         <w:t>AdaLoRA</w:t>
       </w:r>
@@ -14619,8 +14683,8 @@
       <w:r>
         <w:rPr>
           <w:rFonts w:asciiTheme="majorHAnsi" w:eastAsiaTheme="majorHAnsi" w:hAnsiTheme="majorHAnsi"/>
-          <w:sz w:val="20"/>
-          <w:szCs w:val="20"/>
+          <w:sz w:val="19"/>
+          <w:szCs w:val="19"/>
         </w:rPr>
         <w:t>)과의 성능 비교, 그리고 다분야 가중치를 융합하는 Multi-</w:t>
       </w:r>
@@ -14628,8 +14692,8 @@
       <w:r>
         <w:rPr>
           <w:rFonts w:asciiTheme="majorHAnsi" w:eastAsiaTheme="majorHAnsi" w:hAnsiTheme="majorHAnsi"/>
-          <w:sz w:val="20"/>
-          <w:szCs w:val="20"/>
+          <w:sz w:val="19"/>
+          <w:szCs w:val="19"/>
         </w:rPr>
         <w:t>LoRA</w:t>
       </w:r>
@@ -14637,8 +14701,8 @@
       <w:r>
         <w:rPr>
           <w:rFonts w:asciiTheme="majorHAnsi" w:eastAsiaTheme="majorHAnsi" w:hAnsiTheme="majorHAnsi"/>
-          <w:sz w:val="20"/>
-          <w:szCs w:val="20"/>
+          <w:sz w:val="19"/>
+          <w:szCs w:val="19"/>
         </w:rPr>
         <w:t xml:space="preserve"> 앙상블을 적용해 단일 소형 모델을 </w:t>
       </w:r>
@@ -14646,8 +14710,8 @@
       <w:r>
         <w:rPr>
           <w:rFonts w:asciiTheme="majorHAnsi" w:eastAsiaTheme="majorHAnsi" w:hAnsiTheme="majorHAnsi"/>
-          <w:sz w:val="20"/>
-          <w:szCs w:val="20"/>
+          <w:sz w:val="19"/>
+          <w:szCs w:val="19"/>
         </w:rPr>
         <w:t>고도화할</w:t>
       </w:r>
@@ -14655,24 +14719,24 @@
       <w:r>
         <w:rPr>
           <w:rFonts w:asciiTheme="majorHAnsi" w:eastAsiaTheme="majorHAnsi" w:hAnsiTheme="majorHAnsi"/>
-          <w:sz w:val="20"/>
-          <w:szCs w:val="20"/>
+          <w:sz w:val="19"/>
+          <w:szCs w:val="19"/>
         </w:rPr>
         <w:t xml:space="preserve"> 계획</w:t>
       </w:r>
       <w:r>
         <w:rPr>
           <w:rFonts w:asciiTheme="majorHAnsi" w:eastAsiaTheme="majorHAnsi" w:hAnsiTheme="majorHAnsi" w:hint="eastAsia"/>
-          <w:sz w:val="20"/>
-          <w:szCs w:val="20"/>
+          <w:sz w:val="19"/>
+          <w:szCs w:val="19"/>
         </w:rPr>
         <w:t>이다</w:t>
       </w:r>
       <w:r>
         <w:rPr>
           <w:rFonts w:asciiTheme="majorHAnsi" w:eastAsiaTheme="majorHAnsi" w:hAnsiTheme="majorHAnsi"/>
-          <w:sz w:val="20"/>
-          <w:szCs w:val="20"/>
+          <w:sz w:val="19"/>
+          <w:szCs w:val="19"/>
         </w:rPr>
         <w:t>.</w:t>
       </w:r>
@@ -14680,8 +14744,16 @@
     <w:p>
       <w:pPr>
         <w:pStyle w:val="1"/>
-      </w:pPr>
-      <w:r>
+        <w:rPr>
+          <w:sz w:val="28"/>
+          <w:szCs w:val="28"/>
+        </w:rPr>
+      </w:pPr>
+      <w:r>
+        <w:rPr>
+          <w:sz w:val="28"/>
+          <w:szCs w:val="28"/>
+        </w:rPr>
         <w:t>9. Conclusion</w:t>
       </w:r>
     </w:p>
@@ -14690,15 +14762,15 @@
         <w:spacing w:before="80" w:after="80"/>
         <w:rPr>
           <w:rFonts w:asciiTheme="majorHAnsi" w:eastAsiaTheme="majorHAnsi" w:hAnsiTheme="majorHAnsi"/>
-          <w:sz w:val="20"/>
-          <w:szCs w:val="20"/>
-        </w:rPr>
-      </w:pPr>
-      <w:r>
-        <w:rPr>
-          <w:rFonts w:asciiTheme="majorHAnsi" w:eastAsiaTheme="majorHAnsi" w:hAnsiTheme="majorHAnsi"/>
-          <w:sz w:val="20"/>
-          <w:szCs w:val="20"/>
+          <w:sz w:val="19"/>
+          <w:szCs w:val="19"/>
+        </w:rPr>
+      </w:pPr>
+      <w:r>
+        <w:rPr>
+          <w:rFonts w:asciiTheme="majorHAnsi" w:eastAsiaTheme="majorHAnsi" w:hAnsiTheme="majorHAnsi"/>
+          <w:sz w:val="19"/>
+          <w:szCs w:val="19"/>
         </w:rPr>
         <w:t xml:space="preserve">본 연구는 기성 라이브러리에 의존하지 않고 </w:t>
       </w:r>
@@ -14706,8 +14778,8 @@
       <w:r>
         <w:rPr>
           <w:rFonts w:asciiTheme="majorHAnsi" w:eastAsiaTheme="majorHAnsi" w:hAnsiTheme="majorHAnsi"/>
-          <w:sz w:val="20"/>
-          <w:szCs w:val="20"/>
+          <w:sz w:val="19"/>
+          <w:szCs w:val="19"/>
         </w:rPr>
         <w:t>LoRA</w:t>
       </w:r>
@@ -14715,24 +14787,24 @@
       <w:r>
         <w:rPr>
           <w:rFonts w:asciiTheme="majorHAnsi" w:eastAsiaTheme="majorHAnsi" w:hAnsiTheme="majorHAnsi"/>
-          <w:sz w:val="20"/>
-          <w:szCs w:val="20"/>
+          <w:sz w:val="19"/>
+          <w:szCs w:val="19"/>
         </w:rPr>
         <w:t xml:space="preserve"> 아키텍처를 직접 구현(From-scratch)하여 소형 언어 모델을 의료 도메인에 성공적으로 적응시켰으며, 주요 설계 축(Rank, Target Module, Scaling, Method)에 대한 Ablation Study를 통해 유의미한 결론을 도출</w:t>
       </w:r>
       <w:r>
         <w:rPr>
           <w:rFonts w:asciiTheme="majorHAnsi" w:eastAsiaTheme="majorHAnsi" w:hAnsiTheme="majorHAnsi" w:hint="eastAsia"/>
-          <w:sz w:val="20"/>
-          <w:szCs w:val="20"/>
+          <w:sz w:val="19"/>
+          <w:szCs w:val="19"/>
         </w:rPr>
         <w:t>했</w:t>
       </w:r>
       <w:r>
         <w:rPr>
           <w:rFonts w:asciiTheme="majorHAnsi" w:eastAsiaTheme="majorHAnsi" w:hAnsiTheme="majorHAnsi"/>
-          <w:sz w:val="20"/>
-          <w:szCs w:val="20"/>
+          <w:sz w:val="19"/>
+          <w:szCs w:val="19"/>
         </w:rPr>
         <w:t xml:space="preserve">다. 우선, 소규모 데이터 환경에서 전체 가중치를 학습(Full FT)할 경우 모델의 내부 지식이 붕괴되는 재앙적 망각(Catastrophic Forgetting) 현상이 발생한 반면, </w:t>
       </w:r>
@@ -14740,8 +14812,8 @@
       <w:r>
         <w:rPr>
           <w:rFonts w:asciiTheme="majorHAnsi" w:eastAsiaTheme="majorHAnsi" w:hAnsiTheme="majorHAnsi"/>
-          <w:sz w:val="20"/>
-          <w:szCs w:val="20"/>
+          <w:sz w:val="19"/>
+          <w:szCs w:val="19"/>
         </w:rPr>
         <w:t>LoRA</w:t>
       </w:r>
@@ -14749,24 +14821,24 @@
       <w:r>
         <w:rPr>
           <w:rFonts w:asciiTheme="majorHAnsi" w:eastAsiaTheme="majorHAnsi" w:hAnsiTheme="majorHAnsi"/>
-          <w:sz w:val="20"/>
-          <w:szCs w:val="20"/>
+          <w:sz w:val="19"/>
+          <w:szCs w:val="19"/>
         </w:rPr>
         <w:t xml:space="preserve"> 기법은 전체 파라미터의 0.1% 대역만을 업데이트하면서도 사전 학습 모델의 일반 지식을 훼손 없이 보존하며 타겟 도메인에 안정적으로 적응함을 확인</w:t>
       </w:r>
       <w:r>
         <w:rPr>
           <w:rFonts w:asciiTheme="majorHAnsi" w:eastAsiaTheme="majorHAnsi" w:hAnsiTheme="majorHAnsi" w:hint="eastAsia"/>
-          <w:sz w:val="20"/>
-          <w:szCs w:val="20"/>
+          <w:sz w:val="19"/>
+          <w:szCs w:val="19"/>
         </w:rPr>
         <w:t>했</w:t>
       </w:r>
       <w:r>
         <w:rPr>
           <w:rFonts w:asciiTheme="majorHAnsi" w:eastAsiaTheme="majorHAnsi" w:hAnsiTheme="majorHAnsi"/>
-          <w:sz w:val="20"/>
-          <w:szCs w:val="20"/>
+          <w:sz w:val="19"/>
+          <w:szCs w:val="19"/>
         </w:rPr>
         <w:t xml:space="preserve">다. 또한, 타겟 모듈 선정 측면에서는 </w:t>
       </w:r>
@@ -14774,8 +14846,8 @@
       <w:r>
         <w:rPr>
           <w:rFonts w:asciiTheme="majorHAnsi" w:eastAsiaTheme="majorHAnsi" w:hAnsiTheme="majorHAnsi"/>
-          <w:sz w:val="20"/>
-          <w:szCs w:val="20"/>
+          <w:sz w:val="19"/>
+          <w:szCs w:val="19"/>
         </w:rPr>
         <w:t>어텐션</w:t>
       </w:r>
@@ -14783,8 +14855,8 @@
       <w:r>
         <w:rPr>
           <w:rFonts w:asciiTheme="majorHAnsi" w:eastAsiaTheme="majorHAnsi" w:hAnsiTheme="majorHAnsi"/>
-          <w:sz w:val="20"/>
-          <w:szCs w:val="20"/>
+          <w:sz w:val="19"/>
+          <w:szCs w:val="19"/>
         </w:rPr>
         <w:t xml:space="preserve"> 모듈의 {q, v} 조합에만 </w:t>
       </w:r>
@@ -14792,8 +14864,8 @@
       <w:r>
         <w:rPr>
           <w:rFonts w:asciiTheme="majorHAnsi" w:eastAsiaTheme="majorHAnsi" w:hAnsiTheme="majorHAnsi"/>
-          <w:sz w:val="20"/>
-          <w:szCs w:val="20"/>
+          <w:sz w:val="19"/>
+          <w:szCs w:val="19"/>
         </w:rPr>
         <w:t>LoRA</w:t>
       </w:r>
@@ -14801,42 +14873,33 @@
       <w:r>
         <w:rPr>
           <w:rFonts w:asciiTheme="majorHAnsi" w:eastAsiaTheme="majorHAnsi" w:hAnsiTheme="majorHAnsi"/>
-          <w:sz w:val="20"/>
-          <w:szCs w:val="20"/>
+          <w:sz w:val="19"/>
+          <w:szCs w:val="19"/>
         </w:rPr>
         <w:t>를 부착하는 것이 파라미터당 학습 효율과 전이 학습(Transfer) 안정성을 동시에 달성하는 최적의 균형점(Balance point)임을 입증</w:t>
       </w:r>
       <w:r>
         <w:rPr>
           <w:rFonts w:asciiTheme="majorHAnsi" w:eastAsiaTheme="majorHAnsi" w:hAnsiTheme="majorHAnsi" w:hint="eastAsia"/>
-          <w:sz w:val="20"/>
-          <w:szCs w:val="20"/>
+          <w:sz w:val="19"/>
+          <w:szCs w:val="19"/>
         </w:rPr>
         <w:t>했</w:t>
       </w:r>
       <w:r>
         <w:rPr>
           <w:rFonts w:asciiTheme="majorHAnsi" w:eastAsiaTheme="majorHAnsi" w:hAnsiTheme="majorHAnsi"/>
-          <w:sz w:val="20"/>
-          <w:szCs w:val="20"/>
-        </w:rPr>
-        <w:t xml:space="preserve">다. 실제로 업데이트 범위를 MLP 계층까지 확장했을 때 학습 도메인(In-domain)의 성능은 소폭 상승했으나, 처음 보는 </w:t>
-      </w:r>
-      <w:r>
-        <w:rPr>
-          <w:rFonts w:asciiTheme="majorHAnsi" w:eastAsiaTheme="majorHAnsi" w:hAnsiTheme="majorHAnsi"/>
-          <w:sz w:val="20"/>
-          <w:szCs w:val="20"/>
-        </w:rPr>
-        <w:lastRenderedPageBreak/>
-        <w:t xml:space="preserve">문제(전이 평가)에서는 오히려 </w:t>
+          <w:sz w:val="19"/>
+          <w:szCs w:val="19"/>
+        </w:rPr>
+        <w:t xml:space="preserve">다. 실제로 업데이트 범위를 MLP 계층까지 확장했을 때 학습 도메인(In-domain)의 성능은 소폭 상승했으나, 처음 보는 문제(전이 평가)에서는 오히려 </w:t>
       </w:r>
       <w:proofErr w:type="spellStart"/>
       <w:r>
         <w:rPr>
           <w:rFonts w:asciiTheme="majorHAnsi" w:eastAsiaTheme="majorHAnsi" w:hAnsiTheme="majorHAnsi"/>
-          <w:sz w:val="20"/>
-          <w:szCs w:val="20"/>
+          <w:sz w:val="19"/>
+          <w:szCs w:val="19"/>
         </w:rPr>
         <w:t>정답률이</w:t>
       </w:r>
@@ -14844,8 +14907,8 @@
       <w:r>
         <w:rPr>
           <w:rFonts w:asciiTheme="majorHAnsi" w:eastAsiaTheme="majorHAnsi" w:hAnsiTheme="majorHAnsi"/>
-          <w:sz w:val="20"/>
-          <w:szCs w:val="20"/>
+          <w:sz w:val="19"/>
+          <w:szCs w:val="19"/>
         </w:rPr>
         <w:t xml:space="preserve"> 하락하는 </w:t>
       </w:r>
@@ -14853,8 +14916,8 @@
       <w:r>
         <w:rPr>
           <w:rFonts w:asciiTheme="majorHAnsi" w:eastAsiaTheme="majorHAnsi" w:hAnsiTheme="majorHAnsi"/>
-          <w:sz w:val="20"/>
-          <w:szCs w:val="20"/>
+          <w:sz w:val="19"/>
+          <w:szCs w:val="19"/>
         </w:rPr>
         <w:t>과적합</w:t>
       </w:r>
@@ -14862,8 +14925,8 @@
       <w:r>
         <w:rPr>
           <w:rFonts w:asciiTheme="majorHAnsi" w:eastAsiaTheme="majorHAnsi" w:hAnsiTheme="majorHAnsi"/>
-          <w:sz w:val="20"/>
-          <w:szCs w:val="20"/>
+          <w:sz w:val="19"/>
+          <w:szCs w:val="19"/>
         </w:rPr>
         <w:t xml:space="preserve">(Overfitting) 양상이 관찰되었다. </w:t>
       </w:r>
@@ -14873,15 +14936,15 @@
         <w:spacing w:before="80" w:after="80"/>
         <w:rPr>
           <w:rFonts w:asciiTheme="majorHAnsi" w:eastAsiaTheme="majorHAnsi" w:hAnsiTheme="majorHAnsi" w:hint="eastAsia"/>
-          <w:sz w:val="20"/>
-          <w:szCs w:val="20"/>
-        </w:rPr>
-      </w:pPr>
-      <w:r>
-        <w:rPr>
-          <w:rFonts w:asciiTheme="majorHAnsi" w:eastAsiaTheme="majorHAnsi" w:hAnsiTheme="majorHAnsi"/>
-          <w:sz w:val="20"/>
-          <w:szCs w:val="20"/>
+          <w:sz w:val="19"/>
+          <w:szCs w:val="19"/>
+        </w:rPr>
+      </w:pPr>
+      <w:r>
+        <w:rPr>
+          <w:rFonts w:asciiTheme="majorHAnsi" w:eastAsiaTheme="majorHAnsi" w:hAnsiTheme="majorHAnsi"/>
+          <w:sz w:val="19"/>
+          <w:szCs w:val="19"/>
         </w:rPr>
         <w:t xml:space="preserve">결론적으로, 파라미터 및 학습 시간으로 대표되는 효율 축에 있어 모델의 규모와 무관하게 </w:t>
       </w:r>
@@ -14889,8 +14952,8 @@
       <w:r>
         <w:rPr>
           <w:rFonts w:asciiTheme="majorHAnsi" w:eastAsiaTheme="majorHAnsi" w:hAnsiTheme="majorHAnsi"/>
-          <w:sz w:val="20"/>
-          <w:szCs w:val="20"/>
+          <w:sz w:val="19"/>
+          <w:szCs w:val="19"/>
         </w:rPr>
         <w:t>LoRA</w:t>
       </w:r>
@@ -14898,8 +14961,8 @@
       <w:r>
         <w:rPr>
           <w:rFonts w:asciiTheme="majorHAnsi" w:eastAsiaTheme="majorHAnsi" w:hAnsiTheme="majorHAnsi"/>
-          <w:sz w:val="20"/>
-          <w:szCs w:val="20"/>
+          <w:sz w:val="19"/>
+          <w:szCs w:val="19"/>
         </w:rPr>
         <w:t>의 구조적 우위를 확정적으로 검증할 수 있었다.</w:t>
       </w:r>
@@ -14907,8 +14970,16 @@
     <w:p>
       <w:pPr>
         <w:pStyle w:val="1"/>
-      </w:pPr>
-      <w:r>
+        <w:rPr>
+          <w:sz w:val="28"/>
+          <w:szCs w:val="28"/>
+        </w:rPr>
+      </w:pPr>
+      <w:r>
+        <w:rPr>
+          <w:sz w:val="28"/>
+          <w:szCs w:val="28"/>
+        </w:rPr>
         <w:t>10. References</w:t>
       </w:r>
     </w:p>
@@ -15128,7 +15199,7 @@
         </w:numPr>
         <w:spacing w:before="60" w:after="60"/>
         <w:rPr>
-          <w:rFonts w:asciiTheme="majorHAnsi" w:eastAsiaTheme="majorHAnsi" w:hAnsiTheme="majorHAnsi"/>
+          <w:rFonts w:asciiTheme="majorHAnsi" w:eastAsiaTheme="majorHAnsi" w:hAnsiTheme="majorHAnsi" w:hint="eastAsia"/>
           <w:sz w:val="18"/>
           <w:szCs w:val="18"/>
         </w:rPr>
